--- a/Aspirant1Sem/НИР/Результаты работы/Гусев В.Е. 2.3.5 результаты TRNG_2.docx
+++ b/Aspirant1Sem/НИР/Результаты работы/Гусев В.Е. 2.3.5 результаты TRNG_2.docx
@@ -329,7 +329,25 @@
           <w:sz w:val="28"/>
           <w:szCs w:val="28"/>
         </w:rPr>
-        <w:t>проверить, что программа воспроизводит базовую теорию из статей Латыпова–Столова;</w:t>
+        <w:t>проверить, что программа воспроизводит базовую теорию из статей Латыпова–</w:t>
+      </w:r>
+      <w:proofErr w:type="spellStart"/>
+      <w:r>
+        <w:rPr>
+          <w:rFonts w:ascii="Times New Roman" w:hAnsi="Times New Roman" w:cs="Times New Roman"/>
+          <w:sz w:val="28"/>
+          <w:szCs w:val="28"/>
+        </w:rPr>
+        <w:t>Столова</w:t>
+      </w:r>
+      <w:proofErr w:type="spellEnd"/>
+      <w:r>
+        <w:rPr>
+          <w:rFonts w:ascii="Times New Roman" w:hAnsi="Times New Roman" w:cs="Times New Roman"/>
+          <w:sz w:val="28"/>
+          <w:szCs w:val="28"/>
+        </w:rPr>
+        <w:t>;</w:t>
       </w:r>
     </w:p>
     <w:p>
@@ -458,8 +476,20 @@
           <w:sz w:val="28"/>
           <w:szCs w:val="28"/>
         </w:rPr>
-        <w:t xml:space="preserve"> из статьи Латыпова–Столова</w:t>
-      </w:r>
+        <w:t xml:space="preserve"> из статьи Латыпова–</w:t>
+      </w:r>
+      <w:proofErr w:type="spellStart"/>
+      <w:r>
+        <w:rPr>
+          <w:rFonts w:ascii="Times New Roman" w:hAnsi="Times New Roman" w:cs="Times New Roman"/>
+          <w:b/>
+          <w:bCs/>
+          <w:sz w:val="28"/>
+          <w:szCs w:val="28"/>
+        </w:rPr>
+        <w:t>Столова</w:t>
+      </w:r>
+      <w:proofErr w:type="spellEnd"/>
     </w:p>
     <w:p>
       <w:pPr>
@@ -478,7 +508,25 @@
           <w:sz w:val="28"/>
           <w:szCs w:val="28"/>
         </w:rPr>
-        <w:t>В работе Латыпова–Столова рассматривается генератор истинно случайных чисел (</w:t>
+        <w:t>В работе Латыпова–</w:t>
+      </w:r>
+      <w:proofErr w:type="spellStart"/>
+      <w:r>
+        <w:rPr>
+          <w:rFonts w:ascii="Times New Roman" w:hAnsi="Times New Roman" w:cs="Times New Roman"/>
+          <w:sz w:val="28"/>
+          <w:szCs w:val="28"/>
+        </w:rPr>
+        <w:t>Столова</w:t>
+      </w:r>
+      <w:proofErr w:type="spellEnd"/>
+      <w:r>
+        <w:rPr>
+          <w:rFonts w:ascii="Times New Roman" w:hAnsi="Times New Roman" w:cs="Times New Roman"/>
+          <w:sz w:val="28"/>
+          <w:szCs w:val="28"/>
+        </w:rPr>
+        <w:t xml:space="preserve"> рассматривается генератор истинно случайных чисел (</w:t>
       </w:r>
       <w:r>
         <w:rPr>
@@ -594,7 +642,25 @@
           <w:sz w:val="28"/>
           <w:szCs w:val="28"/>
         </w:rPr>
-        <w:t xml:space="preserve">В статье используется балансированная троичная логика. Каждый сигнал принимает одно из трёх значений: −1, 0 или 1. Один троичный символ, или трит, содержит </w:t>
+        <w:t xml:space="preserve">В статье используется балансированная троичная логика. Каждый сигнал принимает одно из трёх значений: −1, 0 или 1. Один троичный символ, или </w:t>
+      </w:r>
+      <w:proofErr w:type="spellStart"/>
+      <w:r>
+        <w:rPr>
+          <w:rFonts w:ascii="Times New Roman" w:hAnsi="Times New Roman" w:cs="Times New Roman"/>
+          <w:sz w:val="28"/>
+          <w:szCs w:val="28"/>
+        </w:rPr>
+        <w:t>трит</w:t>
+      </w:r>
+      <w:proofErr w:type="spellEnd"/>
+      <w:r>
+        <w:rPr>
+          <w:rFonts w:ascii="Times New Roman" w:hAnsi="Times New Roman" w:cs="Times New Roman"/>
+          <w:sz w:val="28"/>
+          <w:szCs w:val="28"/>
+        </w:rPr>
+        <w:t xml:space="preserve">, содержит </w:t>
       </w:r>
       <w:r>
         <w:rPr>
@@ -691,6 +757,7 @@
         </w:rPr>
         <w:t>(</w:t>
       </w:r>
+      <w:proofErr w:type="gramStart"/>
       <w:r>
         <w:rPr>
           <w:rFonts w:ascii="Times New Roman" w:hAnsi="Times New Roman" w:cs="Times New Roman"/>
@@ -717,6 +784,7 @@
         </w:rPr>
         <w:t>b</w:t>
       </w:r>
+      <w:proofErr w:type="gramEnd"/>
       <w:r>
         <w:rPr>
           <w:rFonts w:ascii="Times New Roman" w:hAnsi="Times New Roman" w:cs="Times New Roman"/>
@@ -934,7 +1002,48 @@
           <w:szCs w:val="28"/>
           <w:lang w:val="en-US"/>
         </w:rPr>
-        <w:t>(t)&gt;,   где s</w:t>
+        <w:t>(t)</w:t>
+      </w:r>
+      <w:proofErr w:type="gramStart"/>
+      <w:r>
+        <w:rPr>
+          <w:rFonts w:ascii="Times New Roman" w:hAnsi="Times New Roman" w:cs="Times New Roman"/>
+          <w:sz w:val="28"/>
+          <w:szCs w:val="28"/>
+          <w:lang w:val="en-US"/>
+        </w:rPr>
+        <w:t xml:space="preserve">&gt;,   </w:t>
+      </w:r>
+      <w:proofErr w:type="spellStart"/>
+      <w:proofErr w:type="gramEnd"/>
+      <w:r>
+        <w:rPr>
+          <w:rFonts w:ascii="Times New Roman" w:hAnsi="Times New Roman" w:cs="Times New Roman"/>
+          <w:sz w:val="28"/>
+          <w:szCs w:val="28"/>
+          <w:lang w:val="en-US"/>
+        </w:rPr>
+        <w:t>где</w:t>
+      </w:r>
+      <w:proofErr w:type="spellEnd"/>
+      <w:r>
+        <w:rPr>
+          <w:rFonts w:ascii="Times New Roman" w:hAnsi="Times New Roman" w:cs="Times New Roman"/>
+          <w:sz w:val="28"/>
+          <w:szCs w:val="28"/>
+          <w:lang w:val="en-US"/>
+        </w:rPr>
+        <w:t xml:space="preserve"> </w:t>
+      </w:r>
+      <w:proofErr w:type="spellStart"/>
+      <w:r>
+        <w:rPr>
+          <w:rFonts w:ascii="Times New Roman" w:hAnsi="Times New Roman" w:cs="Times New Roman"/>
+          <w:sz w:val="28"/>
+          <w:szCs w:val="28"/>
+          <w:lang w:val="en-US"/>
+        </w:rPr>
+        <w:t>s</w:t>
       </w:r>
       <w:r>
         <w:rPr>
@@ -946,6 +1055,7 @@
         </w:rPr>
         <w:t>k</w:t>
       </w:r>
+      <w:proofErr w:type="spellEnd"/>
       <w:r>
         <w:rPr>
           <w:rFonts w:ascii="Times New Roman" w:hAnsi="Times New Roman" w:cs="Times New Roman"/>
@@ -993,6 +1103,7 @@
         </w:rPr>
         <w:t xml:space="preserve">Здесь </w:t>
       </w:r>
+      <w:proofErr w:type="spellStart"/>
       <w:r>
         <w:rPr>
           <w:rFonts w:ascii="Times New Roman" w:hAnsi="Times New Roman" w:cs="Times New Roman"/>
@@ -1012,6 +1123,7 @@
         </w:rPr>
         <w:t>k</w:t>
       </w:r>
+      <w:proofErr w:type="spellEnd"/>
       <w:r>
         <w:rPr>
           <w:rFonts w:ascii="Times New Roman" w:hAnsi="Times New Roman" w:cs="Times New Roman"/>
@@ -1340,6 +1452,7 @@
           <w:szCs w:val="28"/>
         </w:rPr>
       </w:pPr>
+      <w:proofErr w:type="gramStart"/>
       <w:r>
         <w:rPr>
           <w:rFonts w:ascii="Times New Roman" w:hAnsi="Times New Roman" w:cs="Times New Roman"/>
@@ -1357,6 +1470,7 @@
         </w:rPr>
         <w:t>(</w:t>
       </w:r>
+      <w:proofErr w:type="gramEnd"/>
       <w:r>
         <w:rPr>
           <w:rFonts w:ascii="Times New Roman" w:hAnsi="Times New Roman" w:cs="Times New Roman"/>
@@ -1530,6 +1644,7 @@
         </w:rPr>
         <w:t>(</w:t>
       </w:r>
+      <w:proofErr w:type="gramStart"/>
       <w:r>
         <w:rPr>
           <w:rFonts w:ascii="Times New Roman" w:hAnsi="Times New Roman" w:cs="Times New Roman"/>
@@ -1556,6 +1671,7 @@
         </w:rPr>
         <w:t>b</w:t>
       </w:r>
+      <w:proofErr w:type="gramEnd"/>
       <w:r>
         <w:rPr>
           <w:rFonts w:ascii="Times New Roman" w:hAnsi="Times New Roman" w:cs="Times New Roman"/>
@@ -1596,7 +1712,25 @@
           <w:sz w:val="28"/>
           <w:szCs w:val="28"/>
         </w:rPr>
-        <w:t xml:space="preserve">. Если входы одинаковы, остаётся выбрать одно из двух других значений. В статье показано, что с точностью до переобозначения троичных символов достаточно рассматривать две функции: </w:t>
+        <w:t xml:space="preserve">. Если входы одинаковы, остаётся выбрать одно из двух других значений. В статье показано, что с точностью до </w:t>
+      </w:r>
+      <w:proofErr w:type="spellStart"/>
+      <w:r>
+        <w:rPr>
+          <w:rFonts w:ascii="Times New Roman" w:hAnsi="Times New Roman" w:cs="Times New Roman"/>
+          <w:sz w:val="28"/>
+          <w:szCs w:val="28"/>
+        </w:rPr>
+        <w:t>переобозначения</w:t>
+      </w:r>
+      <w:proofErr w:type="spellEnd"/>
+      <w:r>
+        <w:rPr>
+          <w:rFonts w:ascii="Times New Roman" w:hAnsi="Times New Roman" w:cs="Times New Roman"/>
+          <w:sz w:val="28"/>
+          <w:szCs w:val="28"/>
+        </w:rPr>
+        <w:t xml:space="preserve"> троичных символов достаточно рассматривать две функции: </w:t>
       </w:r>
       <w:r>
         <w:rPr>
@@ -2073,6 +2207,7 @@
         </w:rPr>
         <w:t xml:space="preserve">. Если </w:t>
       </w:r>
+      <w:proofErr w:type="spellStart"/>
       <w:r>
         <w:rPr>
           <w:rFonts w:ascii="Times New Roman" w:hAnsi="Times New Roman" w:cs="Times New Roman"/>
@@ -2082,6 +2217,7 @@
         </w:rPr>
         <w:t>Pn</w:t>
       </w:r>
+      <w:proofErr w:type="spellEnd"/>
       <w:r>
         <w:rPr>
           <w:rFonts w:ascii="Times New Roman" w:hAnsi="Times New Roman" w:cs="Times New Roman"/>
@@ -2153,6 +2289,7 @@
           <w:szCs w:val="28"/>
         </w:rPr>
       </w:pPr>
+      <w:proofErr w:type="spellStart"/>
       <w:r>
         <w:rPr>
           <w:rFonts w:ascii="Times New Roman" w:hAnsi="Times New Roman" w:cs="Times New Roman"/>
@@ -2162,6 +2299,7 @@
         </w:rPr>
         <w:t>dP</w:t>
       </w:r>
+      <w:proofErr w:type="spellEnd"/>
       <w:r>
         <w:rPr>
           <w:rFonts w:ascii="Times New Roman" w:hAnsi="Times New Roman" w:cs="Times New Roman"/>
@@ -2187,6 +2325,7 @@
         </w:rPr>
         <w:t xml:space="preserve"> = </w:t>
       </w:r>
+      <w:proofErr w:type="spellStart"/>
       <w:r>
         <w:rPr>
           <w:rFonts w:ascii="Times New Roman" w:hAnsi="Times New Roman" w:cs="Times New Roman"/>
@@ -2196,6 +2335,7 @@
         </w:rPr>
         <w:t>Matr</w:t>
       </w:r>
+      <w:proofErr w:type="spellEnd"/>
       <w:r>
         <w:rPr>
           <w:rFonts w:ascii="Times New Roman" w:hAnsi="Times New Roman" w:cs="Times New Roman"/>
@@ -2241,6 +2381,7 @@
         </w:rPr>
         <w:t xml:space="preserve">Матрица </w:t>
       </w:r>
+      <w:proofErr w:type="spellStart"/>
       <w:r>
         <w:rPr>
           <w:rFonts w:ascii="Times New Roman" w:hAnsi="Times New Roman" w:cs="Times New Roman"/>
@@ -2250,6 +2391,7 @@
         </w:rPr>
         <w:t>Matr</w:t>
       </w:r>
+      <w:proofErr w:type="spellEnd"/>
       <w:r>
         <w:rPr>
           <w:rFonts w:ascii="Times New Roman" w:hAnsi="Times New Roman" w:cs="Times New Roman"/>
@@ -2287,6 +2429,7 @@
           <w:szCs w:val="28"/>
         </w:rPr>
       </w:pPr>
+      <w:proofErr w:type="spellStart"/>
       <w:r>
         <w:rPr>
           <w:rFonts w:ascii="Times New Roman" w:hAnsi="Times New Roman" w:cs="Times New Roman"/>
@@ -2296,6 +2439,7 @@
         </w:rPr>
         <w:t>Matr</w:t>
       </w:r>
+      <w:proofErr w:type="spellEnd"/>
       <w:r>
         <w:rPr>
           <w:rFonts w:ascii="Times New Roman" w:hAnsi="Times New Roman" w:cs="Times New Roman"/>
@@ -2409,6 +2553,7 @@
         </w:rPr>
         <w:t xml:space="preserve"> — число элементов в кольце, а </w:t>
       </w:r>
+      <w:proofErr w:type="gramStart"/>
       <w:r>
         <w:rPr>
           <w:rFonts w:ascii="Times New Roman" w:hAnsi="Times New Roman" w:cs="Times New Roman"/>
@@ -2426,6 +2571,8 @@
         </w:rPr>
         <w:t>[</w:t>
       </w:r>
+      <w:proofErr w:type="spellStart"/>
+      <w:proofErr w:type="gramEnd"/>
       <w:r>
         <w:rPr>
           <w:rFonts w:ascii="Times New Roman" w:hAnsi="Times New Roman" w:cs="Times New Roman"/>
@@ -2435,6 +2582,7 @@
         </w:rPr>
         <w:t>i</w:t>
       </w:r>
+      <w:proofErr w:type="spellEnd"/>
       <w:r>
         <w:rPr>
           <w:rFonts w:ascii="Times New Roman" w:hAnsi="Times New Roman" w:cs="Times New Roman"/>
@@ -2485,6 +2633,7 @@
         </w:rPr>
         <w:t xml:space="preserve"> в состояние </w:t>
       </w:r>
+      <w:proofErr w:type="spellStart"/>
       <w:r>
         <w:rPr>
           <w:rFonts w:ascii="Times New Roman" w:hAnsi="Times New Roman" w:cs="Times New Roman"/>
@@ -2494,6 +2643,7 @@
         </w:rPr>
         <w:t>i</w:t>
       </w:r>
+      <w:proofErr w:type="spellEnd"/>
       <w:r>
         <w:rPr>
           <w:rFonts w:ascii="Times New Roman" w:hAnsi="Times New Roman" w:cs="Times New Roman"/>
@@ -2604,7 +2754,25 @@
           <w:sz w:val="28"/>
           <w:szCs w:val="28"/>
         </w:rPr>
-        <w:t>Для сопоставления с работой Латыпова–Столова состояния индексируются по формуле:</w:t>
+        <w:t>Для сопоставления с работой Латыпова–</w:t>
+      </w:r>
+      <w:proofErr w:type="spellStart"/>
+      <w:r>
+        <w:rPr>
+          <w:rFonts w:ascii="Times New Roman" w:hAnsi="Times New Roman" w:cs="Times New Roman"/>
+          <w:sz w:val="28"/>
+          <w:szCs w:val="28"/>
+        </w:rPr>
+        <w:t>Столова</w:t>
+      </w:r>
+      <w:proofErr w:type="spellEnd"/>
+      <w:r>
+        <w:rPr>
+          <w:rFonts w:ascii="Times New Roman" w:hAnsi="Times New Roman" w:cs="Times New Roman"/>
+          <w:sz w:val="28"/>
+          <w:szCs w:val="28"/>
+        </w:rPr>
+        <w:t xml:space="preserve"> состояния индексируются по формуле:</w:t>
       </w:r>
     </w:p>
     <w:p>
@@ -2626,7 +2794,27 @@
           <w:szCs w:val="28"/>
           <w:lang w:val="en-US"/>
         </w:rPr>
-        <w:t>Ind(S) = Σ 3^k · (sk + 1), k = 0,</w:t>
+        <w:t>Ind(S) = Σ 3^k · (</w:t>
+      </w:r>
+      <w:proofErr w:type="spellStart"/>
+      <w:r>
+        <w:rPr>
+          <w:rFonts w:ascii="Times New Roman" w:hAnsi="Times New Roman" w:cs="Times New Roman"/>
+          <w:sz w:val="28"/>
+          <w:szCs w:val="28"/>
+          <w:lang w:val="en-US"/>
+        </w:rPr>
+        <w:t>sk</w:t>
+      </w:r>
+      <w:proofErr w:type="spellEnd"/>
+      <w:r>
+        <w:rPr>
+          <w:rFonts w:ascii="Times New Roman" w:hAnsi="Times New Roman" w:cs="Times New Roman"/>
+          <w:sz w:val="28"/>
+          <w:szCs w:val="28"/>
+          <w:lang w:val="en-US"/>
+        </w:rPr>
+        <w:t xml:space="preserve"> + 1), k = 0,</w:t>
       </w:r>
       <w:r>
         <w:rPr>
@@ -2710,6 +2898,7 @@
         </w:rPr>
         <w:t>s</w:t>
       </w:r>
+      <w:proofErr w:type="gramStart"/>
       <w:r>
         <w:rPr>
           <w:rFonts w:ascii="Times New Roman" w:hAnsi="Times New Roman" w:cs="Times New Roman"/>
@@ -2727,6 +2916,7 @@
         </w:rPr>
         <w:t>s</w:t>
       </w:r>
+      <w:proofErr w:type="gramEnd"/>
       <w:r>
         <w:rPr>
           <w:rFonts w:ascii="Times New Roman" w:hAnsi="Times New Roman" w:cs="Times New Roman"/>
@@ -2911,6 +3101,7 @@
         </w:rPr>
         <w:t>̄</w:t>
       </w:r>
+      <w:proofErr w:type="spellStart"/>
       <w:r>
         <w:rPr>
           <w:rFonts w:ascii="Times New Roman" w:hAnsi="Times New Roman" w:cs="Times New Roman"/>
@@ -2920,6 +3111,7 @@
         </w:rPr>
         <w:t>i</w:t>
       </w:r>
+      <w:proofErr w:type="spellEnd"/>
       <w:r>
         <w:rPr>
           <w:rFonts w:ascii="Times New Roman" w:hAnsi="Times New Roman" w:cs="Times New Roman"/>
@@ -3177,6 +3369,7 @@
         </w:rPr>
         <w:t xml:space="preserve">, после перехода к матрице </w:t>
       </w:r>
+      <w:proofErr w:type="spellStart"/>
       <w:r>
         <w:rPr>
           <w:rFonts w:ascii="Times New Roman" w:hAnsi="Times New Roman" w:cs="Times New Roman"/>
@@ -3186,6 +3379,7 @@
         </w:rPr>
         <w:t>Matr</w:t>
       </w:r>
+      <w:proofErr w:type="spellEnd"/>
       <w:r>
         <w:rPr>
           <w:rFonts w:ascii="Times New Roman" w:hAnsi="Times New Roman" w:cs="Times New Roman"/>
@@ -3294,6 +3488,7 @@
         </w:rPr>
         <w:t xml:space="preserve"> </w:t>
       </w:r>
+      <w:proofErr w:type="gramStart"/>
       <w:r>
         <w:rPr>
           <w:rFonts w:ascii="Times New Roman" w:hAnsi="Times New Roman" w:cs="Times New Roman"/>
@@ -3318,6 +3513,7 @@
         </w:rPr>
         <w:t>0</w:t>
       </w:r>
+      <w:proofErr w:type="gramEnd"/>
       <w:r>
         <w:rPr>
           <w:rFonts w:ascii="Times New Roman" w:hAnsi="Times New Roman" w:cs="Times New Roman"/>
@@ -3425,7 +3621,6 @@
           <w:rFonts w:ascii="Times New Roman" w:hAnsi="Times New Roman" w:cs="Times New Roman"/>
           <w:sz w:val="28"/>
           <w:szCs w:val="28"/>
-          <w:lang w:val="en-US"/>
         </w:rPr>
       </w:pPr>
       <w:r>
@@ -3442,7 +3637,6 @@
           <w:rFonts w:ascii="Times New Roman" w:hAnsi="Times New Roman" w:cs="Times New Roman"/>
           <w:sz w:val="28"/>
           <w:szCs w:val="28"/>
-          <w:lang w:val="en-US"/>
         </w:rPr>
         <w:t xml:space="preserve"> = </w:t>
       </w:r>
@@ -3460,7 +3654,6 @@
           <w:rFonts w:ascii="Times New Roman" w:hAnsi="Times New Roman" w:cs="Times New Roman"/>
           <w:sz w:val="28"/>
           <w:szCs w:val="28"/>
-          <w:lang w:val="en-US"/>
         </w:rPr>
         <w:t xml:space="preserve"> |</w:t>
       </w:r>
@@ -3478,10 +3671,10 @@
           <w:rFonts w:ascii="Times New Roman" w:hAnsi="Times New Roman" w:cs="Times New Roman"/>
           <w:sz w:val="28"/>
           <w:szCs w:val="28"/>
-          <w:lang w:val="en-US"/>
         </w:rPr>
         <w:t xml:space="preserve"> − </w:t>
       </w:r>
+      <w:proofErr w:type="gramStart"/>
       <w:r>
         <w:rPr>
           <w:rFonts w:ascii="Times New Roman" w:hAnsi="Times New Roman" w:cs="Times New Roman"/>
@@ -3496,10 +3689,10 @@
           <w:rFonts w:ascii="Times New Roman" w:hAnsi="Times New Roman" w:cs="Times New Roman"/>
           <w:sz w:val="28"/>
           <w:szCs w:val="28"/>
-          <w:lang w:val="en-US"/>
         </w:rPr>
         <w:t>(</w:t>
       </w:r>
+      <w:proofErr w:type="gramEnd"/>
       <w:r>
         <w:rPr>
           <w:rFonts w:ascii="Times New Roman" w:hAnsi="Times New Roman" w:cs="Times New Roman"/>
@@ -3514,10 +3707,10 @@
           <w:rFonts w:ascii="Times New Roman" w:hAnsi="Times New Roman" w:cs="Times New Roman"/>
           <w:sz w:val="28"/>
           <w:szCs w:val="28"/>
-          <w:lang w:val="en-US"/>
         </w:rPr>
         <w:t xml:space="preserve"> · </w:t>
       </w:r>
+      <w:proofErr w:type="spellStart"/>
       <w:r>
         <w:rPr>
           <w:rFonts w:ascii="Times New Roman" w:hAnsi="Times New Roman" w:cs="Times New Roman"/>
@@ -3527,12 +3720,12 @@
         </w:rPr>
         <w:t>Matr</w:t>
       </w:r>
-      <w:r>
-        <w:rPr>
-          <w:rFonts w:ascii="Times New Roman" w:hAnsi="Times New Roman" w:cs="Times New Roman"/>
-          <w:sz w:val="28"/>
-          <w:szCs w:val="28"/>
-          <w:lang w:val="en-US"/>
+      <w:proofErr w:type="spellEnd"/>
+      <w:r>
+        <w:rPr>
+          <w:rFonts w:ascii="Times New Roman" w:hAnsi="Times New Roman" w:cs="Times New Roman"/>
+          <w:sz w:val="28"/>
+          <w:szCs w:val="28"/>
         </w:rPr>
         <w:t>)|.</w:t>
       </w:r>
@@ -3624,6 +3817,7 @@
         </w:rPr>
         <w:t>·</w:t>
       </w:r>
+      <w:proofErr w:type="spellStart"/>
       <w:r>
         <w:rPr>
           <w:rFonts w:ascii="Times New Roman" w:hAnsi="Times New Roman" w:cs="Times New Roman"/>
@@ -3633,6 +3827,7 @@
         </w:rPr>
         <w:t>Matr</w:t>
       </w:r>
+      <w:proofErr w:type="spellEnd"/>
       <w:r>
         <w:rPr>
           <w:rFonts w:ascii="Times New Roman" w:hAnsi="Times New Roman" w:cs="Times New Roman"/>
@@ -3970,6 +4165,7 @@
         </w:rPr>
         <w:t>(</w:t>
       </w:r>
+      <w:proofErr w:type="gramStart"/>
       <w:r>
         <w:rPr>
           <w:rFonts w:ascii="Times New Roman" w:hAnsi="Times New Roman" w:cs="Times New Roman"/>
@@ -3996,6 +4192,7 @@
         </w:rPr>
         <w:t>b</w:t>
       </w:r>
+      <w:proofErr w:type="gramEnd"/>
       <w:r>
         <w:rPr>
           <w:rFonts w:ascii="Times New Roman" w:hAnsi="Times New Roman" w:cs="Times New Roman"/>
@@ -4032,7 +4229,7 @@
                     <pic:cNvPicPr/>
                   </pic:nvPicPr>
                   <pic:blipFill>
-                    <a:blip r:embed="rId5"/>
+                    <a:blip r:embed="rId8"/>
                     <a:stretch>
                       <a:fillRect/>
                     </a:stretch>
@@ -4309,6 +4506,7 @@
         </w:rPr>
         <w:t xml:space="preserve">), ..., </w:t>
       </w:r>
+      <w:proofErr w:type="spellStart"/>
       <w:r>
         <w:rPr>
           <w:rFonts w:ascii="Times New Roman" w:hAnsi="Times New Roman" w:cs="Times New Roman"/>
@@ -4318,6 +4516,7 @@
         </w:rPr>
         <w:t>sN</w:t>
       </w:r>
+      <w:proofErr w:type="spellEnd"/>
       <w:r>
         <w:rPr>
           <w:rFonts w:ascii="Times New Roman" w:hAnsi="Times New Roman" w:cs="Times New Roman"/>
@@ -4487,6 +4686,7 @@
                 <w:lang w:val="en-US"/>
               </w:rPr>
             </w:pPr>
+            <w:proofErr w:type="spellStart"/>
             <w:r>
               <w:rPr>
                 <w:rFonts w:ascii="Times New Roman" w:hAnsi="Times New Roman" w:cs="Times New Roman"/>
@@ -4497,6 +4697,7 @@
               </w:rPr>
               <w:t>Функция</w:t>
             </w:r>
+            <w:proofErr w:type="spellEnd"/>
           </w:p>
         </w:tc>
         <w:tc>
@@ -4523,6 +4724,7 @@
                 <w:lang w:val="en-US"/>
               </w:rPr>
             </w:pPr>
+            <w:proofErr w:type="gramStart"/>
             <w:r>
               <w:rPr>
                 <w:rFonts w:ascii="Times New Roman" w:hAnsi="Times New Roman" w:cs="Times New Roman"/>
@@ -4531,7 +4733,18 @@
                 <w:szCs w:val="20"/>
                 <w:lang w:val="en-US"/>
               </w:rPr>
-              <w:t>F(0,0)</w:t>
+              <w:t>F(</w:t>
+            </w:r>
+            <w:proofErr w:type="gramEnd"/>
+            <w:r>
+              <w:rPr>
+                <w:rFonts w:ascii="Times New Roman" w:hAnsi="Times New Roman" w:cs="Times New Roman"/>
+                <w:b/>
+                <w:sz w:val="20"/>
+                <w:szCs w:val="20"/>
+                <w:lang w:val="en-US"/>
+              </w:rPr>
+              <w:t>0,0)</w:t>
             </w:r>
           </w:p>
         </w:tc>
@@ -4559,6 +4772,7 @@
                 <w:lang w:val="en-US"/>
               </w:rPr>
             </w:pPr>
+            <w:proofErr w:type="gramStart"/>
             <w:r>
               <w:rPr>
                 <w:rFonts w:ascii="Times New Roman" w:hAnsi="Times New Roman" w:cs="Times New Roman"/>
@@ -4567,7 +4781,18 @@
                 <w:szCs w:val="20"/>
                 <w:lang w:val="en-US"/>
               </w:rPr>
-              <w:t>F(1,1)</w:t>
+              <w:t>F(</w:t>
+            </w:r>
+            <w:proofErr w:type="gramEnd"/>
+            <w:r>
+              <w:rPr>
+                <w:rFonts w:ascii="Times New Roman" w:hAnsi="Times New Roman" w:cs="Times New Roman"/>
+                <w:b/>
+                <w:sz w:val="20"/>
+                <w:szCs w:val="20"/>
+                <w:lang w:val="en-US"/>
+              </w:rPr>
+              <w:t>1,1)</w:t>
             </w:r>
           </w:p>
         </w:tc>
@@ -4595,6 +4820,7 @@
                 <w:lang w:val="en-US"/>
               </w:rPr>
             </w:pPr>
+            <w:proofErr w:type="gramStart"/>
             <w:r>
               <w:rPr>
                 <w:rFonts w:ascii="Times New Roman" w:hAnsi="Times New Roman" w:cs="Times New Roman"/>
@@ -4603,7 +4829,18 @@
                 <w:szCs w:val="20"/>
                 <w:lang w:val="en-US"/>
               </w:rPr>
-              <w:t>F(-1,-1)</w:t>
+              <w:t>F(</w:t>
+            </w:r>
+            <w:proofErr w:type="gramEnd"/>
+            <w:r>
+              <w:rPr>
+                <w:rFonts w:ascii="Times New Roman" w:hAnsi="Times New Roman" w:cs="Times New Roman"/>
+                <w:b/>
+                <w:sz w:val="20"/>
+                <w:szCs w:val="20"/>
+                <w:lang w:val="en-US"/>
+              </w:rPr>
+              <w:t>-1,-1)</w:t>
             </w:r>
           </w:p>
         </w:tc>
@@ -4631,6 +4868,7 @@
                 <w:lang w:val="en-US"/>
               </w:rPr>
             </w:pPr>
+            <w:proofErr w:type="spellStart"/>
             <w:r>
               <w:rPr>
                 <w:rFonts w:ascii="Times New Roman" w:hAnsi="Times New Roman" w:cs="Times New Roman"/>
@@ -4641,6 +4879,7 @@
               </w:rPr>
               <w:t>Роль</w:t>
             </w:r>
+            <w:proofErr w:type="spellEnd"/>
           </w:p>
         </w:tc>
       </w:tr>
@@ -4808,14 +5047,65 @@
                 <w:lang w:val="en-US"/>
               </w:rPr>
             </w:pPr>
-            <w:r>
-              <w:rPr>
-                <w:rFonts w:ascii="Times New Roman" w:hAnsi="Times New Roman" w:cs="Times New Roman"/>
-                <w:sz w:val="20"/>
-                <w:szCs w:val="20"/>
-                <w:lang w:val="en-US"/>
-              </w:rPr>
-              <w:t>Основная функция исследования.</w:t>
+            <w:proofErr w:type="spellStart"/>
+            <w:r>
+              <w:rPr>
+                <w:rFonts w:ascii="Times New Roman" w:hAnsi="Times New Roman" w:cs="Times New Roman"/>
+                <w:sz w:val="20"/>
+                <w:szCs w:val="20"/>
+                <w:lang w:val="en-US"/>
+              </w:rPr>
+              <w:t>Основная</w:t>
+            </w:r>
+            <w:proofErr w:type="spellEnd"/>
+            <w:r>
+              <w:rPr>
+                <w:rFonts w:ascii="Times New Roman" w:hAnsi="Times New Roman" w:cs="Times New Roman"/>
+                <w:sz w:val="20"/>
+                <w:szCs w:val="20"/>
+                <w:lang w:val="en-US"/>
+              </w:rPr>
+              <w:t xml:space="preserve"> </w:t>
+            </w:r>
+            <w:proofErr w:type="spellStart"/>
+            <w:r>
+              <w:rPr>
+                <w:rFonts w:ascii="Times New Roman" w:hAnsi="Times New Roman" w:cs="Times New Roman"/>
+                <w:sz w:val="20"/>
+                <w:szCs w:val="20"/>
+                <w:lang w:val="en-US"/>
+              </w:rPr>
+              <w:t>функция</w:t>
+            </w:r>
+            <w:proofErr w:type="spellEnd"/>
+            <w:r>
+              <w:rPr>
+                <w:rFonts w:ascii="Times New Roman" w:hAnsi="Times New Roman" w:cs="Times New Roman"/>
+                <w:sz w:val="20"/>
+                <w:szCs w:val="20"/>
+                <w:lang w:val="en-US"/>
+              </w:rPr>
+              <w:t xml:space="preserve"> </w:t>
+            </w:r>
+            <w:proofErr w:type="spellStart"/>
+            <w:r>
+              <w:rPr>
+                <w:rFonts w:ascii="Times New Roman" w:hAnsi="Times New Roman" w:cs="Times New Roman"/>
+                <w:sz w:val="20"/>
+                <w:szCs w:val="20"/>
+                <w:lang w:val="en-US"/>
+              </w:rPr>
+              <w:t>исследования</w:t>
+            </w:r>
+            <w:proofErr w:type="spellEnd"/>
+            <w:r>
+              <w:rPr>
+                <w:rFonts w:ascii="Times New Roman" w:hAnsi="Times New Roman" w:cs="Times New Roman"/>
+                <w:sz w:val="20"/>
+                <w:szCs w:val="20"/>
+                <w:lang w:val="en-US"/>
+              </w:rPr>
+              <w:t>.</w:t>
             </w:r>
           </w:p>
         </w:tc>
@@ -4985,14 +5275,65 @@
                 <w:lang w:val="en-US"/>
               </w:rPr>
             </w:pPr>
-            <w:r>
-              <w:rPr>
-                <w:rFonts w:ascii="Times New Roman" w:hAnsi="Times New Roman" w:cs="Times New Roman"/>
-                <w:sz w:val="20"/>
-                <w:szCs w:val="20"/>
-                <w:lang w:val="en-US"/>
-              </w:rPr>
-              <w:t>Используется для сравнения.</w:t>
+            <w:proofErr w:type="spellStart"/>
+            <w:r>
+              <w:rPr>
+                <w:rFonts w:ascii="Times New Roman" w:hAnsi="Times New Roman" w:cs="Times New Roman"/>
+                <w:sz w:val="20"/>
+                <w:szCs w:val="20"/>
+                <w:lang w:val="en-US"/>
+              </w:rPr>
+              <w:t>Используется</w:t>
+            </w:r>
+            <w:proofErr w:type="spellEnd"/>
+            <w:r>
+              <w:rPr>
+                <w:rFonts w:ascii="Times New Roman" w:hAnsi="Times New Roman" w:cs="Times New Roman"/>
+                <w:sz w:val="20"/>
+                <w:szCs w:val="20"/>
+                <w:lang w:val="en-US"/>
+              </w:rPr>
+              <w:t xml:space="preserve"> </w:t>
+            </w:r>
+            <w:proofErr w:type="spellStart"/>
+            <w:r>
+              <w:rPr>
+                <w:rFonts w:ascii="Times New Roman" w:hAnsi="Times New Roman" w:cs="Times New Roman"/>
+                <w:sz w:val="20"/>
+                <w:szCs w:val="20"/>
+                <w:lang w:val="en-US"/>
+              </w:rPr>
+              <w:t>для</w:t>
+            </w:r>
+            <w:proofErr w:type="spellEnd"/>
+            <w:r>
+              <w:rPr>
+                <w:rFonts w:ascii="Times New Roman" w:hAnsi="Times New Roman" w:cs="Times New Roman"/>
+                <w:sz w:val="20"/>
+                <w:szCs w:val="20"/>
+                <w:lang w:val="en-US"/>
+              </w:rPr>
+              <w:t xml:space="preserve"> </w:t>
+            </w:r>
+            <w:proofErr w:type="spellStart"/>
+            <w:r>
+              <w:rPr>
+                <w:rFonts w:ascii="Times New Roman" w:hAnsi="Times New Roman" w:cs="Times New Roman"/>
+                <w:sz w:val="20"/>
+                <w:szCs w:val="20"/>
+                <w:lang w:val="en-US"/>
+              </w:rPr>
+              <w:t>сравнения</w:t>
+            </w:r>
+            <w:proofErr w:type="spellEnd"/>
+            <w:r>
+              <w:rPr>
+                <w:rFonts w:ascii="Times New Roman" w:hAnsi="Times New Roman" w:cs="Times New Roman"/>
+                <w:sz w:val="20"/>
+                <w:szCs w:val="20"/>
+                <w:lang w:val="en-US"/>
+              </w:rPr>
+              <w:t>.</w:t>
             </w:r>
           </w:p>
         </w:tc>
@@ -5131,7 +5472,43 @@
           <w:sz w:val="28"/>
           <w:szCs w:val="28"/>
         </w:rPr>
-        <w:t>Теоретическая часть повторяет базовую модель работ Р. Х. Латыпова и Е. Л. Столова. Предполагается, что задержки переключения независимы, одинаково распределены и в базовом варианте имеют экспоненциальное распределение. При этих предположениях динамика описывается системой уравнений эрланговского типа.</w:t>
+        <w:t xml:space="preserve">Теоретическая часть повторяет базовую модель работ Р. Х. Латыпова и Е. Л. </w:t>
+      </w:r>
+      <w:proofErr w:type="spellStart"/>
+      <w:r>
+        <w:rPr>
+          <w:rFonts w:ascii="Times New Roman" w:hAnsi="Times New Roman" w:cs="Times New Roman"/>
+          <w:sz w:val="28"/>
+          <w:szCs w:val="28"/>
+        </w:rPr>
+        <w:t>Столова</w:t>
+      </w:r>
+      <w:proofErr w:type="spellEnd"/>
+      <w:r>
+        <w:rPr>
+          <w:rFonts w:ascii="Times New Roman" w:hAnsi="Times New Roman" w:cs="Times New Roman"/>
+          <w:sz w:val="28"/>
+          <w:szCs w:val="28"/>
+        </w:rPr>
+        <w:t xml:space="preserve">. Предполагается, что задержки переключения независимы, одинаково распределены и в базовом варианте имеют экспоненциальное распределение. При этих предположениях динамика описывается системой уравнений </w:t>
+      </w:r>
+      <w:proofErr w:type="spellStart"/>
+      <w:r>
+        <w:rPr>
+          <w:rFonts w:ascii="Times New Roman" w:hAnsi="Times New Roman" w:cs="Times New Roman"/>
+          <w:sz w:val="28"/>
+          <w:szCs w:val="28"/>
+        </w:rPr>
+        <w:t>эрланговского</w:t>
+      </w:r>
+      <w:proofErr w:type="spellEnd"/>
+      <w:r>
+        <w:rPr>
+          <w:rFonts w:ascii="Times New Roman" w:hAnsi="Times New Roman" w:cs="Times New Roman"/>
+          <w:sz w:val="28"/>
+          <w:szCs w:val="28"/>
+        </w:rPr>
+        <w:t xml:space="preserve"> типа.</w:t>
       </w:r>
     </w:p>
     <w:p>
@@ -5145,6 +5522,7 @@
           <w:szCs w:val="28"/>
         </w:rPr>
       </w:pPr>
+      <w:proofErr w:type="spellStart"/>
       <w:r>
         <w:rPr>
           <w:rFonts w:ascii="Times New Roman" w:hAnsi="Times New Roman" w:cs="Times New Roman"/>
@@ -5154,6 +5532,7 @@
         </w:rPr>
         <w:t>dP</w:t>
       </w:r>
+      <w:proofErr w:type="spellEnd"/>
       <w:r>
         <w:rPr>
           <w:rFonts w:ascii="Times New Roman" w:hAnsi="Times New Roman" w:cs="Times New Roman"/>
@@ -5179,6 +5558,7 @@
         </w:rPr>
         <w:t xml:space="preserve"> = </w:t>
       </w:r>
+      <w:proofErr w:type="spellStart"/>
       <w:r>
         <w:rPr>
           <w:rFonts w:ascii="Times New Roman" w:hAnsi="Times New Roman" w:cs="Times New Roman"/>
@@ -5188,6 +5568,7 @@
         </w:rPr>
         <w:t>Matr</w:t>
       </w:r>
+      <w:proofErr w:type="spellEnd"/>
       <w:r>
         <w:rPr>
           <w:rFonts w:ascii="Times New Roman" w:hAnsi="Times New Roman" w:cs="Times New Roman"/>
@@ -5229,6 +5610,7 @@
         </w:rPr>
         <w:t xml:space="preserve"> </w:t>
       </w:r>
+      <w:proofErr w:type="spellStart"/>
       <w:r>
         <w:rPr>
           <w:rFonts w:ascii="Times New Roman" w:hAnsi="Times New Roman" w:cs="Times New Roman"/>
@@ -5238,6 +5620,7 @@
         </w:rPr>
         <w:t>Matr</w:t>
       </w:r>
+      <w:proofErr w:type="spellEnd"/>
       <w:r>
         <w:rPr>
           <w:rFonts w:ascii="Times New Roman" w:hAnsi="Times New Roman" w:cs="Times New Roman"/>
@@ -5402,6 +5785,7 @@
         </w:rPr>
         <w:t xml:space="preserve">̄ при условии </w:t>
       </w:r>
+      <w:proofErr w:type="gramStart"/>
       <w:r>
         <w:rPr>
           <w:rFonts w:ascii="Times New Roman" w:hAnsi="Times New Roman" w:cs="Times New Roman"/>
@@ -5419,6 +5803,7 @@
         </w:rPr>
         <w:t>(</w:t>
       </w:r>
+      <w:proofErr w:type="gramEnd"/>
       <w:r>
         <w:rPr>
           <w:rFonts w:ascii="Times New Roman" w:hAnsi="Times New Roman" w:cs="Times New Roman"/>
@@ -5565,7 +5950,25 @@
           <w:sz w:val="28"/>
           <w:szCs w:val="28"/>
         </w:rPr>
-        <w:t xml:space="preserve">Если программа строит то же пространство состояний, ту же матрицу </w:t>
+        <w:t xml:space="preserve">Если программа </w:t>
+      </w:r>
+      <w:proofErr w:type="gramStart"/>
+      <w:r>
+        <w:rPr>
+          <w:rFonts w:ascii="Times New Roman" w:hAnsi="Times New Roman" w:cs="Times New Roman"/>
+          <w:sz w:val="28"/>
+          <w:szCs w:val="28"/>
+        </w:rPr>
+        <w:t>строит</w:t>
+      </w:r>
+      <w:proofErr w:type="gramEnd"/>
+      <w:r>
+        <w:rPr>
+          <w:rFonts w:ascii="Times New Roman" w:hAnsi="Times New Roman" w:cs="Times New Roman"/>
+          <w:sz w:val="28"/>
+          <w:szCs w:val="28"/>
+        </w:rPr>
+        <w:t xml:space="preserve"> то же пространство состояний, ту же матрицу </w:t>
       </w:r>
       <w:r>
         <w:rPr>
@@ -5750,6 +6153,7 @@
                 <w:lang w:val="en-US"/>
               </w:rPr>
             </w:pPr>
+            <w:proofErr w:type="spellStart"/>
             <w:r>
               <w:rPr>
                 <w:rFonts w:ascii="Times New Roman" w:hAnsi="Times New Roman" w:cs="Times New Roman"/>
@@ -5760,6 +6164,7 @@
               </w:rPr>
               <w:t>Модуль</w:t>
             </w:r>
+            <w:proofErr w:type="spellEnd"/>
           </w:p>
         </w:tc>
         <w:tc>
@@ -5786,6 +6191,7 @@
                 <w:lang w:val="en-US"/>
               </w:rPr>
             </w:pPr>
+            <w:proofErr w:type="spellStart"/>
             <w:r>
               <w:rPr>
                 <w:rFonts w:ascii="Times New Roman" w:hAnsi="Times New Roman" w:cs="Times New Roman"/>
@@ -5796,6 +6202,7 @@
               </w:rPr>
               <w:t>Назначение</w:t>
             </w:r>
+            <w:proofErr w:type="spellEnd"/>
           </w:p>
         </w:tc>
         <w:tc>
@@ -5822,6 +6229,7 @@
                 <w:lang w:val="en-US"/>
               </w:rPr>
             </w:pPr>
+            <w:proofErr w:type="spellStart"/>
             <w:r>
               <w:rPr>
                 <w:rFonts w:ascii="Times New Roman" w:hAnsi="Times New Roman" w:cs="Times New Roman"/>
@@ -5830,8 +6238,31 @@
                 <w:szCs w:val="20"/>
                 <w:lang w:val="en-US"/>
               </w:rPr>
-              <w:t>Ключевые функции</w:t>
-            </w:r>
+              <w:t>Ключевые</w:t>
+            </w:r>
+            <w:proofErr w:type="spellEnd"/>
+            <w:r>
+              <w:rPr>
+                <w:rFonts w:ascii="Times New Roman" w:hAnsi="Times New Roman" w:cs="Times New Roman"/>
+                <w:b/>
+                <w:sz w:val="20"/>
+                <w:szCs w:val="20"/>
+                <w:lang w:val="en-US"/>
+              </w:rPr>
+              <w:t xml:space="preserve"> </w:t>
+            </w:r>
+            <w:proofErr w:type="spellStart"/>
+            <w:r>
+              <w:rPr>
+                <w:rFonts w:ascii="Times New Roman" w:hAnsi="Times New Roman" w:cs="Times New Roman"/>
+                <w:b/>
+                <w:sz w:val="20"/>
+                <w:szCs w:val="20"/>
+                <w:lang w:val="en-US"/>
+              </w:rPr>
+              <w:t>функции</w:t>
+            </w:r>
+            <w:proofErr w:type="spellEnd"/>
           </w:p>
         </w:tc>
       </w:tr>
@@ -5929,15 +6360,57 @@
                 <w:lang w:val="en-US"/>
               </w:rPr>
             </w:pPr>
-            <w:r>
-              <w:rPr>
-                <w:rFonts w:ascii="Times New Roman" w:hAnsi="Times New Roman" w:cs="Times New Roman"/>
-                <w:sz w:val="20"/>
-                <w:szCs w:val="20"/>
-                <w:lang w:val="en-US"/>
-              </w:rPr>
-              <w:t>run_theoretical_analysis, run_simulation, run_tests</w:t>
-            </w:r>
+            <w:proofErr w:type="spellStart"/>
+            <w:r>
+              <w:rPr>
+                <w:rFonts w:ascii="Times New Roman" w:hAnsi="Times New Roman" w:cs="Times New Roman"/>
+                <w:sz w:val="20"/>
+                <w:szCs w:val="20"/>
+                <w:lang w:val="en-US"/>
+              </w:rPr>
+              <w:t>run_theoretical_analysis</w:t>
+            </w:r>
+            <w:proofErr w:type="spellEnd"/>
+            <w:r>
+              <w:rPr>
+                <w:rFonts w:ascii="Times New Roman" w:hAnsi="Times New Roman" w:cs="Times New Roman"/>
+                <w:sz w:val="20"/>
+                <w:szCs w:val="20"/>
+                <w:lang w:val="en-US"/>
+              </w:rPr>
+              <w:t xml:space="preserve">, </w:t>
+            </w:r>
+            <w:proofErr w:type="spellStart"/>
+            <w:r>
+              <w:rPr>
+                <w:rFonts w:ascii="Times New Roman" w:hAnsi="Times New Roman" w:cs="Times New Roman"/>
+                <w:sz w:val="20"/>
+                <w:szCs w:val="20"/>
+                <w:lang w:val="en-US"/>
+              </w:rPr>
+              <w:t>run_simulation</w:t>
+            </w:r>
+            <w:proofErr w:type="spellEnd"/>
+            <w:r>
+              <w:rPr>
+                <w:rFonts w:ascii="Times New Roman" w:hAnsi="Times New Roman" w:cs="Times New Roman"/>
+                <w:sz w:val="20"/>
+                <w:szCs w:val="20"/>
+                <w:lang w:val="en-US"/>
+              </w:rPr>
+              <w:t xml:space="preserve">, </w:t>
+            </w:r>
+            <w:proofErr w:type="spellStart"/>
+            <w:r>
+              <w:rPr>
+                <w:rFonts w:ascii="Times New Roman" w:hAnsi="Times New Roman" w:cs="Times New Roman"/>
+                <w:sz w:val="20"/>
+                <w:szCs w:val="20"/>
+                <w:lang w:val="en-US"/>
+              </w:rPr>
+              <w:t>run_tests</w:t>
+            </w:r>
+            <w:proofErr w:type="spellEnd"/>
           </w:p>
         </w:tc>
       </w:tr>
@@ -6175,15 +6648,37 @@
                 <w:lang w:val="en-US"/>
               </w:rPr>
             </w:pPr>
-            <w:r>
-              <w:rPr>
-                <w:rFonts w:ascii="Times New Roman" w:hAnsi="Times New Roman" w:cs="Times New Roman"/>
-                <w:sz w:val="20"/>
-                <w:szCs w:val="20"/>
-                <w:lang w:val="en-US"/>
-              </w:rPr>
-              <w:t>generate_all_states, article_index</w:t>
-            </w:r>
+            <w:proofErr w:type="spellStart"/>
+            <w:r>
+              <w:rPr>
+                <w:rFonts w:ascii="Times New Roman" w:hAnsi="Times New Roman" w:cs="Times New Roman"/>
+                <w:sz w:val="20"/>
+                <w:szCs w:val="20"/>
+                <w:lang w:val="en-US"/>
+              </w:rPr>
+              <w:t>generate_all_states</w:t>
+            </w:r>
+            <w:proofErr w:type="spellEnd"/>
+            <w:r>
+              <w:rPr>
+                <w:rFonts w:ascii="Times New Roman" w:hAnsi="Times New Roman" w:cs="Times New Roman"/>
+                <w:sz w:val="20"/>
+                <w:szCs w:val="20"/>
+                <w:lang w:val="en-US"/>
+              </w:rPr>
+              <w:t xml:space="preserve">, </w:t>
+            </w:r>
+            <w:proofErr w:type="spellStart"/>
+            <w:r>
+              <w:rPr>
+                <w:rFonts w:ascii="Times New Roman" w:hAnsi="Times New Roman" w:cs="Times New Roman"/>
+                <w:sz w:val="20"/>
+                <w:szCs w:val="20"/>
+                <w:lang w:val="en-US"/>
+              </w:rPr>
+              <w:t>article_index</w:t>
+            </w:r>
+            <w:proofErr w:type="spellEnd"/>
           </w:p>
         </w:tc>
       </w:tr>
@@ -6324,15 +6819,77 @@
                 <w:lang w:val="en-US"/>
               </w:rPr>
             </w:pPr>
-            <w:r>
-              <w:rPr>
-                <w:rFonts w:ascii="Times New Roman" w:hAnsi="Times New Roman" w:cs="Times New Roman"/>
-                <w:sz w:val="20"/>
-                <w:szCs w:val="20"/>
-                <w:lang w:val="en-US"/>
-              </w:rPr>
-              <w:t>build_transition_matrix, stationary_distribution, compute_convergence_rate, compute_delta</w:t>
-            </w:r>
+            <w:proofErr w:type="spellStart"/>
+            <w:r>
+              <w:rPr>
+                <w:rFonts w:ascii="Times New Roman" w:hAnsi="Times New Roman" w:cs="Times New Roman"/>
+                <w:sz w:val="20"/>
+                <w:szCs w:val="20"/>
+                <w:lang w:val="en-US"/>
+              </w:rPr>
+              <w:t>build_transition_matrix</w:t>
+            </w:r>
+            <w:proofErr w:type="spellEnd"/>
+            <w:r>
+              <w:rPr>
+                <w:rFonts w:ascii="Times New Roman" w:hAnsi="Times New Roman" w:cs="Times New Roman"/>
+                <w:sz w:val="20"/>
+                <w:szCs w:val="20"/>
+                <w:lang w:val="en-US"/>
+              </w:rPr>
+              <w:t xml:space="preserve">, </w:t>
+            </w:r>
+            <w:proofErr w:type="spellStart"/>
+            <w:r>
+              <w:rPr>
+                <w:rFonts w:ascii="Times New Roman" w:hAnsi="Times New Roman" w:cs="Times New Roman"/>
+                <w:sz w:val="20"/>
+                <w:szCs w:val="20"/>
+                <w:lang w:val="en-US"/>
+              </w:rPr>
+              <w:t>stationary_distribution</w:t>
+            </w:r>
+            <w:proofErr w:type="spellEnd"/>
+            <w:r>
+              <w:rPr>
+                <w:rFonts w:ascii="Times New Roman" w:hAnsi="Times New Roman" w:cs="Times New Roman"/>
+                <w:sz w:val="20"/>
+                <w:szCs w:val="20"/>
+                <w:lang w:val="en-US"/>
+              </w:rPr>
+              <w:t xml:space="preserve">, </w:t>
+            </w:r>
+            <w:proofErr w:type="spellStart"/>
+            <w:r>
+              <w:rPr>
+                <w:rFonts w:ascii="Times New Roman" w:hAnsi="Times New Roman" w:cs="Times New Roman"/>
+                <w:sz w:val="20"/>
+                <w:szCs w:val="20"/>
+                <w:lang w:val="en-US"/>
+              </w:rPr>
+              <w:t>compute_convergence_rate</w:t>
+            </w:r>
+            <w:proofErr w:type="spellEnd"/>
+            <w:r>
+              <w:rPr>
+                <w:rFonts w:ascii="Times New Roman" w:hAnsi="Times New Roman" w:cs="Times New Roman"/>
+                <w:sz w:val="20"/>
+                <w:szCs w:val="20"/>
+                <w:lang w:val="en-US"/>
+              </w:rPr>
+              <w:t xml:space="preserve">, </w:t>
+            </w:r>
+            <w:proofErr w:type="spellStart"/>
+            <w:r>
+              <w:rPr>
+                <w:rFonts w:ascii="Times New Roman" w:hAnsi="Times New Roman" w:cs="Times New Roman"/>
+                <w:sz w:val="20"/>
+                <w:szCs w:val="20"/>
+                <w:lang w:val="en-US"/>
+              </w:rPr>
+              <w:t>compute_delta</w:t>
+            </w:r>
+            <w:proofErr w:type="spellEnd"/>
           </w:p>
         </w:tc>
       </w:tr>
@@ -6430,14 +6987,45 @@
                 <w:lang w:val="en-US"/>
               </w:rPr>
             </w:pPr>
-            <w:r>
-              <w:rPr>
-                <w:rFonts w:ascii="Times New Roman" w:hAnsi="Times New Roman" w:cs="Times New Roman"/>
-                <w:sz w:val="20"/>
-                <w:szCs w:val="20"/>
-                <w:lang w:val="en-US"/>
-              </w:rPr>
-              <w:t>TRNGSimulator, _generate_delay, run</w:t>
+            <w:proofErr w:type="spellStart"/>
+            <w:r>
+              <w:rPr>
+                <w:rFonts w:ascii="Times New Roman" w:hAnsi="Times New Roman" w:cs="Times New Roman"/>
+                <w:sz w:val="20"/>
+                <w:szCs w:val="20"/>
+                <w:lang w:val="en-US"/>
+              </w:rPr>
+              <w:t>TRNGSimulator</w:t>
+            </w:r>
+            <w:proofErr w:type="spellEnd"/>
+            <w:r>
+              <w:rPr>
+                <w:rFonts w:ascii="Times New Roman" w:hAnsi="Times New Roman" w:cs="Times New Roman"/>
+                <w:sz w:val="20"/>
+                <w:szCs w:val="20"/>
+                <w:lang w:val="en-US"/>
+              </w:rPr>
+              <w:t>, _</w:t>
+            </w:r>
+            <w:proofErr w:type="spellStart"/>
+            <w:r>
+              <w:rPr>
+                <w:rFonts w:ascii="Times New Roman" w:hAnsi="Times New Roman" w:cs="Times New Roman"/>
+                <w:sz w:val="20"/>
+                <w:szCs w:val="20"/>
+                <w:lang w:val="en-US"/>
+              </w:rPr>
+              <w:t>generate_delay</w:t>
+            </w:r>
+            <w:proofErr w:type="spellEnd"/>
+            <w:r>
+              <w:rPr>
+                <w:rFonts w:ascii="Times New Roman" w:hAnsi="Times New Roman" w:cs="Times New Roman"/>
+                <w:sz w:val="20"/>
+                <w:szCs w:val="20"/>
+                <w:lang w:val="en-US"/>
+              </w:rPr>
+              <w:t>, run</w:t>
             </w:r>
           </w:p>
         </w:tc>
@@ -6504,15 +7092,77 @@
                 <w:lang w:val="en-US"/>
               </w:rPr>
             </w:pPr>
-            <w:r>
-              <w:rPr>
-                <w:rFonts w:ascii="Times New Roman" w:hAnsi="Times New Roman" w:cs="Times New Roman"/>
-                <w:sz w:val="20"/>
-                <w:szCs w:val="20"/>
-                <w:lang w:val="en-US"/>
-              </w:rPr>
-              <w:t>Статистическая проверка выходных последовательностей</w:t>
-            </w:r>
+            <w:proofErr w:type="spellStart"/>
+            <w:r>
+              <w:rPr>
+                <w:rFonts w:ascii="Times New Roman" w:hAnsi="Times New Roman" w:cs="Times New Roman"/>
+                <w:sz w:val="20"/>
+                <w:szCs w:val="20"/>
+                <w:lang w:val="en-US"/>
+              </w:rPr>
+              <w:t>Статистическая</w:t>
+            </w:r>
+            <w:proofErr w:type="spellEnd"/>
+            <w:r>
+              <w:rPr>
+                <w:rFonts w:ascii="Times New Roman" w:hAnsi="Times New Roman" w:cs="Times New Roman"/>
+                <w:sz w:val="20"/>
+                <w:szCs w:val="20"/>
+                <w:lang w:val="en-US"/>
+              </w:rPr>
+              <w:t xml:space="preserve"> </w:t>
+            </w:r>
+            <w:proofErr w:type="spellStart"/>
+            <w:r>
+              <w:rPr>
+                <w:rFonts w:ascii="Times New Roman" w:hAnsi="Times New Roman" w:cs="Times New Roman"/>
+                <w:sz w:val="20"/>
+                <w:szCs w:val="20"/>
+                <w:lang w:val="en-US"/>
+              </w:rPr>
+              <w:t>проверка</w:t>
+            </w:r>
+            <w:proofErr w:type="spellEnd"/>
+            <w:r>
+              <w:rPr>
+                <w:rFonts w:ascii="Times New Roman" w:hAnsi="Times New Roman" w:cs="Times New Roman"/>
+                <w:sz w:val="20"/>
+                <w:szCs w:val="20"/>
+                <w:lang w:val="en-US"/>
+              </w:rPr>
+              <w:t xml:space="preserve"> </w:t>
+            </w:r>
+            <w:proofErr w:type="spellStart"/>
+            <w:r>
+              <w:rPr>
+                <w:rFonts w:ascii="Times New Roman" w:hAnsi="Times New Roman" w:cs="Times New Roman"/>
+                <w:sz w:val="20"/>
+                <w:szCs w:val="20"/>
+                <w:lang w:val="en-US"/>
+              </w:rPr>
+              <w:t>выходных</w:t>
+            </w:r>
+            <w:proofErr w:type="spellEnd"/>
+            <w:r>
+              <w:rPr>
+                <w:rFonts w:ascii="Times New Roman" w:hAnsi="Times New Roman" w:cs="Times New Roman"/>
+                <w:sz w:val="20"/>
+                <w:szCs w:val="20"/>
+                <w:lang w:val="en-US"/>
+              </w:rPr>
+              <w:t xml:space="preserve"> </w:t>
+            </w:r>
+            <w:proofErr w:type="spellStart"/>
+            <w:r>
+              <w:rPr>
+                <w:rFonts w:ascii="Times New Roman" w:hAnsi="Times New Roman" w:cs="Times New Roman"/>
+                <w:sz w:val="20"/>
+                <w:szCs w:val="20"/>
+                <w:lang w:val="en-US"/>
+              </w:rPr>
+              <w:t>последовательностей</w:t>
+            </w:r>
+            <w:proofErr w:type="spellEnd"/>
           </w:p>
         </w:tc>
         <w:tc>
@@ -6539,14 +7189,65 @@
                 <w:lang w:val="en-US"/>
               </w:rPr>
             </w:pPr>
-            <w:r>
-              <w:rPr>
-                <w:rFonts w:ascii="Times New Roman" w:hAnsi="Times New Roman" w:cs="Times New Roman"/>
-                <w:sz w:val="20"/>
-                <w:szCs w:val="20"/>
-                <w:lang w:val="en-US"/>
-              </w:rPr>
-              <w:t>chi_square_uniform, chi_square_independence, runs_test, autocorrelation</w:t>
+            <w:proofErr w:type="spellStart"/>
+            <w:r>
+              <w:rPr>
+                <w:rFonts w:ascii="Times New Roman" w:hAnsi="Times New Roman" w:cs="Times New Roman"/>
+                <w:sz w:val="20"/>
+                <w:szCs w:val="20"/>
+                <w:lang w:val="en-US"/>
+              </w:rPr>
+              <w:t>chi_square_uniform</w:t>
+            </w:r>
+            <w:proofErr w:type="spellEnd"/>
+            <w:r>
+              <w:rPr>
+                <w:rFonts w:ascii="Times New Roman" w:hAnsi="Times New Roman" w:cs="Times New Roman"/>
+                <w:sz w:val="20"/>
+                <w:szCs w:val="20"/>
+                <w:lang w:val="en-US"/>
+              </w:rPr>
+              <w:t xml:space="preserve">, </w:t>
+            </w:r>
+            <w:proofErr w:type="spellStart"/>
+            <w:r>
+              <w:rPr>
+                <w:rFonts w:ascii="Times New Roman" w:hAnsi="Times New Roman" w:cs="Times New Roman"/>
+                <w:sz w:val="20"/>
+                <w:szCs w:val="20"/>
+                <w:lang w:val="en-US"/>
+              </w:rPr>
+              <w:t>chi_square_independence</w:t>
+            </w:r>
+            <w:proofErr w:type="spellEnd"/>
+            <w:r>
+              <w:rPr>
+                <w:rFonts w:ascii="Times New Roman" w:hAnsi="Times New Roman" w:cs="Times New Roman"/>
+                <w:sz w:val="20"/>
+                <w:szCs w:val="20"/>
+                <w:lang w:val="en-US"/>
+              </w:rPr>
+              <w:t xml:space="preserve">, </w:t>
+            </w:r>
+            <w:proofErr w:type="spellStart"/>
+            <w:r>
+              <w:rPr>
+                <w:rFonts w:ascii="Times New Roman" w:hAnsi="Times New Roman" w:cs="Times New Roman"/>
+                <w:sz w:val="20"/>
+                <w:szCs w:val="20"/>
+                <w:lang w:val="en-US"/>
+              </w:rPr>
+              <w:t>runs_test</w:t>
+            </w:r>
+            <w:proofErr w:type="spellEnd"/>
+            <w:r>
+              <w:rPr>
+                <w:rFonts w:ascii="Times New Roman" w:hAnsi="Times New Roman" w:cs="Times New Roman"/>
+                <w:sz w:val="20"/>
+                <w:szCs w:val="20"/>
+                <w:lang w:val="en-US"/>
+              </w:rPr>
+              <w:t>, autocorrelation</w:t>
             </w:r>
           </w:p>
         </w:tc>
@@ -6819,7 +7520,25 @@
           <w:sz w:val="28"/>
           <w:szCs w:val="28"/>
         </w:rPr>
-        <w:t xml:space="preserve">_равн. — </w:t>
+        <w:t>_</w:t>
+      </w:r>
+      <w:proofErr w:type="spellStart"/>
+      <w:r>
+        <w:rPr>
+          <w:rFonts w:ascii="Times New Roman" w:hAnsi="Times New Roman" w:cs="Times New Roman"/>
+          <w:sz w:val="28"/>
+          <w:szCs w:val="28"/>
+        </w:rPr>
+        <w:t>равн</w:t>
+      </w:r>
+      <w:proofErr w:type="spellEnd"/>
+      <w:r>
+        <w:rPr>
+          <w:rFonts w:ascii="Times New Roman" w:hAnsi="Times New Roman" w:cs="Times New Roman"/>
+          <w:sz w:val="28"/>
+          <w:szCs w:val="28"/>
+        </w:rPr>
+        <w:t xml:space="preserve">. — </w:t>
       </w:r>
       <w:r>
         <w:rPr>
@@ -6899,7 +7618,25 @@
           <w:sz w:val="28"/>
           <w:szCs w:val="28"/>
         </w:rPr>
-        <w:t xml:space="preserve">_бигр. — </w:t>
+        <w:t>_</w:t>
+      </w:r>
+      <w:proofErr w:type="spellStart"/>
+      <w:r>
+        <w:rPr>
+          <w:rFonts w:ascii="Times New Roman" w:hAnsi="Times New Roman" w:cs="Times New Roman"/>
+          <w:sz w:val="28"/>
+          <w:szCs w:val="28"/>
+        </w:rPr>
+        <w:t>бигр</w:t>
+      </w:r>
+      <w:proofErr w:type="spellEnd"/>
+      <w:r>
+        <w:rPr>
+          <w:rFonts w:ascii="Times New Roman" w:hAnsi="Times New Roman" w:cs="Times New Roman"/>
+          <w:sz w:val="28"/>
+          <w:szCs w:val="28"/>
+        </w:rPr>
+        <w:t xml:space="preserve">. — </w:t>
       </w:r>
       <w:r>
         <w:rPr>
@@ -7027,6 +7764,7 @@
           <w:szCs w:val="28"/>
         </w:rPr>
       </w:pPr>
+      <w:proofErr w:type="gramStart"/>
       <w:r>
         <w:rPr>
           <w:rFonts w:ascii="Times New Roman" w:hAnsi="Times New Roman" w:cs="Times New Roman"/>
@@ -7042,7 +7780,16 @@
           <w:sz w:val="28"/>
           <w:szCs w:val="28"/>
         </w:rPr>
-        <w:t>(1) — автокорреляция на первом лаге.</w:t>
+        <w:t>(</w:t>
+      </w:r>
+      <w:proofErr w:type="gramEnd"/>
+      <w:r>
+        <w:rPr>
+          <w:rFonts w:ascii="Times New Roman" w:hAnsi="Times New Roman" w:cs="Times New Roman"/>
+          <w:sz w:val="28"/>
+          <w:szCs w:val="28"/>
+        </w:rPr>
+        <w:t>1) — автокорреляция на первом лаге.</w:t>
       </w:r>
     </w:p>
     <w:p>
@@ -7228,6 +7975,7 @@
         </w:rPr>
         <w:t>*.</w:t>
       </w:r>
+      <w:proofErr w:type="spellStart"/>
       <w:r>
         <w:rPr>
           <w:rFonts w:ascii="Times New Roman" w:hAnsi="Times New Roman" w:cs="Times New Roman"/>
@@ -7237,6 +7985,7 @@
         </w:rPr>
         <w:t>png</w:t>
       </w:r>
+      <w:proofErr w:type="spellEnd"/>
       <w:r>
         <w:rPr>
           <w:rFonts w:ascii="Times New Roman" w:hAnsi="Times New Roman" w:cs="Times New Roman"/>
@@ -7245,6 +7994,7 @@
         </w:rPr>
         <w:t xml:space="preserve">. Имитационные команды после завершения тестов строят график автокорреляции </w:t>
       </w:r>
+      <w:proofErr w:type="spellStart"/>
       <w:r>
         <w:rPr>
           <w:rFonts w:ascii="Times New Roman" w:hAnsi="Times New Roman" w:cs="Times New Roman"/>
@@ -7254,6 +8004,7 @@
         </w:rPr>
         <w:t>autocorr</w:t>
       </w:r>
+      <w:proofErr w:type="spellEnd"/>
       <w:r>
         <w:rPr>
           <w:rFonts w:ascii="Times New Roman" w:hAnsi="Times New Roman" w:cs="Times New Roman"/>
@@ -7262,6 +8013,7 @@
         </w:rPr>
         <w:t>.</w:t>
       </w:r>
+      <w:proofErr w:type="spellStart"/>
       <w:r>
         <w:rPr>
           <w:rFonts w:ascii="Times New Roman" w:hAnsi="Times New Roman" w:cs="Times New Roman"/>
@@ -7271,6 +8023,7 @@
         </w:rPr>
         <w:t>png</w:t>
       </w:r>
+      <w:proofErr w:type="spellEnd"/>
       <w:r>
         <w:rPr>
           <w:rFonts w:ascii="Times New Roman" w:hAnsi="Times New Roman" w:cs="Times New Roman"/>
@@ -7321,6 +8074,7 @@
                 <w:lang w:val="en-US"/>
               </w:rPr>
             </w:pPr>
+            <w:proofErr w:type="spellStart"/>
             <w:r>
               <w:rPr>
                 <w:rFonts w:ascii="Times New Roman" w:hAnsi="Times New Roman" w:cs="Times New Roman"/>
@@ -7331,6 +8085,7 @@
               </w:rPr>
               <w:t>Серия</w:t>
             </w:r>
+            <w:proofErr w:type="spellEnd"/>
           </w:p>
         </w:tc>
         <w:tc>
@@ -7357,6 +8112,7 @@
                 <w:lang w:val="en-US"/>
               </w:rPr>
             </w:pPr>
+            <w:proofErr w:type="spellStart"/>
             <w:r>
               <w:rPr>
                 <w:rFonts w:ascii="Times New Roman" w:hAnsi="Times New Roman" w:cs="Times New Roman"/>
@@ -7365,8 +8121,31 @@
                 <w:szCs w:val="20"/>
                 <w:lang w:val="en-US"/>
               </w:rPr>
-              <w:t>Что проверяется</w:t>
-            </w:r>
+              <w:t>Что</w:t>
+            </w:r>
+            <w:proofErr w:type="spellEnd"/>
+            <w:r>
+              <w:rPr>
+                <w:rFonts w:ascii="Times New Roman" w:hAnsi="Times New Roman" w:cs="Times New Roman"/>
+                <w:b/>
+                <w:sz w:val="20"/>
+                <w:szCs w:val="20"/>
+                <w:lang w:val="en-US"/>
+              </w:rPr>
+              <w:t xml:space="preserve"> </w:t>
+            </w:r>
+            <w:proofErr w:type="spellStart"/>
+            <w:r>
+              <w:rPr>
+                <w:rFonts w:ascii="Times New Roman" w:hAnsi="Times New Roman" w:cs="Times New Roman"/>
+                <w:b/>
+                <w:sz w:val="20"/>
+                <w:szCs w:val="20"/>
+                <w:lang w:val="en-US"/>
+              </w:rPr>
+              <w:t>проверяется</w:t>
+            </w:r>
+            <w:proofErr w:type="spellEnd"/>
           </w:p>
         </w:tc>
         <w:tc>
@@ -7393,6 +8172,7 @@
                 <w:lang w:val="en-US"/>
               </w:rPr>
             </w:pPr>
+            <w:proofErr w:type="spellStart"/>
             <w:r>
               <w:rPr>
                 <w:rFonts w:ascii="Times New Roman" w:hAnsi="Times New Roman" w:cs="Times New Roman"/>
@@ -7403,6 +8183,7 @@
               </w:rPr>
               <w:t>Команда</w:t>
             </w:r>
+            <w:proofErr w:type="spellEnd"/>
           </w:p>
         </w:tc>
       </w:tr>
@@ -7434,15 +8215,37 @@
                 <w:lang w:val="en-US"/>
               </w:rPr>
             </w:pPr>
-            <w:r>
-              <w:rPr>
-                <w:rFonts w:ascii="Times New Roman" w:hAnsi="Times New Roman" w:cs="Times New Roman"/>
-                <w:sz w:val="20"/>
-                <w:szCs w:val="20"/>
-                <w:lang w:val="en-US"/>
-              </w:rPr>
-              <w:t>Теоретический анализ</w:t>
-            </w:r>
+            <w:proofErr w:type="spellStart"/>
+            <w:r>
+              <w:rPr>
+                <w:rFonts w:ascii="Times New Roman" w:hAnsi="Times New Roman" w:cs="Times New Roman"/>
+                <w:sz w:val="20"/>
+                <w:szCs w:val="20"/>
+                <w:lang w:val="en-US"/>
+              </w:rPr>
+              <w:t>Теоретический</w:t>
+            </w:r>
+            <w:proofErr w:type="spellEnd"/>
+            <w:r>
+              <w:rPr>
+                <w:rFonts w:ascii="Times New Roman" w:hAnsi="Times New Roman" w:cs="Times New Roman"/>
+                <w:sz w:val="20"/>
+                <w:szCs w:val="20"/>
+                <w:lang w:val="en-US"/>
+              </w:rPr>
+              <w:t xml:space="preserve"> </w:t>
+            </w:r>
+            <w:proofErr w:type="spellStart"/>
+            <w:r>
+              <w:rPr>
+                <w:rFonts w:ascii="Times New Roman" w:hAnsi="Times New Roman" w:cs="Times New Roman"/>
+                <w:sz w:val="20"/>
+                <w:szCs w:val="20"/>
+                <w:lang w:val="en-US"/>
+              </w:rPr>
+              <w:t>анализ</w:t>
+            </w:r>
+            <w:proofErr w:type="spellEnd"/>
           </w:p>
         </w:tc>
         <w:tc>
@@ -7468,14 +8271,45 @@
                 <w:lang w:val="en-US"/>
               </w:rPr>
             </w:pPr>
-            <w:r>
-              <w:rPr>
-                <w:rFonts w:ascii="Times New Roman" w:hAnsi="Times New Roman" w:cs="Times New Roman"/>
-                <w:sz w:val="20"/>
-                <w:szCs w:val="20"/>
-                <w:lang w:val="en-US"/>
-              </w:rPr>
-              <w:t>Стационарное распределение и V</w:t>
+            <w:proofErr w:type="spellStart"/>
+            <w:r>
+              <w:rPr>
+                <w:rFonts w:ascii="Times New Roman" w:hAnsi="Times New Roman" w:cs="Times New Roman"/>
+                <w:sz w:val="20"/>
+                <w:szCs w:val="20"/>
+                <w:lang w:val="en-US"/>
+              </w:rPr>
+              <w:t>Стационарное</w:t>
+            </w:r>
+            <w:proofErr w:type="spellEnd"/>
+            <w:r>
+              <w:rPr>
+                <w:rFonts w:ascii="Times New Roman" w:hAnsi="Times New Roman" w:cs="Times New Roman"/>
+                <w:sz w:val="20"/>
+                <w:szCs w:val="20"/>
+                <w:lang w:val="en-US"/>
+              </w:rPr>
+              <w:t xml:space="preserve"> </w:t>
+            </w:r>
+            <w:proofErr w:type="spellStart"/>
+            <w:r>
+              <w:rPr>
+                <w:rFonts w:ascii="Times New Roman" w:hAnsi="Times New Roman" w:cs="Times New Roman"/>
+                <w:sz w:val="20"/>
+                <w:szCs w:val="20"/>
+                <w:lang w:val="en-US"/>
+              </w:rPr>
+              <w:t>распределение</w:t>
+            </w:r>
+            <w:proofErr w:type="spellEnd"/>
+            <w:r>
+              <w:rPr>
+                <w:rFonts w:ascii="Times New Roman" w:hAnsi="Times New Roman" w:cs="Times New Roman"/>
+                <w:sz w:val="20"/>
+                <w:szCs w:val="20"/>
+                <w:lang w:val="en-US"/>
+              </w:rPr>
+              <w:t xml:space="preserve"> и V</w:t>
             </w:r>
           </w:p>
         </w:tc>
@@ -7542,14 +8376,25 @@
                 <w:lang w:val="en-US"/>
               </w:rPr>
             </w:pPr>
-            <w:r>
-              <w:rPr>
-                <w:rFonts w:ascii="Times New Roman" w:hAnsi="Times New Roman" w:cs="Times New Roman"/>
-                <w:sz w:val="20"/>
-                <w:szCs w:val="20"/>
-                <w:lang w:val="en-US"/>
-              </w:rPr>
-              <w:t>Критерий δ</w:t>
+            <w:proofErr w:type="spellStart"/>
+            <w:r>
+              <w:rPr>
+                <w:rFonts w:ascii="Times New Roman" w:hAnsi="Times New Roman" w:cs="Times New Roman"/>
+                <w:sz w:val="20"/>
+                <w:szCs w:val="20"/>
+                <w:lang w:val="en-US"/>
+              </w:rPr>
+              <w:t>Критерий</w:t>
+            </w:r>
+            <w:proofErr w:type="spellEnd"/>
+            <w:r>
+              <w:rPr>
+                <w:rFonts w:ascii="Times New Roman" w:hAnsi="Times New Roman" w:cs="Times New Roman"/>
+                <w:sz w:val="20"/>
+                <w:szCs w:val="20"/>
+                <w:lang w:val="en-US"/>
+              </w:rPr>
+              <w:t xml:space="preserve"> δ</w:t>
             </w:r>
           </w:p>
         </w:tc>
@@ -7576,15 +8421,57 @@
                 <w:lang w:val="en-US"/>
               </w:rPr>
             </w:pPr>
-            <w:r>
-              <w:rPr>
-                <w:rFonts w:ascii="Times New Roman" w:hAnsi="Times New Roman" w:cs="Times New Roman"/>
-                <w:sz w:val="20"/>
-                <w:szCs w:val="20"/>
-                <w:lang w:val="en-US"/>
-              </w:rPr>
-              <w:t>Близость к стационарному режиму</w:t>
-            </w:r>
+            <w:proofErr w:type="spellStart"/>
+            <w:r>
+              <w:rPr>
+                <w:rFonts w:ascii="Times New Roman" w:hAnsi="Times New Roman" w:cs="Times New Roman"/>
+                <w:sz w:val="20"/>
+                <w:szCs w:val="20"/>
+                <w:lang w:val="en-US"/>
+              </w:rPr>
+              <w:t>Близость</w:t>
+            </w:r>
+            <w:proofErr w:type="spellEnd"/>
+            <w:r>
+              <w:rPr>
+                <w:rFonts w:ascii="Times New Roman" w:hAnsi="Times New Roman" w:cs="Times New Roman"/>
+                <w:sz w:val="20"/>
+                <w:szCs w:val="20"/>
+                <w:lang w:val="en-US"/>
+              </w:rPr>
+              <w:t xml:space="preserve"> к </w:t>
+            </w:r>
+            <w:proofErr w:type="spellStart"/>
+            <w:r>
+              <w:rPr>
+                <w:rFonts w:ascii="Times New Roman" w:hAnsi="Times New Roman" w:cs="Times New Roman"/>
+                <w:sz w:val="20"/>
+                <w:szCs w:val="20"/>
+                <w:lang w:val="en-US"/>
+              </w:rPr>
+              <w:t>стационарному</w:t>
+            </w:r>
+            <w:proofErr w:type="spellEnd"/>
+            <w:r>
+              <w:rPr>
+                <w:rFonts w:ascii="Times New Roman" w:hAnsi="Times New Roman" w:cs="Times New Roman"/>
+                <w:sz w:val="20"/>
+                <w:szCs w:val="20"/>
+                <w:lang w:val="en-US"/>
+              </w:rPr>
+              <w:t xml:space="preserve"> </w:t>
+            </w:r>
+            <w:proofErr w:type="spellStart"/>
+            <w:r>
+              <w:rPr>
+                <w:rFonts w:ascii="Times New Roman" w:hAnsi="Times New Roman" w:cs="Times New Roman"/>
+                <w:sz w:val="20"/>
+                <w:szCs w:val="20"/>
+                <w:lang w:val="en-US"/>
+              </w:rPr>
+              <w:t>режиму</w:t>
+            </w:r>
+            <w:proofErr w:type="spellEnd"/>
           </w:p>
         </w:tc>
         <w:tc>
@@ -7650,15 +8537,37 @@
                 <w:lang w:val="en-US"/>
               </w:rPr>
             </w:pPr>
-            <w:r>
-              <w:rPr>
-                <w:rFonts w:ascii="Times New Roman" w:hAnsi="Times New Roman" w:cs="Times New Roman"/>
-                <w:sz w:val="20"/>
-                <w:szCs w:val="20"/>
-                <w:lang w:val="en-US"/>
-              </w:rPr>
-              <w:t>Сравнение распределений</w:t>
-            </w:r>
+            <w:proofErr w:type="spellStart"/>
+            <w:r>
+              <w:rPr>
+                <w:rFonts w:ascii="Times New Roman" w:hAnsi="Times New Roman" w:cs="Times New Roman"/>
+                <w:sz w:val="20"/>
+                <w:szCs w:val="20"/>
+                <w:lang w:val="en-US"/>
+              </w:rPr>
+              <w:t>Сравнение</w:t>
+            </w:r>
+            <w:proofErr w:type="spellEnd"/>
+            <w:r>
+              <w:rPr>
+                <w:rFonts w:ascii="Times New Roman" w:hAnsi="Times New Roman" w:cs="Times New Roman"/>
+                <w:sz w:val="20"/>
+                <w:szCs w:val="20"/>
+                <w:lang w:val="en-US"/>
+              </w:rPr>
+              <w:t xml:space="preserve"> </w:t>
+            </w:r>
+            <w:proofErr w:type="spellStart"/>
+            <w:r>
+              <w:rPr>
+                <w:rFonts w:ascii="Times New Roman" w:hAnsi="Times New Roman" w:cs="Times New Roman"/>
+                <w:sz w:val="20"/>
+                <w:szCs w:val="20"/>
+                <w:lang w:val="en-US"/>
+              </w:rPr>
+              <w:t>распределений</w:t>
+            </w:r>
+            <w:proofErr w:type="spellEnd"/>
           </w:p>
         </w:tc>
         <w:tc>
@@ -7725,7 +8634,87 @@
                 <w:szCs w:val="20"/>
                 <w:lang w:val="en-US"/>
               </w:rPr>
-              <w:t>python main.py --N 3 --num_samples 50000 --delay_distr gamma --gate F1 --clock_D 8 --output_gate 0</w:t>
+              <w:t>python main.py --N 3 --</w:t>
+            </w:r>
+            <w:proofErr w:type="spellStart"/>
+            <w:r>
+              <w:rPr>
+                <w:rFonts w:ascii="Times New Roman" w:hAnsi="Times New Roman" w:cs="Times New Roman"/>
+                <w:sz w:val="20"/>
+                <w:szCs w:val="20"/>
+                <w:lang w:val="en-US"/>
+              </w:rPr>
+              <w:t>num_samples</w:t>
+            </w:r>
+            <w:proofErr w:type="spellEnd"/>
+            <w:r>
+              <w:rPr>
+                <w:rFonts w:ascii="Times New Roman" w:hAnsi="Times New Roman" w:cs="Times New Roman"/>
+                <w:sz w:val="20"/>
+                <w:szCs w:val="20"/>
+                <w:lang w:val="en-US"/>
+              </w:rPr>
+              <w:t xml:space="preserve"> 50000 --</w:t>
+            </w:r>
+            <w:proofErr w:type="spellStart"/>
+            <w:r>
+              <w:rPr>
+                <w:rFonts w:ascii="Times New Roman" w:hAnsi="Times New Roman" w:cs="Times New Roman"/>
+                <w:sz w:val="20"/>
+                <w:szCs w:val="20"/>
+                <w:lang w:val="en-US"/>
+              </w:rPr>
+              <w:t>delay_distr</w:t>
+            </w:r>
+            <w:proofErr w:type="spellEnd"/>
+            <w:r>
+              <w:rPr>
+                <w:rFonts w:ascii="Times New Roman" w:hAnsi="Times New Roman" w:cs="Times New Roman"/>
+                <w:sz w:val="20"/>
+                <w:szCs w:val="20"/>
+                <w:lang w:val="en-US"/>
+              </w:rPr>
+              <w:t xml:space="preserve"> gamma --gate F1 --</w:t>
+            </w:r>
+            <w:proofErr w:type="spellStart"/>
+            <w:r>
+              <w:rPr>
+                <w:rFonts w:ascii="Times New Roman" w:hAnsi="Times New Roman" w:cs="Times New Roman"/>
+                <w:sz w:val="20"/>
+                <w:szCs w:val="20"/>
+                <w:lang w:val="en-US"/>
+              </w:rPr>
+              <w:t>clock_D</w:t>
+            </w:r>
+            <w:proofErr w:type="spellEnd"/>
+            <w:r>
+              <w:rPr>
+                <w:rFonts w:ascii="Times New Roman" w:hAnsi="Times New Roman" w:cs="Times New Roman"/>
+                <w:sz w:val="20"/>
+                <w:szCs w:val="20"/>
+                <w:lang w:val="en-US"/>
+              </w:rPr>
+              <w:t xml:space="preserve"> 8 --</w:t>
+            </w:r>
+            <w:proofErr w:type="spellStart"/>
+            <w:r>
+              <w:rPr>
+                <w:rFonts w:ascii="Times New Roman" w:hAnsi="Times New Roman" w:cs="Times New Roman"/>
+                <w:sz w:val="20"/>
+                <w:szCs w:val="20"/>
+                <w:lang w:val="en-US"/>
+              </w:rPr>
+              <w:t>output_gate</w:t>
+            </w:r>
+            <w:proofErr w:type="spellEnd"/>
+            <w:r>
+              <w:rPr>
+                <w:rFonts w:ascii="Times New Roman" w:hAnsi="Times New Roman" w:cs="Times New Roman"/>
+                <w:sz w:val="20"/>
+                <w:szCs w:val="20"/>
+                <w:lang w:val="en-US"/>
+              </w:rPr>
+              <w:t xml:space="preserve"> 0</w:t>
             </w:r>
           </w:p>
         </w:tc>
@@ -7758,14 +8747,25 @@
                 <w:lang w:val="en-US"/>
               </w:rPr>
             </w:pPr>
-            <w:r>
-              <w:rPr>
-                <w:rFonts w:ascii="Times New Roman" w:hAnsi="Times New Roman" w:cs="Times New Roman"/>
-                <w:sz w:val="20"/>
-                <w:szCs w:val="20"/>
-                <w:lang w:val="en-US"/>
-              </w:rPr>
-              <w:t>Влияние D</w:t>
+            <w:proofErr w:type="spellStart"/>
+            <w:r>
+              <w:rPr>
+                <w:rFonts w:ascii="Times New Roman" w:hAnsi="Times New Roman" w:cs="Times New Roman"/>
+                <w:sz w:val="20"/>
+                <w:szCs w:val="20"/>
+                <w:lang w:val="en-US"/>
+              </w:rPr>
+              <w:t>Влияние</w:t>
+            </w:r>
+            <w:proofErr w:type="spellEnd"/>
+            <w:r>
+              <w:rPr>
+                <w:rFonts w:ascii="Times New Roman" w:hAnsi="Times New Roman" w:cs="Times New Roman"/>
+                <w:sz w:val="20"/>
+                <w:szCs w:val="20"/>
+                <w:lang w:val="en-US"/>
+              </w:rPr>
+              <w:t xml:space="preserve"> D</w:t>
             </w:r>
           </w:p>
         </w:tc>
@@ -7923,7 +8923,87 @@
                 <w:szCs w:val="20"/>
                 <w:lang w:val="en-US"/>
               </w:rPr>
-              <w:t>python main.py --N 3 --num_samples 50000 --delay_distr exponential --gate F1 --clock_D 16 --output_gate 0</w:t>
+              <w:t>python main.py --N 3 --</w:t>
+            </w:r>
+            <w:proofErr w:type="spellStart"/>
+            <w:r>
+              <w:rPr>
+                <w:rFonts w:ascii="Times New Roman" w:hAnsi="Times New Roman" w:cs="Times New Roman"/>
+                <w:sz w:val="20"/>
+                <w:szCs w:val="20"/>
+                <w:lang w:val="en-US"/>
+              </w:rPr>
+              <w:t>num_samples</w:t>
+            </w:r>
+            <w:proofErr w:type="spellEnd"/>
+            <w:r>
+              <w:rPr>
+                <w:rFonts w:ascii="Times New Roman" w:hAnsi="Times New Roman" w:cs="Times New Roman"/>
+                <w:sz w:val="20"/>
+                <w:szCs w:val="20"/>
+                <w:lang w:val="en-US"/>
+              </w:rPr>
+              <w:t xml:space="preserve"> 50000 --</w:t>
+            </w:r>
+            <w:proofErr w:type="spellStart"/>
+            <w:r>
+              <w:rPr>
+                <w:rFonts w:ascii="Times New Roman" w:hAnsi="Times New Roman" w:cs="Times New Roman"/>
+                <w:sz w:val="20"/>
+                <w:szCs w:val="20"/>
+                <w:lang w:val="en-US"/>
+              </w:rPr>
+              <w:t>delay_distr</w:t>
+            </w:r>
+            <w:proofErr w:type="spellEnd"/>
+            <w:r>
+              <w:rPr>
+                <w:rFonts w:ascii="Times New Roman" w:hAnsi="Times New Roman" w:cs="Times New Roman"/>
+                <w:sz w:val="20"/>
+                <w:szCs w:val="20"/>
+                <w:lang w:val="en-US"/>
+              </w:rPr>
+              <w:t xml:space="preserve"> exponential --gate F1 --</w:t>
+            </w:r>
+            <w:proofErr w:type="spellStart"/>
+            <w:r>
+              <w:rPr>
+                <w:rFonts w:ascii="Times New Roman" w:hAnsi="Times New Roman" w:cs="Times New Roman"/>
+                <w:sz w:val="20"/>
+                <w:szCs w:val="20"/>
+                <w:lang w:val="en-US"/>
+              </w:rPr>
+              <w:t>clock_D</w:t>
+            </w:r>
+            <w:proofErr w:type="spellEnd"/>
+            <w:r>
+              <w:rPr>
+                <w:rFonts w:ascii="Times New Roman" w:hAnsi="Times New Roman" w:cs="Times New Roman"/>
+                <w:sz w:val="20"/>
+                <w:szCs w:val="20"/>
+                <w:lang w:val="en-US"/>
+              </w:rPr>
+              <w:t xml:space="preserve"> 16 --</w:t>
+            </w:r>
+            <w:proofErr w:type="spellStart"/>
+            <w:r>
+              <w:rPr>
+                <w:rFonts w:ascii="Times New Roman" w:hAnsi="Times New Roman" w:cs="Times New Roman"/>
+                <w:sz w:val="20"/>
+                <w:szCs w:val="20"/>
+                <w:lang w:val="en-US"/>
+              </w:rPr>
+              <w:t>output_gate</w:t>
+            </w:r>
+            <w:proofErr w:type="spellEnd"/>
+            <w:r>
+              <w:rPr>
+                <w:rFonts w:ascii="Times New Roman" w:hAnsi="Times New Roman" w:cs="Times New Roman"/>
+                <w:sz w:val="20"/>
+                <w:szCs w:val="20"/>
+                <w:lang w:val="en-US"/>
+              </w:rPr>
+              <w:t xml:space="preserve"> 0</w:t>
             </w:r>
           </w:p>
         </w:tc>
@@ -7956,14 +9036,25 @@
                 <w:lang w:val="en-US"/>
               </w:rPr>
             </w:pPr>
-            <w:r>
-              <w:rPr>
-                <w:rFonts w:ascii="Times New Roman" w:hAnsi="Times New Roman" w:cs="Times New Roman"/>
-                <w:sz w:val="20"/>
-                <w:szCs w:val="20"/>
-                <w:lang w:val="en-US"/>
-              </w:rPr>
-              <w:t>Влияние N</w:t>
+            <w:proofErr w:type="spellStart"/>
+            <w:r>
+              <w:rPr>
+                <w:rFonts w:ascii="Times New Roman" w:hAnsi="Times New Roman" w:cs="Times New Roman"/>
+                <w:sz w:val="20"/>
+                <w:szCs w:val="20"/>
+                <w:lang w:val="en-US"/>
+              </w:rPr>
+              <w:t>Влияние</w:t>
+            </w:r>
+            <w:proofErr w:type="spellEnd"/>
+            <w:r>
+              <w:rPr>
+                <w:rFonts w:ascii="Times New Roman" w:hAnsi="Times New Roman" w:cs="Times New Roman"/>
+                <w:sz w:val="20"/>
+                <w:szCs w:val="20"/>
+                <w:lang w:val="en-US"/>
+              </w:rPr>
+              <w:t xml:space="preserve"> N</w:t>
             </w:r>
           </w:p>
         </w:tc>
@@ -8049,7 +9140,87 @@
                 <w:szCs w:val="20"/>
                 <w:lang w:val="en-US"/>
               </w:rPr>
-              <w:t>python main.py --N 5 --num_samples 50000 --delay_distr exponential --gate F1 --clock_D 8 --output_gate 0</w:t>
+              <w:t>python main.py --N 5 --</w:t>
+            </w:r>
+            <w:proofErr w:type="spellStart"/>
+            <w:r>
+              <w:rPr>
+                <w:rFonts w:ascii="Times New Roman" w:hAnsi="Times New Roman" w:cs="Times New Roman"/>
+                <w:sz w:val="20"/>
+                <w:szCs w:val="20"/>
+                <w:lang w:val="en-US"/>
+              </w:rPr>
+              <w:t>num_samples</w:t>
+            </w:r>
+            <w:proofErr w:type="spellEnd"/>
+            <w:r>
+              <w:rPr>
+                <w:rFonts w:ascii="Times New Roman" w:hAnsi="Times New Roman" w:cs="Times New Roman"/>
+                <w:sz w:val="20"/>
+                <w:szCs w:val="20"/>
+                <w:lang w:val="en-US"/>
+              </w:rPr>
+              <w:t xml:space="preserve"> 50000 --</w:t>
+            </w:r>
+            <w:proofErr w:type="spellStart"/>
+            <w:r>
+              <w:rPr>
+                <w:rFonts w:ascii="Times New Roman" w:hAnsi="Times New Roman" w:cs="Times New Roman"/>
+                <w:sz w:val="20"/>
+                <w:szCs w:val="20"/>
+                <w:lang w:val="en-US"/>
+              </w:rPr>
+              <w:t>delay_distr</w:t>
+            </w:r>
+            <w:proofErr w:type="spellEnd"/>
+            <w:r>
+              <w:rPr>
+                <w:rFonts w:ascii="Times New Roman" w:hAnsi="Times New Roman" w:cs="Times New Roman"/>
+                <w:sz w:val="20"/>
+                <w:szCs w:val="20"/>
+                <w:lang w:val="en-US"/>
+              </w:rPr>
+              <w:t xml:space="preserve"> exponential --gate F1 --</w:t>
+            </w:r>
+            <w:proofErr w:type="spellStart"/>
+            <w:r>
+              <w:rPr>
+                <w:rFonts w:ascii="Times New Roman" w:hAnsi="Times New Roman" w:cs="Times New Roman"/>
+                <w:sz w:val="20"/>
+                <w:szCs w:val="20"/>
+                <w:lang w:val="en-US"/>
+              </w:rPr>
+              <w:t>clock_D</w:t>
+            </w:r>
+            <w:proofErr w:type="spellEnd"/>
+            <w:r>
+              <w:rPr>
+                <w:rFonts w:ascii="Times New Roman" w:hAnsi="Times New Roman" w:cs="Times New Roman"/>
+                <w:sz w:val="20"/>
+                <w:szCs w:val="20"/>
+                <w:lang w:val="en-US"/>
+              </w:rPr>
+              <w:t xml:space="preserve"> 8 --</w:t>
+            </w:r>
+            <w:proofErr w:type="spellStart"/>
+            <w:r>
+              <w:rPr>
+                <w:rFonts w:ascii="Times New Roman" w:hAnsi="Times New Roman" w:cs="Times New Roman"/>
+                <w:sz w:val="20"/>
+                <w:szCs w:val="20"/>
+                <w:lang w:val="en-US"/>
+              </w:rPr>
+              <w:t>output_gate</w:t>
+            </w:r>
+            <w:proofErr w:type="spellEnd"/>
+            <w:r>
+              <w:rPr>
+                <w:rFonts w:ascii="Times New Roman" w:hAnsi="Times New Roman" w:cs="Times New Roman"/>
+                <w:sz w:val="20"/>
+                <w:szCs w:val="20"/>
+                <w:lang w:val="en-US"/>
+              </w:rPr>
+              <w:t xml:space="preserve"> 0</w:t>
             </w:r>
           </w:p>
         </w:tc>
@@ -8082,14 +9253,25 @@
                 <w:lang w:val="en-US"/>
               </w:rPr>
             </w:pPr>
-            <w:r>
-              <w:rPr>
-                <w:rFonts w:ascii="Times New Roman" w:hAnsi="Times New Roman" w:cs="Times New Roman"/>
-                <w:sz w:val="20"/>
-                <w:szCs w:val="20"/>
-                <w:lang w:val="en-US"/>
-              </w:rPr>
-              <w:t>Сравнение F1/F2</w:t>
+            <w:proofErr w:type="spellStart"/>
+            <w:r>
+              <w:rPr>
+                <w:rFonts w:ascii="Times New Roman" w:hAnsi="Times New Roman" w:cs="Times New Roman"/>
+                <w:sz w:val="20"/>
+                <w:szCs w:val="20"/>
+                <w:lang w:val="en-US"/>
+              </w:rPr>
+              <w:t>Сравнение</w:t>
+            </w:r>
+            <w:proofErr w:type="spellEnd"/>
+            <w:r>
+              <w:rPr>
+                <w:rFonts w:ascii="Times New Roman" w:hAnsi="Times New Roman" w:cs="Times New Roman"/>
+                <w:sz w:val="20"/>
+                <w:szCs w:val="20"/>
+                <w:lang w:val="en-US"/>
+              </w:rPr>
+              <w:t xml:space="preserve"> F1/F2</w:t>
             </w:r>
           </w:p>
         </w:tc>
@@ -8116,15 +9298,37 @@
                 <w:lang w:val="en-US"/>
               </w:rPr>
             </w:pPr>
-            <w:r>
-              <w:rPr>
-                <w:rFonts w:ascii="Times New Roman" w:hAnsi="Times New Roman" w:cs="Times New Roman"/>
-                <w:sz w:val="20"/>
-                <w:szCs w:val="20"/>
-                <w:lang w:val="en-US"/>
-              </w:rPr>
-              <w:t>Влияние функции</w:t>
-            </w:r>
+            <w:proofErr w:type="spellStart"/>
+            <w:r>
+              <w:rPr>
+                <w:rFonts w:ascii="Times New Roman" w:hAnsi="Times New Roman" w:cs="Times New Roman"/>
+                <w:sz w:val="20"/>
+                <w:szCs w:val="20"/>
+                <w:lang w:val="en-US"/>
+              </w:rPr>
+              <w:t>Влияние</w:t>
+            </w:r>
+            <w:proofErr w:type="spellEnd"/>
+            <w:r>
+              <w:rPr>
+                <w:rFonts w:ascii="Times New Roman" w:hAnsi="Times New Roman" w:cs="Times New Roman"/>
+                <w:sz w:val="20"/>
+                <w:szCs w:val="20"/>
+                <w:lang w:val="en-US"/>
+              </w:rPr>
+              <w:t xml:space="preserve"> </w:t>
+            </w:r>
+            <w:proofErr w:type="spellStart"/>
+            <w:r>
+              <w:rPr>
+                <w:rFonts w:ascii="Times New Roman" w:hAnsi="Times New Roman" w:cs="Times New Roman"/>
+                <w:sz w:val="20"/>
+                <w:szCs w:val="20"/>
+                <w:lang w:val="en-US"/>
+              </w:rPr>
+              <w:t>функции</w:t>
+            </w:r>
+            <w:proofErr w:type="spellEnd"/>
           </w:p>
         </w:tc>
         <w:tc>
@@ -8158,7 +9362,87 @@
                 <w:szCs w:val="20"/>
                 <w:lang w:val="en-US"/>
               </w:rPr>
-              <w:t>python main.py --N 3 --num_samples 50000 --delay_distr exponential --gate F2 --clock_D 8 --output_gate 0</w:t>
+              <w:t>python main.py --N 3 --</w:t>
+            </w:r>
+            <w:proofErr w:type="spellStart"/>
+            <w:r>
+              <w:rPr>
+                <w:rFonts w:ascii="Times New Roman" w:hAnsi="Times New Roman" w:cs="Times New Roman"/>
+                <w:sz w:val="20"/>
+                <w:szCs w:val="20"/>
+                <w:lang w:val="en-US"/>
+              </w:rPr>
+              <w:t>num_samples</w:t>
+            </w:r>
+            <w:proofErr w:type="spellEnd"/>
+            <w:r>
+              <w:rPr>
+                <w:rFonts w:ascii="Times New Roman" w:hAnsi="Times New Roman" w:cs="Times New Roman"/>
+                <w:sz w:val="20"/>
+                <w:szCs w:val="20"/>
+                <w:lang w:val="en-US"/>
+              </w:rPr>
+              <w:t xml:space="preserve"> 50000 --</w:t>
+            </w:r>
+            <w:proofErr w:type="spellStart"/>
+            <w:r>
+              <w:rPr>
+                <w:rFonts w:ascii="Times New Roman" w:hAnsi="Times New Roman" w:cs="Times New Roman"/>
+                <w:sz w:val="20"/>
+                <w:szCs w:val="20"/>
+                <w:lang w:val="en-US"/>
+              </w:rPr>
+              <w:t>delay_distr</w:t>
+            </w:r>
+            <w:proofErr w:type="spellEnd"/>
+            <w:r>
+              <w:rPr>
+                <w:rFonts w:ascii="Times New Roman" w:hAnsi="Times New Roman" w:cs="Times New Roman"/>
+                <w:sz w:val="20"/>
+                <w:szCs w:val="20"/>
+                <w:lang w:val="en-US"/>
+              </w:rPr>
+              <w:t xml:space="preserve"> exponential --gate F2 --</w:t>
+            </w:r>
+            <w:proofErr w:type="spellStart"/>
+            <w:r>
+              <w:rPr>
+                <w:rFonts w:ascii="Times New Roman" w:hAnsi="Times New Roman" w:cs="Times New Roman"/>
+                <w:sz w:val="20"/>
+                <w:szCs w:val="20"/>
+                <w:lang w:val="en-US"/>
+              </w:rPr>
+              <w:t>clock_D</w:t>
+            </w:r>
+            <w:proofErr w:type="spellEnd"/>
+            <w:r>
+              <w:rPr>
+                <w:rFonts w:ascii="Times New Roman" w:hAnsi="Times New Roman" w:cs="Times New Roman"/>
+                <w:sz w:val="20"/>
+                <w:szCs w:val="20"/>
+                <w:lang w:val="en-US"/>
+              </w:rPr>
+              <w:t xml:space="preserve"> 8 --</w:t>
+            </w:r>
+            <w:proofErr w:type="spellStart"/>
+            <w:r>
+              <w:rPr>
+                <w:rFonts w:ascii="Times New Roman" w:hAnsi="Times New Roman" w:cs="Times New Roman"/>
+                <w:sz w:val="20"/>
+                <w:szCs w:val="20"/>
+                <w:lang w:val="en-US"/>
+              </w:rPr>
+              <w:t>output_gate</w:t>
+            </w:r>
+            <w:proofErr w:type="spellEnd"/>
+            <w:r>
+              <w:rPr>
+                <w:rFonts w:ascii="Times New Roman" w:hAnsi="Times New Roman" w:cs="Times New Roman"/>
+                <w:sz w:val="20"/>
+                <w:szCs w:val="20"/>
+                <w:lang w:val="en-US"/>
+              </w:rPr>
+              <w:t xml:space="preserve"> 0</w:t>
             </w:r>
           </w:p>
         </w:tc>
@@ -8824,6 +10108,7 @@
                 <w:lang w:val="en-US"/>
               </w:rPr>
             </w:pPr>
+            <w:proofErr w:type="spellStart"/>
             <w:r>
               <w:rPr>
                 <w:rFonts w:ascii="Times New Roman" w:hAnsi="Times New Roman" w:cs="Times New Roman"/>
@@ -8834,6 +10119,7 @@
               </w:rPr>
               <w:t>Размерность</w:t>
             </w:r>
+            <w:proofErr w:type="spellEnd"/>
           </w:p>
         </w:tc>
         <w:tc>
@@ -8896,6 +10182,7 @@
                 <w:lang w:val="en-US"/>
               </w:rPr>
             </w:pPr>
+            <w:proofErr w:type="spellStart"/>
             <w:r>
               <w:rPr>
                 <w:rFonts w:ascii="Times New Roman" w:hAnsi="Times New Roman" w:cs="Times New Roman"/>
@@ -8904,8 +10191,53 @@
                 <w:szCs w:val="20"/>
                 <w:lang w:val="en-US"/>
               </w:rPr>
-              <w:t>Распределение первого выхода</w:t>
-            </w:r>
+              <w:t>Распределение</w:t>
+            </w:r>
+            <w:proofErr w:type="spellEnd"/>
+            <w:r>
+              <w:rPr>
+                <w:rFonts w:ascii="Times New Roman" w:hAnsi="Times New Roman" w:cs="Times New Roman"/>
+                <w:b/>
+                <w:sz w:val="20"/>
+                <w:szCs w:val="20"/>
+                <w:lang w:val="en-US"/>
+              </w:rPr>
+              <w:t xml:space="preserve"> </w:t>
+            </w:r>
+            <w:proofErr w:type="spellStart"/>
+            <w:r>
+              <w:rPr>
+                <w:rFonts w:ascii="Times New Roman" w:hAnsi="Times New Roman" w:cs="Times New Roman"/>
+                <w:b/>
+                <w:sz w:val="20"/>
+                <w:szCs w:val="20"/>
+                <w:lang w:val="en-US"/>
+              </w:rPr>
+              <w:t>первого</w:t>
+            </w:r>
+            <w:proofErr w:type="spellEnd"/>
+            <w:r>
+              <w:rPr>
+                <w:rFonts w:ascii="Times New Roman" w:hAnsi="Times New Roman" w:cs="Times New Roman"/>
+                <w:b/>
+                <w:sz w:val="20"/>
+                <w:szCs w:val="20"/>
+                <w:lang w:val="en-US"/>
+              </w:rPr>
+              <w:t xml:space="preserve"> </w:t>
+            </w:r>
+            <w:proofErr w:type="spellStart"/>
+            <w:r>
+              <w:rPr>
+                <w:rFonts w:ascii="Times New Roman" w:hAnsi="Times New Roman" w:cs="Times New Roman"/>
+                <w:b/>
+                <w:sz w:val="20"/>
+                <w:szCs w:val="20"/>
+                <w:lang w:val="en-US"/>
+              </w:rPr>
+              <w:t>выхода</w:t>
+            </w:r>
+            <w:proofErr w:type="spellEnd"/>
           </w:p>
         </w:tc>
       </w:tr>
@@ -10532,7 +11864,7 @@
             <wp:cNvGraphicFramePr/>
             <a:graphic xmlns:a="http://schemas.openxmlformats.org/drawingml/2006/main">
               <a:graphicData uri="http://schemas.openxmlformats.org/drawingml/2006/chart">
-                <c:chart xmlns:c="http://schemas.openxmlformats.org/drawingml/2006/chart" xmlns:r="http://schemas.openxmlformats.org/officeDocument/2006/relationships" r:id="rId6"/>
+                <c:chart xmlns:c="http://schemas.openxmlformats.org/drawingml/2006/chart" xmlns:r="http://schemas.openxmlformats.org/officeDocument/2006/relationships" r:id="rId9"/>
               </a:graphicData>
             </a:graphic>
           </wp:inline>
@@ -10694,7 +12026,7 @@
                     </pic:cNvPicPr>
                   </pic:nvPicPr>
                   <pic:blipFill>
-                    <a:blip r:embed="rId7" cstate="print">
+                    <a:blip r:embed="rId10" cstate="print">
                       <a:extLst>
                         <a:ext uri="{28A0092B-C50C-407E-A947-70E740481C1C}">
                           <a14:useLocalDpi xmlns:a14="http://schemas.microsoft.com/office/drawing/2010/main" val="0"/>
@@ -12556,7 +13888,7 @@
             <wp:cNvGraphicFramePr/>
             <a:graphic xmlns:a="http://schemas.openxmlformats.org/drawingml/2006/main">
               <a:graphicData uri="http://schemas.openxmlformats.org/drawingml/2006/chart">
-                <c:chart xmlns:c="http://schemas.openxmlformats.org/drawingml/2006/chart" xmlns:r="http://schemas.openxmlformats.org/officeDocument/2006/relationships" r:id="rId8"/>
+                <c:chart xmlns:c="http://schemas.openxmlformats.org/drawingml/2006/chart" xmlns:r="http://schemas.openxmlformats.org/officeDocument/2006/relationships" r:id="rId11"/>
               </a:graphicData>
             </a:graphic>
           </wp:inline>
@@ -13012,6 +14344,7 @@
                 <w:lang w:val="en-US"/>
               </w:rPr>
             </w:pPr>
+            <w:proofErr w:type="spellStart"/>
             <w:r>
               <w:rPr>
                 <w:rFonts w:ascii="Times New Roman" w:hAnsi="Times New Roman" w:cs="Times New Roman"/>
@@ -13022,6 +14355,7 @@
               </w:rPr>
               <w:t>Распределение</w:t>
             </w:r>
+            <w:proofErr w:type="spellEnd"/>
           </w:p>
         </w:tc>
         <w:tc>
@@ -13048,6 +14382,7 @@
                 <w:lang w:val="en-US"/>
               </w:rPr>
             </w:pPr>
+            <w:proofErr w:type="spellStart"/>
             <w:r>
               <w:rPr>
                 <w:rFonts w:ascii="Times New Roman" w:hAnsi="Times New Roman" w:cs="Times New Roman"/>
@@ -13056,7 +14391,18 @@
                 <w:szCs w:val="20"/>
                 <w:lang w:val="en-US"/>
               </w:rPr>
-              <w:t>p_равн.</w:t>
+              <w:t>p_равн</w:t>
+            </w:r>
+            <w:proofErr w:type="spellEnd"/>
+            <w:r>
+              <w:rPr>
+                <w:rFonts w:ascii="Times New Roman" w:hAnsi="Times New Roman" w:cs="Times New Roman"/>
+                <w:b/>
+                <w:sz w:val="20"/>
+                <w:szCs w:val="20"/>
+                <w:lang w:val="en-US"/>
+              </w:rPr>
+              <w:t>.</w:t>
             </w:r>
           </w:p>
         </w:tc>
@@ -13084,6 +14430,7 @@
                 <w:lang w:val="en-US"/>
               </w:rPr>
             </w:pPr>
+            <w:proofErr w:type="spellStart"/>
             <w:r>
               <w:rPr>
                 <w:rFonts w:ascii="Times New Roman" w:hAnsi="Times New Roman" w:cs="Times New Roman"/>
@@ -13092,7 +14439,18 @@
                 <w:szCs w:val="20"/>
                 <w:lang w:val="en-US"/>
               </w:rPr>
-              <w:t>p_бигр.</w:t>
+              <w:t>p_бигр</w:t>
+            </w:r>
+            <w:proofErr w:type="spellEnd"/>
+            <w:r>
+              <w:rPr>
+                <w:rFonts w:ascii="Times New Roman" w:hAnsi="Times New Roman" w:cs="Times New Roman"/>
+                <w:b/>
+                <w:sz w:val="20"/>
+                <w:szCs w:val="20"/>
+                <w:lang w:val="en-US"/>
+              </w:rPr>
+              <w:t>.</w:t>
             </w:r>
           </w:p>
         </w:tc>
@@ -13120,6 +14478,7 @@
                 <w:lang w:val="en-US"/>
               </w:rPr>
             </w:pPr>
+            <w:proofErr w:type="spellStart"/>
             <w:r>
               <w:rPr>
                 <w:rFonts w:ascii="Times New Roman" w:hAnsi="Times New Roman" w:cs="Times New Roman"/>
@@ -13128,7 +14487,18 @@
                 <w:szCs w:val="20"/>
                 <w:lang w:val="en-US"/>
               </w:rPr>
-              <w:t>p_сер.</w:t>
+              <w:t>p_сер</w:t>
+            </w:r>
+            <w:proofErr w:type="spellEnd"/>
+            <w:r>
+              <w:rPr>
+                <w:rFonts w:ascii="Times New Roman" w:hAnsi="Times New Roman" w:cs="Times New Roman"/>
+                <w:b/>
+                <w:sz w:val="20"/>
+                <w:szCs w:val="20"/>
+                <w:lang w:val="en-US"/>
+              </w:rPr>
+              <w:t>.</w:t>
             </w:r>
           </w:p>
         </w:tc>
@@ -13156,6 +14526,7 @@
                 <w:lang w:val="en-US"/>
               </w:rPr>
             </w:pPr>
+            <w:proofErr w:type="gramStart"/>
             <w:r>
               <w:rPr>
                 <w:rFonts w:ascii="Times New Roman" w:hAnsi="Times New Roman" w:cs="Times New Roman"/>
@@ -13164,7 +14535,18 @@
                 <w:szCs w:val="20"/>
                 <w:lang w:val="en-US"/>
               </w:rPr>
-              <w:t>ACF(1)</w:t>
+              <w:t>ACF(</w:t>
+            </w:r>
+            <w:proofErr w:type="gramEnd"/>
+            <w:r>
+              <w:rPr>
+                <w:rFonts w:ascii="Times New Roman" w:hAnsi="Times New Roman" w:cs="Times New Roman"/>
+                <w:b/>
+                <w:sz w:val="20"/>
+                <w:szCs w:val="20"/>
+                <w:lang w:val="en-US"/>
+              </w:rPr>
+              <w:t>1)</w:t>
             </w:r>
           </w:p>
         </w:tc>
@@ -13192,6 +14574,7 @@
                 <w:lang w:val="en-US"/>
               </w:rPr>
             </w:pPr>
+            <w:proofErr w:type="spellStart"/>
             <w:r>
               <w:rPr>
                 <w:rFonts w:ascii="Times New Roman" w:hAnsi="Times New Roman" w:cs="Times New Roman"/>
@@ -13202,6 +14585,7 @@
               </w:rPr>
               <w:t>Вывод</w:t>
             </w:r>
+            <w:proofErr w:type="spellEnd"/>
           </w:p>
         </w:tc>
       </w:tr>
@@ -14281,7 +15665,7 @@
             <wp:cNvGraphicFramePr/>
             <a:graphic xmlns:a="http://schemas.openxmlformats.org/drawingml/2006/main">
               <a:graphicData uri="http://schemas.openxmlformats.org/drawingml/2006/chart">
-                <c:chart xmlns:c="http://schemas.openxmlformats.org/drawingml/2006/chart" xmlns:r="http://schemas.openxmlformats.org/officeDocument/2006/relationships" r:id="rId9"/>
+                <c:chart xmlns:c="http://schemas.openxmlformats.org/drawingml/2006/chart" xmlns:r="http://schemas.openxmlformats.org/officeDocument/2006/relationships" r:id="rId12"/>
               </a:graphicData>
             </a:graphic>
           </wp:inline>
@@ -14779,6 +16163,7 @@
                 <w:lang w:val="en-US"/>
               </w:rPr>
             </w:pPr>
+            <w:proofErr w:type="spellStart"/>
             <w:r>
               <w:rPr>
                 <w:rFonts w:ascii="Times New Roman" w:hAnsi="Times New Roman" w:cs="Times New Roman"/>
@@ -14787,7 +16172,18 @@
                 <w:szCs w:val="20"/>
                 <w:lang w:val="en-US"/>
               </w:rPr>
-              <w:t>p_равн.</w:t>
+              <w:t>p_равн</w:t>
+            </w:r>
+            <w:proofErr w:type="spellEnd"/>
+            <w:r>
+              <w:rPr>
+                <w:rFonts w:ascii="Times New Roman" w:hAnsi="Times New Roman" w:cs="Times New Roman"/>
+                <w:b/>
+                <w:sz w:val="20"/>
+                <w:szCs w:val="20"/>
+                <w:lang w:val="en-US"/>
+              </w:rPr>
+              <w:t>.</w:t>
             </w:r>
           </w:p>
         </w:tc>
@@ -14815,6 +16211,7 @@
                 <w:lang w:val="en-US"/>
               </w:rPr>
             </w:pPr>
+            <w:proofErr w:type="spellStart"/>
             <w:r>
               <w:rPr>
                 <w:rFonts w:ascii="Times New Roman" w:hAnsi="Times New Roman" w:cs="Times New Roman"/>
@@ -14823,7 +16220,18 @@
                 <w:szCs w:val="20"/>
                 <w:lang w:val="en-US"/>
               </w:rPr>
-              <w:t>p_бигр.</w:t>
+              <w:t>p_бигр</w:t>
+            </w:r>
+            <w:proofErr w:type="spellEnd"/>
+            <w:r>
+              <w:rPr>
+                <w:rFonts w:ascii="Times New Roman" w:hAnsi="Times New Roman" w:cs="Times New Roman"/>
+                <w:b/>
+                <w:sz w:val="20"/>
+                <w:szCs w:val="20"/>
+                <w:lang w:val="en-US"/>
+              </w:rPr>
+              <w:t>.</w:t>
             </w:r>
           </w:p>
         </w:tc>
@@ -14851,6 +16259,7 @@
                 <w:lang w:val="en-US"/>
               </w:rPr>
             </w:pPr>
+            <w:proofErr w:type="spellStart"/>
             <w:r>
               <w:rPr>
                 <w:rFonts w:ascii="Times New Roman" w:hAnsi="Times New Roman" w:cs="Times New Roman"/>
@@ -14859,7 +16268,18 @@
                 <w:szCs w:val="20"/>
                 <w:lang w:val="en-US"/>
               </w:rPr>
-              <w:t>p_сер.</w:t>
+              <w:t>p_сер</w:t>
+            </w:r>
+            <w:proofErr w:type="spellEnd"/>
+            <w:r>
+              <w:rPr>
+                <w:rFonts w:ascii="Times New Roman" w:hAnsi="Times New Roman" w:cs="Times New Roman"/>
+                <w:b/>
+                <w:sz w:val="20"/>
+                <w:szCs w:val="20"/>
+                <w:lang w:val="en-US"/>
+              </w:rPr>
+              <w:t>.</w:t>
             </w:r>
           </w:p>
         </w:tc>
@@ -14887,6 +16307,7 @@
                 <w:lang w:val="en-US"/>
               </w:rPr>
             </w:pPr>
+            <w:proofErr w:type="gramStart"/>
             <w:r>
               <w:rPr>
                 <w:rFonts w:ascii="Times New Roman" w:hAnsi="Times New Roman" w:cs="Times New Roman"/>
@@ -14895,7 +16316,18 @@
                 <w:szCs w:val="20"/>
                 <w:lang w:val="en-US"/>
               </w:rPr>
-              <w:t>ACF(1)</w:t>
+              <w:t>ACF(</w:t>
+            </w:r>
+            <w:proofErr w:type="gramEnd"/>
+            <w:r>
+              <w:rPr>
+                <w:rFonts w:ascii="Times New Roman" w:hAnsi="Times New Roman" w:cs="Times New Roman"/>
+                <w:b/>
+                <w:sz w:val="20"/>
+                <w:szCs w:val="20"/>
+                <w:lang w:val="en-US"/>
+              </w:rPr>
+              <w:t>1)</w:t>
             </w:r>
           </w:p>
         </w:tc>
@@ -14923,6 +16355,7 @@
                 <w:lang w:val="en-US"/>
               </w:rPr>
             </w:pPr>
+            <w:proofErr w:type="spellStart"/>
             <w:r>
               <w:rPr>
                 <w:rFonts w:ascii="Times New Roman" w:hAnsi="Times New Roman" w:cs="Times New Roman"/>
@@ -14933,6 +16366,7 @@
               </w:rPr>
               <w:t>Вывод</w:t>
             </w:r>
+            <w:proofErr w:type="spellEnd"/>
           </w:p>
         </w:tc>
       </w:tr>
@@ -16001,7 +17435,7 @@
             <wp:cNvGraphicFramePr/>
             <a:graphic xmlns:a="http://schemas.openxmlformats.org/drawingml/2006/main">
               <a:graphicData uri="http://schemas.openxmlformats.org/drawingml/2006/chart">
-                <c:chart xmlns:c="http://schemas.openxmlformats.org/drawingml/2006/chart" xmlns:r="http://schemas.openxmlformats.org/officeDocument/2006/relationships" r:id="rId10"/>
+                <c:chart xmlns:c="http://schemas.openxmlformats.org/drawingml/2006/chart" xmlns:r="http://schemas.openxmlformats.org/officeDocument/2006/relationships" r:id="rId13"/>
               </a:graphicData>
             </a:graphic>
           </wp:inline>
@@ -16097,7 +17531,55 @@
           <w:sz w:val="28"/>
           <w:szCs w:val="28"/>
         </w:rPr>
-        <w:t xml:space="preserve"> - Влияние D на статистические свойства (N=3, exponential, F1, output=</w:t>
+        <w:t xml:space="preserve"> - Влияние D на статистические свойства (N=3, </w:t>
+      </w:r>
+      <w:proofErr w:type="spellStart"/>
+      <w:r>
+        <w:rPr>
+          <w:rFonts w:ascii="Times New Roman" w:hAnsi="Times New Roman" w:cs="Times New Roman"/>
+          <w:i w:val="0"/>
+          <w:iCs w:val="0"/>
+          <w:color w:val="auto"/>
+          <w:sz w:val="28"/>
+          <w:szCs w:val="28"/>
+        </w:rPr>
+        <w:t>exponential</w:t>
+      </w:r>
+      <w:proofErr w:type="spellEnd"/>
+      <w:r>
+        <w:rPr>
+          <w:rFonts w:ascii="Times New Roman" w:hAnsi="Times New Roman" w:cs="Times New Roman"/>
+          <w:i w:val="0"/>
+          <w:iCs w:val="0"/>
+          <w:color w:val="auto"/>
+          <w:sz w:val="28"/>
+          <w:szCs w:val="28"/>
+        </w:rPr>
+        <w:t xml:space="preserve">, F1, </w:t>
+      </w:r>
+      <w:proofErr w:type="spellStart"/>
+      <w:r>
+        <w:rPr>
+          <w:rFonts w:ascii="Times New Roman" w:hAnsi="Times New Roman" w:cs="Times New Roman"/>
+          <w:i w:val="0"/>
+          <w:iCs w:val="0"/>
+          <w:color w:val="auto"/>
+          <w:sz w:val="28"/>
+          <w:szCs w:val="28"/>
+        </w:rPr>
+        <w:t>output</w:t>
+      </w:r>
+      <w:proofErr w:type="spellEnd"/>
+      <w:r>
+        <w:rPr>
+          <w:rFonts w:ascii="Times New Roman" w:hAnsi="Times New Roman" w:cs="Times New Roman"/>
+          <w:i w:val="0"/>
+          <w:iCs w:val="0"/>
+          <w:color w:val="auto"/>
+          <w:sz w:val="28"/>
+          <w:szCs w:val="28"/>
+        </w:rPr>
+        <w:t>=</w:t>
       </w:r>
       <w:r>
         <w:rPr>
@@ -16128,6 +17610,7 @@
           <w:sz w:val="28"/>
           <w:szCs w:val="28"/>
         </w:rPr>
+        <w:lastRenderedPageBreak/>
         <w:t xml:space="preserve">Пояснение к таблице 7. При </w:t>
       </w:r>
       <w:r>
@@ -16179,16 +17662,7 @@
           <w:sz w:val="28"/>
           <w:szCs w:val="28"/>
         </w:rPr>
-        <w:t xml:space="preserve">=16 </w:t>
-      </w:r>
-      <w:r>
-        <w:rPr>
-          <w:rFonts w:ascii="Times New Roman" w:hAnsi="Times New Roman" w:cs="Times New Roman"/>
-          <w:sz w:val="28"/>
-          <w:szCs w:val="28"/>
-        </w:rPr>
-        <w:lastRenderedPageBreak/>
-        <w:t xml:space="preserve">существенные отклонения не выявлены. Поэтому </w:t>
+        <w:t xml:space="preserve">=16 существенные отклонения не выявлены. Поэтому </w:t>
       </w:r>
       <w:r>
         <w:rPr>
@@ -16388,6 +17862,7 @@
                 <w:lang w:val="en-US"/>
               </w:rPr>
             </w:pPr>
+            <w:proofErr w:type="spellStart"/>
             <w:r>
               <w:rPr>
                 <w:rFonts w:ascii="Times New Roman" w:hAnsi="Times New Roman" w:cs="Times New Roman"/>
@@ -16396,7 +17871,18 @@
                 <w:szCs w:val="20"/>
                 <w:lang w:val="en-US"/>
               </w:rPr>
-              <w:t>p_равн.</w:t>
+              <w:t>p_равн</w:t>
+            </w:r>
+            <w:proofErr w:type="spellEnd"/>
+            <w:r>
+              <w:rPr>
+                <w:rFonts w:ascii="Times New Roman" w:hAnsi="Times New Roman" w:cs="Times New Roman"/>
+                <w:b/>
+                <w:sz w:val="20"/>
+                <w:szCs w:val="20"/>
+                <w:lang w:val="en-US"/>
+              </w:rPr>
+              <w:t>.</w:t>
             </w:r>
           </w:p>
         </w:tc>
@@ -16424,6 +17910,7 @@
                 <w:lang w:val="en-US"/>
               </w:rPr>
             </w:pPr>
+            <w:proofErr w:type="spellStart"/>
             <w:r>
               <w:rPr>
                 <w:rFonts w:ascii="Times New Roman" w:hAnsi="Times New Roman" w:cs="Times New Roman"/>
@@ -16432,7 +17919,18 @@
                 <w:szCs w:val="20"/>
                 <w:lang w:val="en-US"/>
               </w:rPr>
-              <w:t>p_бигр.</w:t>
+              <w:t>p_бигр</w:t>
+            </w:r>
+            <w:proofErr w:type="spellEnd"/>
+            <w:r>
+              <w:rPr>
+                <w:rFonts w:ascii="Times New Roman" w:hAnsi="Times New Roman" w:cs="Times New Roman"/>
+                <w:b/>
+                <w:sz w:val="20"/>
+                <w:szCs w:val="20"/>
+                <w:lang w:val="en-US"/>
+              </w:rPr>
+              <w:t>.</w:t>
             </w:r>
           </w:p>
         </w:tc>
@@ -16460,6 +17958,7 @@
                 <w:lang w:val="en-US"/>
               </w:rPr>
             </w:pPr>
+            <w:proofErr w:type="spellStart"/>
             <w:r>
               <w:rPr>
                 <w:rFonts w:ascii="Times New Roman" w:hAnsi="Times New Roman" w:cs="Times New Roman"/>
@@ -16468,7 +17967,18 @@
                 <w:szCs w:val="20"/>
                 <w:lang w:val="en-US"/>
               </w:rPr>
-              <w:t>p_сер.</w:t>
+              <w:t>p_сер</w:t>
+            </w:r>
+            <w:proofErr w:type="spellEnd"/>
+            <w:r>
+              <w:rPr>
+                <w:rFonts w:ascii="Times New Roman" w:hAnsi="Times New Roman" w:cs="Times New Roman"/>
+                <w:b/>
+                <w:sz w:val="20"/>
+                <w:szCs w:val="20"/>
+                <w:lang w:val="en-US"/>
+              </w:rPr>
+              <w:t>.</w:t>
             </w:r>
           </w:p>
         </w:tc>
@@ -16496,6 +18006,7 @@
                 <w:lang w:val="en-US"/>
               </w:rPr>
             </w:pPr>
+            <w:proofErr w:type="gramStart"/>
             <w:r>
               <w:rPr>
                 <w:rFonts w:ascii="Times New Roman" w:hAnsi="Times New Roman" w:cs="Times New Roman"/>
@@ -16504,7 +18015,18 @@
                 <w:szCs w:val="20"/>
                 <w:lang w:val="en-US"/>
               </w:rPr>
-              <w:t>ACF(1)</w:t>
+              <w:t>ACF(</w:t>
+            </w:r>
+            <w:proofErr w:type="gramEnd"/>
+            <w:r>
+              <w:rPr>
+                <w:rFonts w:ascii="Times New Roman" w:hAnsi="Times New Roman" w:cs="Times New Roman"/>
+                <w:b/>
+                <w:sz w:val="20"/>
+                <w:szCs w:val="20"/>
+                <w:lang w:val="en-US"/>
+              </w:rPr>
+              <w:t>1)</w:t>
             </w:r>
           </w:p>
         </w:tc>
@@ -16532,6 +18054,7 @@
                 <w:lang w:val="en-US"/>
               </w:rPr>
             </w:pPr>
+            <w:proofErr w:type="spellStart"/>
             <w:r>
               <w:rPr>
                 <w:rFonts w:ascii="Times New Roman" w:hAnsi="Times New Roman" w:cs="Times New Roman"/>
@@ -16542,6 +18065,7 @@
               </w:rPr>
               <w:t>Вывод</w:t>
             </w:r>
+            <w:proofErr w:type="spellEnd"/>
           </w:p>
         </w:tc>
       </w:tr>
@@ -18006,6 +19530,7 @@
         <w:rPr>
           <w:noProof/>
         </w:rPr>
+        <w:lastRenderedPageBreak/>
         <w:drawing>
           <wp:inline distT="0" distB="0" distL="0" distR="0" wp14:anchorId="37FC8471" wp14:editId="14BA49B9">
             <wp:extent cx="5637985" cy="3217514"/>
@@ -18020,7 +19545,7 @@
             <wp:cNvGraphicFramePr/>
             <a:graphic xmlns:a="http://schemas.openxmlformats.org/drawingml/2006/main">
               <a:graphicData uri="http://schemas.openxmlformats.org/drawingml/2006/chart">
-                <c:chart xmlns:c="http://schemas.openxmlformats.org/drawingml/2006/chart" xmlns:r="http://schemas.openxmlformats.org/officeDocument/2006/relationships" r:id="rId11"/>
+                <c:chart xmlns:c="http://schemas.openxmlformats.org/drawingml/2006/chart" xmlns:r="http://schemas.openxmlformats.org/officeDocument/2006/relationships" r:id="rId14"/>
               </a:graphicData>
             </a:graphic>
           </wp:inline>
@@ -18239,7 +19764,6 @@
           <w:sz w:val="28"/>
           <w:szCs w:val="28"/>
         </w:rPr>
-        <w:lastRenderedPageBreak/>
         <w:t xml:space="preserve">Пояснение к таблице 8. Для всех </w:t>
       </w:r>
       <w:r>
@@ -18436,6 +19960,7 @@
                 <w:lang w:val="en-US"/>
               </w:rPr>
             </w:pPr>
+            <w:proofErr w:type="spellStart"/>
             <w:r>
               <w:rPr>
                 <w:rFonts w:ascii="Times New Roman" w:hAnsi="Times New Roman" w:cs="Times New Roman"/>
@@ -18446,6 +19971,7 @@
               </w:rPr>
               <w:t>Конфигурация</w:t>
             </w:r>
+            <w:proofErr w:type="spellEnd"/>
           </w:p>
         </w:tc>
         <w:tc>
@@ -18472,6 +19998,7 @@
                 <w:lang w:val="en-US"/>
               </w:rPr>
             </w:pPr>
+            <w:proofErr w:type="spellStart"/>
             <w:r>
               <w:rPr>
                 <w:rFonts w:ascii="Times New Roman" w:hAnsi="Times New Roman" w:cs="Times New Roman"/>
@@ -18482,6 +20009,7 @@
               </w:rPr>
               <w:t>Функция</w:t>
             </w:r>
+            <w:proofErr w:type="spellEnd"/>
           </w:p>
         </w:tc>
         <w:tc>
@@ -18508,6 +20036,7 @@
                 <w:lang w:val="en-US"/>
               </w:rPr>
             </w:pPr>
+            <w:proofErr w:type="spellStart"/>
             <w:r>
               <w:rPr>
                 <w:rFonts w:ascii="Times New Roman" w:hAnsi="Times New Roman" w:cs="Times New Roman"/>
@@ -18516,7 +20045,18 @@
                 <w:szCs w:val="20"/>
                 <w:lang w:val="en-US"/>
               </w:rPr>
-              <w:t>p_равн.</w:t>
+              <w:t>p_равн</w:t>
+            </w:r>
+            <w:proofErr w:type="spellEnd"/>
+            <w:r>
+              <w:rPr>
+                <w:rFonts w:ascii="Times New Roman" w:hAnsi="Times New Roman" w:cs="Times New Roman"/>
+                <w:b/>
+                <w:sz w:val="20"/>
+                <w:szCs w:val="20"/>
+                <w:lang w:val="en-US"/>
+              </w:rPr>
+              <w:t>.</w:t>
             </w:r>
           </w:p>
         </w:tc>
@@ -18544,6 +20084,7 @@
                 <w:lang w:val="en-US"/>
               </w:rPr>
             </w:pPr>
+            <w:proofErr w:type="spellStart"/>
             <w:r>
               <w:rPr>
                 <w:rFonts w:ascii="Times New Roman" w:hAnsi="Times New Roman" w:cs="Times New Roman"/>
@@ -18552,7 +20093,18 @@
                 <w:szCs w:val="20"/>
                 <w:lang w:val="en-US"/>
               </w:rPr>
-              <w:t>p_бигр.</w:t>
+              <w:t>p_бигр</w:t>
+            </w:r>
+            <w:proofErr w:type="spellEnd"/>
+            <w:r>
+              <w:rPr>
+                <w:rFonts w:ascii="Times New Roman" w:hAnsi="Times New Roman" w:cs="Times New Roman"/>
+                <w:b/>
+                <w:sz w:val="20"/>
+                <w:szCs w:val="20"/>
+                <w:lang w:val="en-US"/>
+              </w:rPr>
+              <w:t>.</w:t>
             </w:r>
           </w:p>
         </w:tc>
@@ -18580,6 +20132,7 @@
                 <w:lang w:val="en-US"/>
               </w:rPr>
             </w:pPr>
+            <w:proofErr w:type="spellStart"/>
             <w:r>
               <w:rPr>
                 <w:rFonts w:ascii="Times New Roman" w:hAnsi="Times New Roman" w:cs="Times New Roman"/>
@@ -18588,7 +20141,18 @@
                 <w:szCs w:val="20"/>
                 <w:lang w:val="en-US"/>
               </w:rPr>
-              <w:t>p_сер.</w:t>
+              <w:t>p_сер</w:t>
+            </w:r>
+            <w:proofErr w:type="spellEnd"/>
+            <w:r>
+              <w:rPr>
+                <w:rFonts w:ascii="Times New Roman" w:hAnsi="Times New Roman" w:cs="Times New Roman"/>
+                <w:b/>
+                <w:sz w:val="20"/>
+                <w:szCs w:val="20"/>
+                <w:lang w:val="en-US"/>
+              </w:rPr>
+              <w:t>.</w:t>
             </w:r>
           </w:p>
         </w:tc>
@@ -18616,6 +20180,7 @@
                 <w:lang w:val="en-US"/>
               </w:rPr>
             </w:pPr>
+            <w:proofErr w:type="gramStart"/>
             <w:r>
               <w:rPr>
                 <w:rFonts w:ascii="Times New Roman" w:hAnsi="Times New Roman" w:cs="Times New Roman"/>
@@ -18624,7 +20189,18 @@
                 <w:szCs w:val="20"/>
                 <w:lang w:val="en-US"/>
               </w:rPr>
-              <w:t>ACF(1)</w:t>
+              <w:t>ACF(</w:t>
+            </w:r>
+            <w:proofErr w:type="gramEnd"/>
+            <w:r>
+              <w:rPr>
+                <w:rFonts w:ascii="Times New Roman" w:hAnsi="Times New Roman" w:cs="Times New Roman"/>
+                <w:b/>
+                <w:sz w:val="20"/>
+                <w:szCs w:val="20"/>
+                <w:lang w:val="en-US"/>
+              </w:rPr>
+              <w:t>1)</w:t>
             </w:r>
           </w:p>
         </w:tc>
@@ -18652,6 +20228,7 @@
                 <w:lang w:val="en-US"/>
               </w:rPr>
             </w:pPr>
+            <w:proofErr w:type="spellStart"/>
             <w:r>
               <w:rPr>
                 <w:rFonts w:ascii="Times New Roman" w:hAnsi="Times New Roman" w:cs="Times New Roman"/>
@@ -18662,6 +20239,7 @@
               </w:rPr>
               <w:t>Вывод</w:t>
             </w:r>
+            <w:proofErr w:type="spellEnd"/>
           </w:p>
         </w:tc>
       </w:tr>
@@ -18897,14 +20475,65 @@
                 <w:lang w:val="en-US"/>
               </w:rPr>
             </w:pPr>
-            <w:r>
-              <w:rPr>
-                <w:rFonts w:ascii="Times New Roman" w:hAnsi="Times New Roman" w:cs="Times New Roman"/>
-                <w:sz w:val="20"/>
-                <w:szCs w:val="20"/>
-                <w:lang w:val="en-US"/>
-              </w:rPr>
-              <w:t>Хорошие статистические характеристики.</w:t>
+            <w:proofErr w:type="spellStart"/>
+            <w:r>
+              <w:rPr>
+                <w:rFonts w:ascii="Times New Roman" w:hAnsi="Times New Roman" w:cs="Times New Roman"/>
+                <w:sz w:val="20"/>
+                <w:szCs w:val="20"/>
+                <w:lang w:val="en-US"/>
+              </w:rPr>
+              <w:t>Хорошие</w:t>
+            </w:r>
+            <w:proofErr w:type="spellEnd"/>
+            <w:r>
+              <w:rPr>
+                <w:rFonts w:ascii="Times New Roman" w:hAnsi="Times New Roman" w:cs="Times New Roman"/>
+                <w:sz w:val="20"/>
+                <w:szCs w:val="20"/>
+                <w:lang w:val="en-US"/>
+              </w:rPr>
+              <w:t xml:space="preserve"> </w:t>
+            </w:r>
+            <w:proofErr w:type="spellStart"/>
+            <w:r>
+              <w:rPr>
+                <w:rFonts w:ascii="Times New Roman" w:hAnsi="Times New Roman" w:cs="Times New Roman"/>
+                <w:sz w:val="20"/>
+                <w:szCs w:val="20"/>
+                <w:lang w:val="en-US"/>
+              </w:rPr>
+              <w:t>статистические</w:t>
+            </w:r>
+            <w:proofErr w:type="spellEnd"/>
+            <w:r>
+              <w:rPr>
+                <w:rFonts w:ascii="Times New Roman" w:hAnsi="Times New Roman" w:cs="Times New Roman"/>
+                <w:sz w:val="20"/>
+                <w:szCs w:val="20"/>
+                <w:lang w:val="en-US"/>
+              </w:rPr>
+              <w:t xml:space="preserve"> </w:t>
+            </w:r>
+            <w:proofErr w:type="spellStart"/>
+            <w:r>
+              <w:rPr>
+                <w:rFonts w:ascii="Times New Roman" w:hAnsi="Times New Roman" w:cs="Times New Roman"/>
+                <w:sz w:val="20"/>
+                <w:szCs w:val="20"/>
+                <w:lang w:val="en-US"/>
+              </w:rPr>
+              <w:t>характеристики</w:t>
+            </w:r>
+            <w:proofErr w:type="spellEnd"/>
+            <w:r>
+              <w:rPr>
+                <w:rFonts w:ascii="Times New Roman" w:hAnsi="Times New Roman" w:cs="Times New Roman"/>
+                <w:sz w:val="20"/>
+                <w:szCs w:val="20"/>
+                <w:lang w:val="en-US"/>
+              </w:rPr>
+              <w:t>.</w:t>
             </w:r>
           </w:p>
         </w:tc>
@@ -19383,14 +21012,65 @@
                 <w:lang w:val="en-US"/>
               </w:rPr>
             </w:pPr>
-            <w:r>
-              <w:rPr>
-                <w:rFonts w:ascii="Times New Roman" w:hAnsi="Times New Roman" w:cs="Times New Roman"/>
-                <w:sz w:val="20"/>
-                <w:szCs w:val="20"/>
-                <w:lang w:val="en-US"/>
-              </w:rPr>
-              <w:t>Устойчиво качественный режим.</w:t>
+            <w:proofErr w:type="spellStart"/>
+            <w:r>
+              <w:rPr>
+                <w:rFonts w:ascii="Times New Roman" w:hAnsi="Times New Roman" w:cs="Times New Roman"/>
+                <w:sz w:val="20"/>
+                <w:szCs w:val="20"/>
+                <w:lang w:val="en-US"/>
+              </w:rPr>
+              <w:t>Устойчиво</w:t>
+            </w:r>
+            <w:proofErr w:type="spellEnd"/>
+            <w:r>
+              <w:rPr>
+                <w:rFonts w:ascii="Times New Roman" w:hAnsi="Times New Roman" w:cs="Times New Roman"/>
+                <w:sz w:val="20"/>
+                <w:szCs w:val="20"/>
+                <w:lang w:val="en-US"/>
+              </w:rPr>
+              <w:t xml:space="preserve"> </w:t>
+            </w:r>
+            <w:proofErr w:type="spellStart"/>
+            <w:r>
+              <w:rPr>
+                <w:rFonts w:ascii="Times New Roman" w:hAnsi="Times New Roman" w:cs="Times New Roman"/>
+                <w:sz w:val="20"/>
+                <w:szCs w:val="20"/>
+                <w:lang w:val="en-US"/>
+              </w:rPr>
+              <w:t>качественный</w:t>
+            </w:r>
+            <w:proofErr w:type="spellEnd"/>
+            <w:r>
+              <w:rPr>
+                <w:rFonts w:ascii="Times New Roman" w:hAnsi="Times New Roman" w:cs="Times New Roman"/>
+                <w:sz w:val="20"/>
+                <w:szCs w:val="20"/>
+                <w:lang w:val="en-US"/>
+              </w:rPr>
+              <w:t xml:space="preserve"> </w:t>
+            </w:r>
+            <w:proofErr w:type="spellStart"/>
+            <w:r>
+              <w:rPr>
+                <w:rFonts w:ascii="Times New Roman" w:hAnsi="Times New Roman" w:cs="Times New Roman"/>
+                <w:sz w:val="20"/>
+                <w:szCs w:val="20"/>
+                <w:lang w:val="en-US"/>
+              </w:rPr>
+              <w:t>режим</w:t>
+            </w:r>
+            <w:proofErr w:type="spellEnd"/>
+            <w:r>
+              <w:rPr>
+                <w:rFonts w:ascii="Times New Roman" w:hAnsi="Times New Roman" w:cs="Times New Roman"/>
+                <w:sz w:val="20"/>
+                <w:szCs w:val="20"/>
+                <w:lang w:val="en-US"/>
+              </w:rPr>
+              <w:t>.</w:t>
             </w:r>
           </w:p>
         </w:tc>
@@ -19741,6 +21421,7 @@
         <w:rPr>
           <w:noProof/>
         </w:rPr>
+        <w:lastRenderedPageBreak/>
         <w:drawing>
           <wp:inline distT="0" distB="0" distL="0" distR="0" wp14:anchorId="79BB156D" wp14:editId="31CE33E5">
             <wp:extent cx="5584197" cy="3271303"/>
@@ -19755,7 +21436,7 @@
             <wp:cNvGraphicFramePr/>
             <a:graphic xmlns:a="http://schemas.openxmlformats.org/drawingml/2006/main">
               <a:graphicData uri="http://schemas.openxmlformats.org/drawingml/2006/chart">
-                <c:chart xmlns:c="http://schemas.openxmlformats.org/drawingml/2006/chart" xmlns:r="http://schemas.openxmlformats.org/officeDocument/2006/relationships" r:id="rId12"/>
+                <c:chart xmlns:c="http://schemas.openxmlformats.org/drawingml/2006/chart" xmlns:r="http://schemas.openxmlformats.org/officeDocument/2006/relationships" r:id="rId15"/>
               </a:graphicData>
             </a:graphic>
           </wp:inline>
@@ -19882,7 +21563,6 @@
           <w:sz w:val="28"/>
           <w:szCs w:val="28"/>
         </w:rPr>
-        <w:lastRenderedPageBreak/>
         <w:t xml:space="preserve">Пояснение к таблице 9. Для </w:t>
       </w:r>
       <w:r>
@@ -20102,6 +21782,7 @@
                 <w:lang w:val="en-US"/>
               </w:rPr>
             </w:pPr>
+            <w:proofErr w:type="spellStart"/>
             <w:r>
               <w:rPr>
                 <w:rFonts w:ascii="Times New Roman" w:hAnsi="Times New Roman" w:cs="Times New Roman"/>
@@ -20112,6 +21793,7 @@
               </w:rPr>
               <w:t>Конфигурация</w:t>
             </w:r>
+            <w:proofErr w:type="spellEnd"/>
           </w:p>
         </w:tc>
         <w:tc>
@@ -20138,6 +21820,7 @@
                 <w:lang w:val="en-US"/>
               </w:rPr>
             </w:pPr>
+            <w:proofErr w:type="spellStart"/>
             <w:r>
               <w:rPr>
                 <w:rFonts w:ascii="Times New Roman" w:hAnsi="Times New Roman" w:cs="Times New Roman"/>
@@ -20146,7 +21829,40 @@
                 <w:szCs w:val="20"/>
                 <w:lang w:val="en-US"/>
               </w:rPr>
-              <w:t>Диапазон p_равн.</w:t>
+              <w:t>Диапазон</w:t>
+            </w:r>
+            <w:proofErr w:type="spellEnd"/>
+            <w:r>
+              <w:rPr>
+                <w:rFonts w:ascii="Times New Roman" w:hAnsi="Times New Roman" w:cs="Times New Roman"/>
+                <w:b/>
+                <w:sz w:val="20"/>
+                <w:szCs w:val="20"/>
+                <w:lang w:val="en-US"/>
+              </w:rPr>
+              <w:t xml:space="preserve"> </w:t>
+            </w:r>
+            <w:proofErr w:type="spellStart"/>
+            <w:r>
+              <w:rPr>
+                <w:rFonts w:ascii="Times New Roman" w:hAnsi="Times New Roman" w:cs="Times New Roman"/>
+                <w:b/>
+                <w:sz w:val="20"/>
+                <w:szCs w:val="20"/>
+                <w:lang w:val="en-US"/>
+              </w:rPr>
+              <w:t>p_равн</w:t>
+            </w:r>
+            <w:proofErr w:type="spellEnd"/>
+            <w:r>
+              <w:rPr>
+                <w:rFonts w:ascii="Times New Roman" w:hAnsi="Times New Roman" w:cs="Times New Roman"/>
+                <w:b/>
+                <w:sz w:val="20"/>
+                <w:szCs w:val="20"/>
+                <w:lang w:val="en-US"/>
+              </w:rPr>
+              <w:t>.</w:t>
             </w:r>
           </w:p>
         </w:tc>
@@ -20174,6 +21890,7 @@
                 <w:lang w:val="en-US"/>
               </w:rPr>
             </w:pPr>
+            <w:proofErr w:type="spellStart"/>
             <w:r>
               <w:rPr>
                 <w:rFonts w:ascii="Times New Roman" w:hAnsi="Times New Roman" w:cs="Times New Roman"/>
@@ -20182,7 +21899,40 @@
                 <w:szCs w:val="20"/>
                 <w:lang w:val="en-US"/>
               </w:rPr>
-              <w:t>Диапазон p_бигр.</w:t>
+              <w:t>Диапазон</w:t>
+            </w:r>
+            <w:proofErr w:type="spellEnd"/>
+            <w:r>
+              <w:rPr>
+                <w:rFonts w:ascii="Times New Roman" w:hAnsi="Times New Roman" w:cs="Times New Roman"/>
+                <w:b/>
+                <w:sz w:val="20"/>
+                <w:szCs w:val="20"/>
+                <w:lang w:val="en-US"/>
+              </w:rPr>
+              <w:t xml:space="preserve"> </w:t>
+            </w:r>
+            <w:proofErr w:type="spellStart"/>
+            <w:r>
+              <w:rPr>
+                <w:rFonts w:ascii="Times New Roman" w:hAnsi="Times New Roman" w:cs="Times New Roman"/>
+                <w:b/>
+                <w:sz w:val="20"/>
+                <w:szCs w:val="20"/>
+                <w:lang w:val="en-US"/>
+              </w:rPr>
+              <w:t>p_бигр</w:t>
+            </w:r>
+            <w:proofErr w:type="spellEnd"/>
+            <w:r>
+              <w:rPr>
+                <w:rFonts w:ascii="Times New Roman" w:hAnsi="Times New Roman" w:cs="Times New Roman"/>
+                <w:b/>
+                <w:sz w:val="20"/>
+                <w:szCs w:val="20"/>
+                <w:lang w:val="en-US"/>
+              </w:rPr>
+              <w:t>.</w:t>
             </w:r>
           </w:p>
         </w:tc>
@@ -20210,6 +21960,7 @@
                 <w:lang w:val="en-US"/>
               </w:rPr>
             </w:pPr>
+            <w:proofErr w:type="spellStart"/>
             <w:r>
               <w:rPr>
                 <w:rFonts w:ascii="Times New Roman" w:hAnsi="Times New Roman" w:cs="Times New Roman"/>
@@ -20220,6 +21971,7 @@
               </w:rPr>
               <w:t>Вывод</w:t>
             </w:r>
+            <w:proofErr w:type="spellEnd"/>
           </w:p>
         </w:tc>
       </w:tr>
@@ -20258,7 +22010,27 @@
                 <w:szCs w:val="20"/>
                 <w:lang w:val="en-US"/>
               </w:rPr>
-              <w:t>N=3, exponential, F1, D=8, output=0..2</w:t>
+              <w:t>N=3, exponential, F1, D=8, output=</w:t>
+            </w:r>
+            <w:proofErr w:type="gramStart"/>
+            <w:r>
+              <w:rPr>
+                <w:rFonts w:ascii="Times New Roman" w:hAnsi="Times New Roman" w:cs="Times New Roman"/>
+                <w:sz w:val="20"/>
+                <w:szCs w:val="20"/>
+                <w:lang w:val="en-US"/>
+              </w:rPr>
+              <w:t>0..</w:t>
+            </w:r>
+            <w:proofErr w:type="gramEnd"/>
+            <w:r>
+              <w:rPr>
+                <w:rFonts w:ascii="Times New Roman" w:hAnsi="Times New Roman" w:cs="Times New Roman"/>
+                <w:sz w:val="20"/>
+                <w:szCs w:val="20"/>
+                <w:lang w:val="en-US"/>
+              </w:rPr>
+              <w:t>2</w:t>
             </w:r>
           </w:p>
         </w:tc>
@@ -20398,7 +22170,27 @@
                 <w:szCs w:val="20"/>
                 <w:lang w:val="en-US"/>
               </w:rPr>
-              <w:t>N=4, gamma, F1, D=8, output=0..3</w:t>
+              <w:t>N=4, gamma, F1, D=8, output=</w:t>
+            </w:r>
+            <w:proofErr w:type="gramStart"/>
+            <w:r>
+              <w:rPr>
+                <w:rFonts w:ascii="Times New Roman" w:hAnsi="Times New Roman" w:cs="Times New Roman"/>
+                <w:sz w:val="20"/>
+                <w:szCs w:val="20"/>
+                <w:lang w:val="en-US"/>
+              </w:rPr>
+              <w:t>0..</w:t>
+            </w:r>
+            <w:proofErr w:type="gramEnd"/>
+            <w:r>
+              <w:rPr>
+                <w:rFonts w:ascii="Times New Roman" w:hAnsi="Times New Roman" w:cs="Times New Roman"/>
+                <w:sz w:val="20"/>
+                <w:szCs w:val="20"/>
+                <w:lang w:val="en-US"/>
+              </w:rPr>
+              <w:t>3</w:t>
             </w:r>
           </w:p>
         </w:tc>
@@ -20673,6 +22465,7 @@
           <w:sz w:val="28"/>
           <w:szCs w:val="28"/>
         </w:rPr>
+        <w:lastRenderedPageBreak/>
         <w:t>8. Сопоставление с результатами стать</w:t>
       </w:r>
       <w:r>
@@ -20727,6 +22520,7 @@
                 <w:lang w:val="en-US"/>
               </w:rPr>
             </w:pPr>
+            <w:proofErr w:type="spellStart"/>
             <w:r>
               <w:rPr>
                 <w:rFonts w:ascii="Times New Roman" w:hAnsi="Times New Roman" w:cs="Times New Roman"/>
@@ -20737,6 +22531,7 @@
               </w:rPr>
               <w:t>Пункт</w:t>
             </w:r>
+            <w:proofErr w:type="spellEnd"/>
           </w:p>
         </w:tc>
         <w:tc>
@@ -20771,8 +22566,20 @@
                 <w:szCs w:val="20"/>
                 <w:lang w:val="en-US"/>
               </w:rPr>
-              <w:t>В статье</w:t>
-            </w:r>
+              <w:t xml:space="preserve">В </w:t>
+            </w:r>
+            <w:proofErr w:type="spellStart"/>
+            <w:r>
+              <w:rPr>
+                <w:rFonts w:ascii="Times New Roman" w:hAnsi="Times New Roman" w:cs="Times New Roman"/>
+                <w:b/>
+                <w:sz w:val="20"/>
+                <w:szCs w:val="20"/>
+                <w:lang w:val="en-US"/>
+              </w:rPr>
+              <w:t>статье</w:t>
+            </w:r>
+            <w:proofErr w:type="spellEnd"/>
           </w:p>
         </w:tc>
         <w:tc>
@@ -20807,8 +22614,20 @@
                 <w:szCs w:val="20"/>
                 <w:lang w:val="en-US"/>
               </w:rPr>
-              <w:t>В программе</w:t>
-            </w:r>
+              <w:t xml:space="preserve">В </w:t>
+            </w:r>
+            <w:proofErr w:type="spellStart"/>
+            <w:r>
+              <w:rPr>
+                <w:rFonts w:ascii="Times New Roman" w:hAnsi="Times New Roman" w:cs="Times New Roman"/>
+                <w:b/>
+                <w:sz w:val="20"/>
+                <w:szCs w:val="20"/>
+                <w:lang w:val="en-US"/>
+              </w:rPr>
+              <w:t>программе</w:t>
+            </w:r>
+            <w:proofErr w:type="spellEnd"/>
           </w:p>
         </w:tc>
       </w:tr>
@@ -20840,15 +22659,37 @@
                 <w:lang w:val="en-US"/>
               </w:rPr>
             </w:pPr>
-            <w:r>
-              <w:rPr>
-                <w:rFonts w:ascii="Times New Roman" w:hAnsi="Times New Roman" w:cs="Times New Roman"/>
-                <w:sz w:val="20"/>
-                <w:szCs w:val="20"/>
-                <w:lang w:val="en-US"/>
-              </w:rPr>
-              <w:t>Кольцевая структура</w:t>
-            </w:r>
+            <w:proofErr w:type="spellStart"/>
+            <w:r>
+              <w:rPr>
+                <w:rFonts w:ascii="Times New Roman" w:hAnsi="Times New Roman" w:cs="Times New Roman"/>
+                <w:sz w:val="20"/>
+                <w:szCs w:val="20"/>
+                <w:lang w:val="en-US"/>
+              </w:rPr>
+              <w:t>Кольцевая</w:t>
+            </w:r>
+            <w:proofErr w:type="spellEnd"/>
+            <w:r>
+              <w:rPr>
+                <w:rFonts w:ascii="Times New Roman" w:hAnsi="Times New Roman" w:cs="Times New Roman"/>
+                <w:sz w:val="20"/>
+                <w:szCs w:val="20"/>
+                <w:lang w:val="en-US"/>
+              </w:rPr>
+              <w:t xml:space="preserve"> </w:t>
+            </w:r>
+            <w:proofErr w:type="spellStart"/>
+            <w:r>
+              <w:rPr>
+                <w:rFonts w:ascii="Times New Roman" w:hAnsi="Times New Roman" w:cs="Times New Roman"/>
+                <w:sz w:val="20"/>
+                <w:szCs w:val="20"/>
+                <w:lang w:val="en-US"/>
+              </w:rPr>
+              <w:t>структура</w:t>
+            </w:r>
+            <w:proofErr w:type="spellEnd"/>
           </w:p>
         </w:tc>
         <w:tc>
@@ -20944,6 +22785,7 @@
                 <w:lang w:val="en-US"/>
               </w:rPr>
             </w:pPr>
+            <w:proofErr w:type="spellStart"/>
             <w:r>
               <w:rPr>
                 <w:rFonts w:ascii="Times New Roman" w:hAnsi="Times New Roman" w:cs="Times New Roman"/>
@@ -20953,6 +22795,7 @@
               </w:rPr>
               <w:t>Алфавит</w:t>
             </w:r>
+            <w:proofErr w:type="spellEnd"/>
           </w:p>
         </w:tc>
         <w:tc>
@@ -20978,14 +22821,85 @@
                 <w:lang w:val="en-US"/>
               </w:rPr>
             </w:pPr>
-            <w:r>
-              <w:rPr>
-                <w:rFonts w:ascii="Times New Roman" w:hAnsi="Times New Roman" w:cs="Times New Roman"/>
-                <w:sz w:val="20"/>
-                <w:szCs w:val="20"/>
-                <w:lang w:val="en-US"/>
-              </w:rPr>
-              <w:t>Используется сбалансированная троичная логика {-1,0,1}.</w:t>
+            <w:proofErr w:type="spellStart"/>
+            <w:r>
+              <w:rPr>
+                <w:rFonts w:ascii="Times New Roman" w:hAnsi="Times New Roman" w:cs="Times New Roman"/>
+                <w:sz w:val="20"/>
+                <w:szCs w:val="20"/>
+                <w:lang w:val="en-US"/>
+              </w:rPr>
+              <w:t>Используется</w:t>
+            </w:r>
+            <w:proofErr w:type="spellEnd"/>
+            <w:r>
+              <w:rPr>
+                <w:rFonts w:ascii="Times New Roman" w:hAnsi="Times New Roman" w:cs="Times New Roman"/>
+                <w:sz w:val="20"/>
+                <w:szCs w:val="20"/>
+                <w:lang w:val="en-US"/>
+              </w:rPr>
+              <w:t xml:space="preserve"> </w:t>
+            </w:r>
+            <w:proofErr w:type="spellStart"/>
+            <w:r>
+              <w:rPr>
+                <w:rFonts w:ascii="Times New Roman" w:hAnsi="Times New Roman" w:cs="Times New Roman"/>
+                <w:sz w:val="20"/>
+                <w:szCs w:val="20"/>
+                <w:lang w:val="en-US"/>
+              </w:rPr>
+              <w:t>сбалансированная</w:t>
+            </w:r>
+            <w:proofErr w:type="spellEnd"/>
+            <w:r>
+              <w:rPr>
+                <w:rFonts w:ascii="Times New Roman" w:hAnsi="Times New Roman" w:cs="Times New Roman"/>
+                <w:sz w:val="20"/>
+                <w:szCs w:val="20"/>
+                <w:lang w:val="en-US"/>
+              </w:rPr>
+              <w:t xml:space="preserve"> </w:t>
+            </w:r>
+            <w:proofErr w:type="spellStart"/>
+            <w:r>
+              <w:rPr>
+                <w:rFonts w:ascii="Times New Roman" w:hAnsi="Times New Roman" w:cs="Times New Roman"/>
+                <w:sz w:val="20"/>
+                <w:szCs w:val="20"/>
+                <w:lang w:val="en-US"/>
+              </w:rPr>
+              <w:t>троичная</w:t>
+            </w:r>
+            <w:proofErr w:type="spellEnd"/>
+            <w:r>
+              <w:rPr>
+                <w:rFonts w:ascii="Times New Roman" w:hAnsi="Times New Roman" w:cs="Times New Roman"/>
+                <w:sz w:val="20"/>
+                <w:szCs w:val="20"/>
+                <w:lang w:val="en-US"/>
+              </w:rPr>
+              <w:t xml:space="preserve"> </w:t>
+            </w:r>
+            <w:proofErr w:type="spellStart"/>
+            <w:r>
+              <w:rPr>
+                <w:rFonts w:ascii="Times New Roman" w:hAnsi="Times New Roman" w:cs="Times New Roman"/>
+                <w:sz w:val="20"/>
+                <w:szCs w:val="20"/>
+                <w:lang w:val="en-US"/>
+              </w:rPr>
+              <w:t>логика</w:t>
+            </w:r>
+            <w:proofErr w:type="spellEnd"/>
+            <w:r>
+              <w:rPr>
+                <w:rFonts w:ascii="Times New Roman" w:hAnsi="Times New Roman" w:cs="Times New Roman"/>
+                <w:sz w:val="20"/>
+                <w:szCs w:val="20"/>
+                <w:lang w:val="en-US"/>
+              </w:rPr>
+              <w:t xml:space="preserve"> {-1,0,1}.</w:t>
             </w:r>
           </w:p>
         </w:tc>
@@ -21171,15 +23085,37 @@
                 <w:lang w:val="en-US"/>
               </w:rPr>
             </w:pPr>
-            <w:r>
-              <w:rPr>
-                <w:rFonts w:ascii="Times New Roman" w:hAnsi="Times New Roman" w:cs="Times New Roman"/>
-                <w:sz w:val="20"/>
-                <w:szCs w:val="20"/>
-                <w:lang w:val="en-US"/>
-              </w:rPr>
-              <w:t>Матрица переходов</w:t>
-            </w:r>
+            <w:proofErr w:type="spellStart"/>
+            <w:r>
+              <w:rPr>
+                <w:rFonts w:ascii="Times New Roman" w:hAnsi="Times New Roman" w:cs="Times New Roman"/>
+                <w:sz w:val="20"/>
+                <w:szCs w:val="20"/>
+                <w:lang w:val="en-US"/>
+              </w:rPr>
+              <w:t>Матрица</w:t>
+            </w:r>
+            <w:proofErr w:type="spellEnd"/>
+            <w:r>
+              <w:rPr>
+                <w:rFonts w:ascii="Times New Roman" w:hAnsi="Times New Roman" w:cs="Times New Roman"/>
+                <w:sz w:val="20"/>
+                <w:szCs w:val="20"/>
+                <w:lang w:val="en-US"/>
+              </w:rPr>
+              <w:t xml:space="preserve"> </w:t>
+            </w:r>
+            <w:proofErr w:type="spellStart"/>
+            <w:r>
+              <w:rPr>
+                <w:rFonts w:ascii="Times New Roman" w:hAnsi="Times New Roman" w:cs="Times New Roman"/>
+                <w:sz w:val="20"/>
+                <w:szCs w:val="20"/>
+                <w:lang w:val="en-US"/>
+              </w:rPr>
+              <w:t>переходов</w:t>
+            </w:r>
+            <w:proofErr w:type="spellEnd"/>
           </w:p>
         </w:tc>
         <w:tc>
@@ -21212,6 +23148,7 @@
               </w:rPr>
               <w:t xml:space="preserve">Динамика задаётся </w:t>
             </w:r>
+            <w:proofErr w:type="spellStart"/>
             <w:r>
               <w:rPr>
                 <w:rFonts w:ascii="Times New Roman" w:hAnsi="Times New Roman" w:cs="Times New Roman"/>
@@ -21221,6 +23158,7 @@
               </w:rPr>
               <w:t>Matr</w:t>
             </w:r>
+            <w:proofErr w:type="spellEnd"/>
             <w:r>
               <w:rPr>
                 <w:rFonts w:ascii="Times New Roman" w:hAnsi="Times New Roman" w:cs="Times New Roman"/>
@@ -21428,14 +23366,65 @@
                 <w:lang w:val="en-US"/>
               </w:rPr>
             </w:pPr>
-            <w:r>
-              <w:rPr>
-                <w:rFonts w:ascii="Times New Roman" w:hAnsi="Times New Roman" w:cs="Times New Roman"/>
-                <w:sz w:val="20"/>
-                <w:szCs w:val="20"/>
-                <w:lang w:val="en-US"/>
-              </w:rPr>
-              <w:t>Стационарное распределение равномерно.</w:t>
+            <w:proofErr w:type="spellStart"/>
+            <w:r>
+              <w:rPr>
+                <w:rFonts w:ascii="Times New Roman" w:hAnsi="Times New Roman" w:cs="Times New Roman"/>
+                <w:sz w:val="20"/>
+                <w:szCs w:val="20"/>
+                <w:lang w:val="en-US"/>
+              </w:rPr>
+              <w:t>Стационарное</w:t>
+            </w:r>
+            <w:proofErr w:type="spellEnd"/>
+            <w:r>
+              <w:rPr>
+                <w:rFonts w:ascii="Times New Roman" w:hAnsi="Times New Roman" w:cs="Times New Roman"/>
+                <w:sz w:val="20"/>
+                <w:szCs w:val="20"/>
+                <w:lang w:val="en-US"/>
+              </w:rPr>
+              <w:t xml:space="preserve"> </w:t>
+            </w:r>
+            <w:proofErr w:type="spellStart"/>
+            <w:r>
+              <w:rPr>
+                <w:rFonts w:ascii="Times New Roman" w:hAnsi="Times New Roman" w:cs="Times New Roman"/>
+                <w:sz w:val="20"/>
+                <w:szCs w:val="20"/>
+                <w:lang w:val="en-US"/>
+              </w:rPr>
+              <w:t>распределение</w:t>
+            </w:r>
+            <w:proofErr w:type="spellEnd"/>
+            <w:r>
+              <w:rPr>
+                <w:rFonts w:ascii="Times New Roman" w:hAnsi="Times New Roman" w:cs="Times New Roman"/>
+                <w:sz w:val="20"/>
+                <w:szCs w:val="20"/>
+                <w:lang w:val="en-US"/>
+              </w:rPr>
+              <w:t xml:space="preserve"> </w:t>
+            </w:r>
+            <w:proofErr w:type="spellStart"/>
+            <w:r>
+              <w:rPr>
+                <w:rFonts w:ascii="Times New Roman" w:hAnsi="Times New Roman" w:cs="Times New Roman"/>
+                <w:sz w:val="20"/>
+                <w:szCs w:val="20"/>
+                <w:lang w:val="en-US"/>
+              </w:rPr>
+              <w:t>равномерно</w:t>
+            </w:r>
+            <w:proofErr w:type="spellEnd"/>
+            <w:r>
+              <w:rPr>
+                <w:rFonts w:ascii="Times New Roman" w:hAnsi="Times New Roman" w:cs="Times New Roman"/>
+                <w:sz w:val="20"/>
+                <w:szCs w:val="20"/>
+                <w:lang w:val="en-US"/>
+              </w:rPr>
+              <w:t>.</w:t>
             </w:r>
           </w:p>
         </w:tc>
@@ -21674,15 +23663,25 @@
                 <w:lang w:val="en-US"/>
               </w:rPr>
             </w:pPr>
-            <w:r>
-              <w:rPr>
-                <w:rFonts w:ascii="Times New Roman" w:hAnsi="Times New Roman" w:cs="Times New Roman"/>
-                <w:sz w:val="20"/>
-                <w:szCs w:val="20"/>
-                <w:lang w:val="en-US"/>
-              </w:rPr>
-              <w:lastRenderedPageBreak/>
-              <w:t>Критерий δ</w:t>
+            <w:proofErr w:type="spellStart"/>
+            <w:r>
+              <w:rPr>
+                <w:rFonts w:ascii="Times New Roman" w:hAnsi="Times New Roman" w:cs="Times New Roman"/>
+                <w:sz w:val="20"/>
+                <w:szCs w:val="20"/>
+                <w:lang w:val="en-US"/>
+              </w:rPr>
+              <w:t>Критерий</w:t>
+            </w:r>
+            <w:proofErr w:type="spellEnd"/>
+            <w:r>
+              <w:rPr>
+                <w:rFonts w:ascii="Times New Roman" w:hAnsi="Times New Roman" w:cs="Times New Roman"/>
+                <w:sz w:val="20"/>
+                <w:szCs w:val="20"/>
+                <w:lang w:val="en-US"/>
+              </w:rPr>
+              <w:t xml:space="preserve"> δ</w:t>
             </w:r>
           </w:p>
         </w:tc>
@@ -22056,6 +24055,7 @@
                 <w:lang w:val="en-US"/>
               </w:rPr>
             </w:pPr>
+            <w:proofErr w:type="spellStart"/>
             <w:r>
               <w:rPr>
                 <w:rFonts w:ascii="Times New Roman" w:hAnsi="Times New Roman" w:cs="Times New Roman"/>
@@ -22064,8 +24064,10 @@
                 <w:szCs w:val="20"/>
                 <w:lang w:val="en-US"/>
               </w:rPr>
+              <w:lastRenderedPageBreak/>
               <w:t>Подход</w:t>
             </w:r>
+            <w:proofErr w:type="spellEnd"/>
           </w:p>
         </w:tc>
         <w:tc>
@@ -22098,6 +24100,7 @@
                 <w:lang w:val="en-US"/>
               </w:rPr>
             </w:pPr>
+            <w:proofErr w:type="spellStart"/>
             <w:r>
               <w:rPr>
                 <w:rFonts w:ascii="Times New Roman" w:hAnsi="Times New Roman" w:cs="Times New Roman"/>
@@ -22106,8 +24109,31 @@
                 <w:szCs w:val="20"/>
                 <w:lang w:val="en-US"/>
               </w:rPr>
-              <w:t>Сущность метода</w:t>
-            </w:r>
+              <w:t>Сущность</w:t>
+            </w:r>
+            <w:proofErr w:type="spellEnd"/>
+            <w:r>
+              <w:rPr>
+                <w:rFonts w:ascii="Times New Roman" w:hAnsi="Times New Roman" w:cs="Times New Roman"/>
+                <w:b/>
+                <w:sz w:val="20"/>
+                <w:szCs w:val="20"/>
+                <w:lang w:val="en-US"/>
+              </w:rPr>
+              <w:t xml:space="preserve"> </w:t>
+            </w:r>
+            <w:proofErr w:type="spellStart"/>
+            <w:r>
+              <w:rPr>
+                <w:rFonts w:ascii="Times New Roman" w:hAnsi="Times New Roman" w:cs="Times New Roman"/>
+                <w:b/>
+                <w:sz w:val="20"/>
+                <w:szCs w:val="20"/>
+                <w:lang w:val="en-US"/>
+              </w:rPr>
+              <w:t>метода</w:t>
+            </w:r>
+            <w:proofErr w:type="spellEnd"/>
           </w:p>
         </w:tc>
         <w:tc>
@@ -22140,6 +24166,7 @@
                 <w:lang w:val="en-US"/>
               </w:rPr>
             </w:pPr>
+            <w:proofErr w:type="spellStart"/>
             <w:r>
               <w:rPr>
                 <w:rFonts w:ascii="Times New Roman" w:hAnsi="Times New Roman" w:cs="Times New Roman"/>
@@ -22150,6 +24177,7 @@
               </w:rPr>
               <w:t>Преимущества</w:t>
             </w:r>
+            <w:proofErr w:type="spellEnd"/>
           </w:p>
         </w:tc>
         <w:tc>
@@ -22182,6 +24210,7 @@
                 <w:lang w:val="en-US"/>
               </w:rPr>
             </w:pPr>
+            <w:proofErr w:type="spellStart"/>
             <w:r>
               <w:rPr>
                 <w:rFonts w:ascii="Times New Roman" w:hAnsi="Times New Roman" w:cs="Times New Roman"/>
@@ -22192,6 +24221,7 @@
               </w:rPr>
               <w:t>Ограничения</w:t>
             </w:r>
+            <w:proofErr w:type="spellEnd"/>
           </w:p>
         </w:tc>
       </w:tr>
@@ -22228,14 +24258,45 @@
                 <w:lang w:val="en-US"/>
               </w:rPr>
             </w:pPr>
-            <w:r>
-              <w:rPr>
-                <w:rFonts w:ascii="Times New Roman" w:hAnsi="Times New Roman" w:cs="Times New Roman"/>
-                <w:sz w:val="20"/>
-                <w:szCs w:val="20"/>
-                <w:lang w:val="en-US"/>
-              </w:rPr>
-              <w:t>Псевдослучайные генераторы (PRNG)</w:t>
+            <w:proofErr w:type="spellStart"/>
+            <w:r>
+              <w:rPr>
+                <w:rFonts w:ascii="Times New Roman" w:hAnsi="Times New Roman" w:cs="Times New Roman"/>
+                <w:sz w:val="20"/>
+                <w:szCs w:val="20"/>
+                <w:lang w:val="en-US"/>
+              </w:rPr>
+              <w:t>Псевдослучайные</w:t>
+            </w:r>
+            <w:proofErr w:type="spellEnd"/>
+            <w:r>
+              <w:rPr>
+                <w:rFonts w:ascii="Times New Roman" w:hAnsi="Times New Roman" w:cs="Times New Roman"/>
+                <w:sz w:val="20"/>
+                <w:szCs w:val="20"/>
+                <w:lang w:val="en-US"/>
+              </w:rPr>
+              <w:t xml:space="preserve"> </w:t>
+            </w:r>
+            <w:proofErr w:type="spellStart"/>
+            <w:r>
+              <w:rPr>
+                <w:rFonts w:ascii="Times New Roman" w:hAnsi="Times New Roman" w:cs="Times New Roman"/>
+                <w:sz w:val="20"/>
+                <w:szCs w:val="20"/>
+                <w:lang w:val="en-US"/>
+              </w:rPr>
+              <w:t>генераторы</w:t>
+            </w:r>
+            <w:proofErr w:type="spellEnd"/>
+            <w:r>
+              <w:rPr>
+                <w:rFonts w:ascii="Times New Roman" w:hAnsi="Times New Roman" w:cs="Times New Roman"/>
+                <w:sz w:val="20"/>
+                <w:szCs w:val="20"/>
+                <w:lang w:val="en-US"/>
+              </w:rPr>
+              <w:t xml:space="preserve"> (PRNG)</w:t>
             </w:r>
           </w:p>
         </w:tc>
@@ -22387,15 +24448,57 @@
                 <w:lang w:val="en-US"/>
               </w:rPr>
             </w:pPr>
-            <w:r>
-              <w:rPr>
-                <w:rFonts w:ascii="Times New Roman" w:hAnsi="Times New Roman" w:cs="Times New Roman"/>
-                <w:sz w:val="20"/>
-                <w:szCs w:val="20"/>
-                <w:lang w:val="en-US"/>
-              </w:rPr>
-              <w:t>Генераторы на шуме</w:t>
-            </w:r>
+            <w:proofErr w:type="spellStart"/>
+            <w:r>
+              <w:rPr>
+                <w:rFonts w:ascii="Times New Roman" w:hAnsi="Times New Roman" w:cs="Times New Roman"/>
+                <w:sz w:val="20"/>
+                <w:szCs w:val="20"/>
+                <w:lang w:val="en-US"/>
+              </w:rPr>
+              <w:t>Генераторы</w:t>
+            </w:r>
+            <w:proofErr w:type="spellEnd"/>
+            <w:r>
+              <w:rPr>
+                <w:rFonts w:ascii="Times New Roman" w:hAnsi="Times New Roman" w:cs="Times New Roman"/>
+                <w:sz w:val="20"/>
+                <w:szCs w:val="20"/>
+                <w:lang w:val="en-US"/>
+              </w:rPr>
+              <w:t xml:space="preserve"> </w:t>
+            </w:r>
+            <w:proofErr w:type="spellStart"/>
+            <w:r>
+              <w:rPr>
+                <w:rFonts w:ascii="Times New Roman" w:hAnsi="Times New Roman" w:cs="Times New Roman"/>
+                <w:sz w:val="20"/>
+                <w:szCs w:val="20"/>
+                <w:lang w:val="en-US"/>
+              </w:rPr>
+              <w:t>на</w:t>
+            </w:r>
+            <w:proofErr w:type="spellEnd"/>
+            <w:r>
+              <w:rPr>
+                <w:rFonts w:ascii="Times New Roman" w:hAnsi="Times New Roman" w:cs="Times New Roman"/>
+                <w:sz w:val="20"/>
+                <w:szCs w:val="20"/>
+                <w:lang w:val="en-US"/>
+              </w:rPr>
+              <w:t xml:space="preserve"> </w:t>
+            </w:r>
+            <w:proofErr w:type="spellStart"/>
+            <w:r>
+              <w:rPr>
+                <w:rFonts w:ascii="Times New Roman" w:hAnsi="Times New Roman" w:cs="Times New Roman"/>
+                <w:sz w:val="20"/>
+                <w:szCs w:val="20"/>
+                <w:lang w:val="en-US"/>
+              </w:rPr>
+              <w:t>шуме</w:t>
+            </w:r>
+            <w:proofErr w:type="spellEnd"/>
           </w:p>
         </w:tc>
         <w:tc>
@@ -22546,15 +24649,57 @@
                 <w:lang w:val="en-US"/>
               </w:rPr>
             </w:pPr>
-            <w:r>
-              <w:rPr>
-                <w:rFonts w:ascii="Times New Roman" w:hAnsi="Times New Roman" w:cs="Times New Roman"/>
-                <w:sz w:val="20"/>
-                <w:szCs w:val="20"/>
-                <w:lang w:val="en-US"/>
-              </w:rPr>
-              <w:t>Генераторы на метастабильности</w:t>
-            </w:r>
+            <w:proofErr w:type="spellStart"/>
+            <w:r>
+              <w:rPr>
+                <w:rFonts w:ascii="Times New Roman" w:hAnsi="Times New Roman" w:cs="Times New Roman"/>
+                <w:sz w:val="20"/>
+                <w:szCs w:val="20"/>
+                <w:lang w:val="en-US"/>
+              </w:rPr>
+              <w:t>Генераторы</w:t>
+            </w:r>
+            <w:proofErr w:type="spellEnd"/>
+            <w:r>
+              <w:rPr>
+                <w:rFonts w:ascii="Times New Roman" w:hAnsi="Times New Roman" w:cs="Times New Roman"/>
+                <w:sz w:val="20"/>
+                <w:szCs w:val="20"/>
+                <w:lang w:val="en-US"/>
+              </w:rPr>
+              <w:t xml:space="preserve"> </w:t>
+            </w:r>
+            <w:proofErr w:type="spellStart"/>
+            <w:r>
+              <w:rPr>
+                <w:rFonts w:ascii="Times New Roman" w:hAnsi="Times New Roman" w:cs="Times New Roman"/>
+                <w:sz w:val="20"/>
+                <w:szCs w:val="20"/>
+                <w:lang w:val="en-US"/>
+              </w:rPr>
+              <w:t>на</w:t>
+            </w:r>
+            <w:proofErr w:type="spellEnd"/>
+            <w:r>
+              <w:rPr>
+                <w:rFonts w:ascii="Times New Roman" w:hAnsi="Times New Roman" w:cs="Times New Roman"/>
+                <w:sz w:val="20"/>
+                <w:szCs w:val="20"/>
+                <w:lang w:val="en-US"/>
+              </w:rPr>
+              <w:t xml:space="preserve"> </w:t>
+            </w:r>
+            <w:proofErr w:type="spellStart"/>
+            <w:r>
+              <w:rPr>
+                <w:rFonts w:ascii="Times New Roman" w:hAnsi="Times New Roman" w:cs="Times New Roman"/>
+                <w:sz w:val="20"/>
+                <w:szCs w:val="20"/>
+                <w:lang w:val="en-US"/>
+              </w:rPr>
+              <w:t>метастабильности</w:t>
+            </w:r>
+            <w:proofErr w:type="spellEnd"/>
           </w:p>
         </w:tc>
         <w:tc>
@@ -22710,7 +24855,6 @@
                 <w:sz w:val="20"/>
                 <w:szCs w:val="20"/>
               </w:rPr>
-              <w:lastRenderedPageBreak/>
               <w:t>Генераторы на кольцевых осцилляторах и джиттере</w:t>
             </w:r>
           </w:p>
@@ -22863,15 +25007,37 @@
                 <w:lang w:val="en-US"/>
               </w:rPr>
             </w:pPr>
-            <w:r>
-              <w:rPr>
-                <w:rFonts w:ascii="Times New Roman" w:hAnsi="Times New Roman" w:cs="Times New Roman"/>
-                <w:sz w:val="20"/>
-                <w:szCs w:val="20"/>
-                <w:lang w:val="en-US"/>
-              </w:rPr>
-              <w:t>Квантовые генераторы</w:t>
-            </w:r>
+            <w:proofErr w:type="spellStart"/>
+            <w:r>
+              <w:rPr>
+                <w:rFonts w:ascii="Times New Roman" w:hAnsi="Times New Roman" w:cs="Times New Roman"/>
+                <w:sz w:val="20"/>
+                <w:szCs w:val="20"/>
+                <w:lang w:val="en-US"/>
+              </w:rPr>
+              <w:t>Квантовые</w:t>
+            </w:r>
+            <w:proofErr w:type="spellEnd"/>
+            <w:r>
+              <w:rPr>
+                <w:rFonts w:ascii="Times New Roman" w:hAnsi="Times New Roman" w:cs="Times New Roman"/>
+                <w:sz w:val="20"/>
+                <w:szCs w:val="20"/>
+                <w:lang w:val="en-US"/>
+              </w:rPr>
+              <w:t xml:space="preserve"> </w:t>
+            </w:r>
+            <w:proofErr w:type="spellStart"/>
+            <w:r>
+              <w:rPr>
+                <w:rFonts w:ascii="Times New Roman" w:hAnsi="Times New Roman" w:cs="Times New Roman"/>
+                <w:sz w:val="20"/>
+                <w:szCs w:val="20"/>
+                <w:lang w:val="en-US"/>
+              </w:rPr>
+              <w:t>генераторы</w:t>
+            </w:r>
+            <w:proofErr w:type="spellEnd"/>
           </w:p>
         </w:tc>
         <w:tc>
@@ -22941,15 +25107,77 @@
                 <w:lang w:val="en-US"/>
               </w:rPr>
             </w:pPr>
-            <w:r>
-              <w:rPr>
-                <w:rFonts w:ascii="Times New Roman" w:hAnsi="Times New Roman" w:cs="Times New Roman"/>
-                <w:sz w:val="20"/>
-                <w:szCs w:val="20"/>
-                <w:lang w:val="en-US"/>
-              </w:rPr>
-              <w:t>Очень высокая фундаментальная непредсказуемость</w:t>
-            </w:r>
+            <w:proofErr w:type="spellStart"/>
+            <w:r>
+              <w:rPr>
+                <w:rFonts w:ascii="Times New Roman" w:hAnsi="Times New Roman" w:cs="Times New Roman"/>
+                <w:sz w:val="20"/>
+                <w:szCs w:val="20"/>
+                <w:lang w:val="en-US"/>
+              </w:rPr>
+              <w:t>Очень</w:t>
+            </w:r>
+            <w:proofErr w:type="spellEnd"/>
+            <w:r>
+              <w:rPr>
+                <w:rFonts w:ascii="Times New Roman" w:hAnsi="Times New Roman" w:cs="Times New Roman"/>
+                <w:sz w:val="20"/>
+                <w:szCs w:val="20"/>
+                <w:lang w:val="en-US"/>
+              </w:rPr>
+              <w:t xml:space="preserve"> </w:t>
+            </w:r>
+            <w:proofErr w:type="spellStart"/>
+            <w:r>
+              <w:rPr>
+                <w:rFonts w:ascii="Times New Roman" w:hAnsi="Times New Roman" w:cs="Times New Roman"/>
+                <w:sz w:val="20"/>
+                <w:szCs w:val="20"/>
+                <w:lang w:val="en-US"/>
+              </w:rPr>
+              <w:t>высокая</w:t>
+            </w:r>
+            <w:proofErr w:type="spellEnd"/>
+            <w:r>
+              <w:rPr>
+                <w:rFonts w:ascii="Times New Roman" w:hAnsi="Times New Roman" w:cs="Times New Roman"/>
+                <w:sz w:val="20"/>
+                <w:szCs w:val="20"/>
+                <w:lang w:val="en-US"/>
+              </w:rPr>
+              <w:t xml:space="preserve"> </w:t>
+            </w:r>
+            <w:proofErr w:type="spellStart"/>
+            <w:r>
+              <w:rPr>
+                <w:rFonts w:ascii="Times New Roman" w:hAnsi="Times New Roman" w:cs="Times New Roman"/>
+                <w:sz w:val="20"/>
+                <w:szCs w:val="20"/>
+                <w:lang w:val="en-US"/>
+              </w:rPr>
+              <w:t>фундаментальная</w:t>
+            </w:r>
+            <w:proofErr w:type="spellEnd"/>
+            <w:r>
+              <w:rPr>
+                <w:rFonts w:ascii="Times New Roman" w:hAnsi="Times New Roman" w:cs="Times New Roman"/>
+                <w:sz w:val="20"/>
+                <w:szCs w:val="20"/>
+                <w:lang w:val="en-US"/>
+              </w:rPr>
+              <w:t xml:space="preserve"> </w:t>
+            </w:r>
+            <w:proofErr w:type="spellStart"/>
+            <w:r>
+              <w:rPr>
+                <w:rFonts w:ascii="Times New Roman" w:hAnsi="Times New Roman" w:cs="Times New Roman"/>
+                <w:sz w:val="20"/>
+                <w:szCs w:val="20"/>
+                <w:lang w:val="en-US"/>
+              </w:rPr>
+              <w:t>непредсказуемость</w:t>
+            </w:r>
+            <w:proofErr w:type="spellEnd"/>
           </w:p>
         </w:tc>
         <w:tc>
@@ -23024,15 +25252,57 @@
                 <w:lang w:val="en-US"/>
               </w:rPr>
             </w:pPr>
-            <w:r>
-              <w:rPr>
-                <w:rFonts w:ascii="Times New Roman" w:hAnsi="Times New Roman" w:cs="Times New Roman"/>
-                <w:sz w:val="20"/>
-                <w:szCs w:val="20"/>
-                <w:lang w:val="en-US"/>
-              </w:rPr>
-              <w:t>Троичный джиттерный генератор</w:t>
-            </w:r>
+            <w:proofErr w:type="spellStart"/>
+            <w:r>
+              <w:rPr>
+                <w:rFonts w:ascii="Times New Roman" w:hAnsi="Times New Roman" w:cs="Times New Roman"/>
+                <w:sz w:val="20"/>
+                <w:szCs w:val="20"/>
+                <w:lang w:val="en-US"/>
+              </w:rPr>
+              <w:t>Троичный</w:t>
+            </w:r>
+            <w:proofErr w:type="spellEnd"/>
+            <w:r>
+              <w:rPr>
+                <w:rFonts w:ascii="Times New Roman" w:hAnsi="Times New Roman" w:cs="Times New Roman"/>
+                <w:sz w:val="20"/>
+                <w:szCs w:val="20"/>
+                <w:lang w:val="en-US"/>
+              </w:rPr>
+              <w:t xml:space="preserve"> </w:t>
+            </w:r>
+            <w:proofErr w:type="spellStart"/>
+            <w:r>
+              <w:rPr>
+                <w:rFonts w:ascii="Times New Roman" w:hAnsi="Times New Roman" w:cs="Times New Roman"/>
+                <w:sz w:val="20"/>
+                <w:szCs w:val="20"/>
+                <w:lang w:val="en-US"/>
+              </w:rPr>
+              <w:t>джиттерный</w:t>
+            </w:r>
+            <w:proofErr w:type="spellEnd"/>
+            <w:r>
+              <w:rPr>
+                <w:rFonts w:ascii="Times New Roman" w:hAnsi="Times New Roman" w:cs="Times New Roman"/>
+                <w:sz w:val="20"/>
+                <w:szCs w:val="20"/>
+                <w:lang w:val="en-US"/>
+              </w:rPr>
+              <w:t xml:space="preserve"> </w:t>
+            </w:r>
+            <w:proofErr w:type="spellStart"/>
+            <w:r>
+              <w:rPr>
+                <w:rFonts w:ascii="Times New Roman" w:hAnsi="Times New Roman" w:cs="Times New Roman"/>
+                <w:sz w:val="20"/>
+                <w:szCs w:val="20"/>
+                <w:lang w:val="en-US"/>
+              </w:rPr>
+              <w:t>генератор</w:t>
+            </w:r>
+            <w:proofErr w:type="spellEnd"/>
           </w:p>
         </w:tc>
         <w:tc>
@@ -23254,7 +25524,16 @@
           <w:sz w:val="28"/>
           <w:szCs w:val="28"/>
         </w:rPr>
-        <w:t>2(3) ≈ 1.585 бит. Во-вторых, развитие многозначной логики и соответствующих элементных баз делает актуальным исследование генераторов, естественным образом работающих не с двоичным, а с троичным алфавитом. В-третьих, балансированная троичная система обладает симметричностью значений −1, 0 и 1, что удобно как для математического анализа, так и для построения логических функций с полезными свойствами.</w:t>
+        <w:t>2(3) ≈ 1.585 бит. Во-</w:t>
+      </w:r>
+      <w:r>
+        <w:rPr>
+          <w:rFonts w:ascii="Times New Roman" w:hAnsi="Times New Roman" w:cs="Times New Roman"/>
+          <w:sz w:val="28"/>
+          <w:szCs w:val="28"/>
+        </w:rPr>
+        <w:lastRenderedPageBreak/>
+        <w:t>вторых, развитие многозначной логики и соответствующих элементных баз делает актуальным исследование генераторов, естественным образом работающих не с двоичным, а с троичным алфавитом. В-третьих, балансированная троичная система обладает симметричностью значений −1, 0 и 1, что удобно как для математического анализа, так и для построения логических функций с полезными свойствами.</w:t>
       </w:r>
     </w:p>
     <w:p>
@@ -23274,16 +25553,25 @@
           <w:sz w:val="28"/>
           <w:szCs w:val="28"/>
         </w:rPr>
-        <w:t xml:space="preserve">С практической точки зрения достоинство исследуемого троичного джиттерного метода заключается в том, что он опирается на одинаковые логические элементы и естественным образом использует случайность временных задержек, возникающих в цифровой схеме. Это позволяет сочетать физическую природу энтропии с архитектурой, близкой к цифровой. При этом </w:t>
-      </w:r>
-      <w:r>
-        <w:rPr>
-          <w:rFonts w:ascii="Times New Roman" w:hAnsi="Times New Roman" w:cs="Times New Roman"/>
-          <w:sz w:val="28"/>
-          <w:szCs w:val="28"/>
-        </w:rPr>
-        <w:lastRenderedPageBreak/>
-        <w:t>проведённые эксперименты показывают, что выбор функции переключения, закона распределения задержек и тактового интервала принципиально влияет на качество выходной последовательности.</w:t>
+        <w:t xml:space="preserve">С практической точки зрения достоинство исследуемого троичного </w:t>
+      </w:r>
+      <w:proofErr w:type="spellStart"/>
+      <w:r>
+        <w:rPr>
+          <w:rFonts w:ascii="Times New Roman" w:hAnsi="Times New Roman" w:cs="Times New Roman"/>
+          <w:sz w:val="28"/>
+          <w:szCs w:val="28"/>
+        </w:rPr>
+        <w:t>джиттерного</w:t>
+      </w:r>
+      <w:proofErr w:type="spellEnd"/>
+      <w:r>
+        <w:rPr>
+          <w:rFonts w:ascii="Times New Roman" w:hAnsi="Times New Roman" w:cs="Times New Roman"/>
+          <w:sz w:val="28"/>
+          <w:szCs w:val="28"/>
+        </w:rPr>
+        <w:t xml:space="preserve"> метода заключается в том, что он опирается на одинаковые логические элементы и естественным образом использует случайность временных задержек, возникающих в цифровой схеме. Это позволяет сочетать физическую природу энтропии с архитектурой, близкой к цифровой. При этом проведённые эксперименты показывают, что выбор функции переключения, закона распределения задержек и тактового интервала принципиально влияет на качество выходной последовательности.</w:t>
       </w:r>
     </w:p>
     <w:p>
@@ -23390,7 +25678,25 @@
           <w:sz w:val="28"/>
           <w:szCs w:val="28"/>
         </w:rPr>
-        <w:t xml:space="preserve">Теоретическая часть программы воспроизводит базовую модель статей Латыпова–Столова: строится </w:t>
+        <w:t>Теоретическая часть программы воспроизводит базовую модель статей Латыпова–</w:t>
+      </w:r>
+      <w:proofErr w:type="spellStart"/>
+      <w:r>
+        <w:rPr>
+          <w:rFonts w:ascii="Times New Roman" w:hAnsi="Times New Roman" w:cs="Times New Roman"/>
+          <w:sz w:val="28"/>
+          <w:szCs w:val="28"/>
+        </w:rPr>
+        <w:t>Столова</w:t>
+      </w:r>
+      <w:proofErr w:type="spellEnd"/>
+      <w:r>
+        <w:rPr>
+          <w:rFonts w:ascii="Times New Roman" w:hAnsi="Times New Roman" w:cs="Times New Roman"/>
+          <w:sz w:val="28"/>
+          <w:szCs w:val="28"/>
+        </w:rPr>
+        <w:t xml:space="preserve">: строится </w:t>
       </w:r>
       <w:r>
         <w:rPr>
@@ -23727,6 +26033,7 @@
           <w:sz w:val="28"/>
           <w:szCs w:val="28"/>
         </w:rPr>
+        <w:lastRenderedPageBreak/>
         <w:t xml:space="preserve">- </w:t>
       </w:r>
       <w:r>
@@ -23768,6 +26075,12 @@
       </w:pPr>
     </w:p>
     <w:sectPr>
+      <w:headerReference w:type="even" r:id="rId16"/>
+      <w:headerReference w:type="default" r:id="rId17"/>
+      <w:footerReference w:type="even" r:id="rId18"/>
+      <w:footerReference w:type="default" r:id="rId19"/>
+      <w:headerReference w:type="first" r:id="rId20"/>
+      <w:footerReference w:type="first" r:id="rId21"/>
       <w:pgSz w:w="11906" w:h="16838"/>
       <w:pgMar w:top="1134" w:right="850" w:bottom="1134" w:left="1701" w:header="708" w:footer="708" w:gutter="0"/>
       <w:cols w:space="708"/>
@@ -23775,6 +26088,148 @@
     </w:sectPr>
   </w:body>
 </w:document>
+</file>
+
+<file path=word/endnotes.xml><?xml version="1.0" encoding="utf-8"?>
+<w:endnotes xmlns:wpc="http://schemas.microsoft.com/office/word/2010/wordprocessingCanvas" xmlns:cx="http://schemas.microsoft.com/office/drawing/2014/chartex" xmlns:cx1="http://schemas.microsoft.com/office/drawing/2015/9/8/chartex" xmlns:cx2="http://schemas.microsoft.com/office/drawing/2015/10/21/chartex" xmlns:cx3="http://schemas.microsoft.com/office/drawing/2016/5/9/chartex" xmlns:cx4="http://schemas.microsoft.com/office/drawing/2016/5/10/chartex" xmlns:cx5="http://schemas.microsoft.com/office/drawing/2016/5/11/chartex" xmlns:cx6="http://schemas.microsoft.com/office/drawing/2016/5/12/chartex" xmlns:cx7="http://schemas.microsoft.com/office/drawing/2016/5/13/chartex" xmlns:cx8="http://schemas.microsoft.com/office/drawing/2016/5/14/chartex" xmlns:mc="http://schemas.openxmlformats.org/markup-compatibility/2006" xmlns:aink="http://schemas.microsoft.com/office/drawing/2016/ink" xmlns:am3d="http://schemas.microsoft.com/office/drawing/2017/model3d" xmlns:o="urn:schemas-microsoft-com:office:office" xmlns:r="http://schemas.openxmlformats.org/officeDocument/2006/relationships" xmlns:m="http://schemas.openxmlformats.org/officeDocument/2006/math" xmlns:v="urn:schemas-microsoft-com:vml" xmlns:wp14="http://schemas.microsoft.com/office/word/2010/wordprocessingDrawing" xmlns:wp="http://schemas.openxmlformats.org/drawingml/2006/wordprocessingDrawing" xmlns:w10="urn:schemas-microsoft-com:office:word" xmlns:w="http://schemas.openxmlformats.org/wordprocessingml/2006/main" xmlns:w14="http://schemas.microsoft.com/office/word/2010/wordml" xmlns:w15="http://schemas.microsoft.com/office/word/2012/wordml" xmlns:w16cex="http://schemas.microsoft.com/office/word/2018/wordml/cex" xmlns:w16cid="http://schemas.microsoft.com/office/word/2016/wordml/cid" xmlns:w16="http://schemas.microsoft.com/office/word/2018/wordml" xmlns:w16sdtdh="http://schemas.microsoft.com/office/word/2020/wordml/sdtdatahash" xmlns:w16se="http://schemas.microsoft.com/office/word/2015/wordml/symex" xmlns:wpg="http://schemas.microsoft.com/office/word/2010/wordprocessingGroup" xmlns:wpi="http://schemas.microsoft.com/office/word/2010/wordprocessingInk" xmlns:wne="http://schemas.microsoft.com/office/word/2006/wordml" xmlns:wps="http://schemas.microsoft.com/office/word/2010/wordprocessingShape" mc:Ignorable="w14 w15 w16se w16cid w16 w16cex w16sdtdh wp14">
+  <w:endnote w:type="separator" w:id="-1">
+    <w:p>
+      <w:pPr>
+        <w:spacing w:after="0" w:line="240" w:lineRule="auto"/>
+      </w:pPr>
+      <w:r>
+        <w:separator/>
+      </w:r>
+    </w:p>
+  </w:endnote>
+  <w:endnote w:type="continuationSeparator" w:id="0">
+    <w:p>
+      <w:pPr>
+        <w:spacing w:after="0" w:line="240" w:lineRule="auto"/>
+      </w:pPr>
+      <w:r>
+        <w:continuationSeparator/>
+      </w:r>
+    </w:p>
+  </w:endnote>
+</w:endnotes>
+</file>
+
+<file path=word/footer1.xml><?xml version="1.0" encoding="utf-8"?>
+<w:ftr xmlns:wpc="http://schemas.microsoft.com/office/word/2010/wordprocessingCanvas" xmlns:cx="http://schemas.microsoft.com/office/drawing/2014/chartex" xmlns:cx1="http://schemas.microsoft.com/office/drawing/2015/9/8/chartex" xmlns:cx2="http://schemas.microsoft.com/office/drawing/2015/10/21/chartex" xmlns:cx3="http://schemas.microsoft.com/office/drawing/2016/5/9/chartex" xmlns:cx4="http://schemas.microsoft.com/office/drawing/2016/5/10/chartex" xmlns:cx5="http://schemas.microsoft.com/office/drawing/2016/5/11/chartex" xmlns:cx6="http://schemas.microsoft.com/office/drawing/2016/5/12/chartex" xmlns:cx7="http://schemas.microsoft.com/office/drawing/2016/5/13/chartex" xmlns:cx8="http://schemas.microsoft.com/office/drawing/2016/5/14/chartex" xmlns:mc="http://schemas.openxmlformats.org/markup-compatibility/2006" xmlns:aink="http://schemas.microsoft.com/office/drawing/2016/ink" xmlns:am3d="http://schemas.microsoft.com/office/drawing/2017/model3d" xmlns:o="urn:schemas-microsoft-com:office:office" xmlns:r="http://schemas.openxmlformats.org/officeDocument/2006/relationships" xmlns:m="http://schemas.openxmlformats.org/officeDocument/2006/math" xmlns:v="urn:schemas-microsoft-com:vml" xmlns:wp14="http://schemas.microsoft.com/office/word/2010/wordprocessingDrawing" xmlns:wp="http://schemas.openxmlformats.org/drawingml/2006/wordprocessingDrawing" xmlns:w10="urn:schemas-microsoft-com:office:word" xmlns:w="http://schemas.openxmlformats.org/wordprocessingml/2006/main" xmlns:w14="http://schemas.microsoft.com/office/word/2010/wordml" xmlns:w15="http://schemas.microsoft.com/office/word/2012/wordml" xmlns:w16cex="http://schemas.microsoft.com/office/word/2018/wordml/cex" xmlns:w16cid="http://schemas.microsoft.com/office/word/2016/wordml/cid" xmlns:w16="http://schemas.microsoft.com/office/word/2018/wordml" xmlns:w16sdtdh="http://schemas.microsoft.com/office/word/2020/wordml/sdtdatahash" xmlns:w16se="http://schemas.microsoft.com/office/word/2015/wordml/symex" xmlns:wpg="http://schemas.microsoft.com/office/word/2010/wordprocessingGroup" xmlns:wpi="http://schemas.microsoft.com/office/word/2010/wordprocessingInk" xmlns:wne="http://schemas.microsoft.com/office/word/2006/wordml" xmlns:wps="http://schemas.microsoft.com/office/word/2010/wordprocessingShape" mc:Ignorable="w14 w15 w16se w16cid w16 w16cex w16sdtdh wp14">
+  <w:p>
+    <w:pPr>
+      <w:pStyle w:val="a8"/>
+    </w:pPr>
+  </w:p>
+</w:ftr>
+</file>
+
+<file path=word/footer2.xml><?xml version="1.0" encoding="utf-8"?>
+<w:ftr xmlns:wpc="http://schemas.microsoft.com/office/word/2010/wordprocessingCanvas" xmlns:cx="http://schemas.microsoft.com/office/drawing/2014/chartex" xmlns:cx1="http://schemas.microsoft.com/office/drawing/2015/9/8/chartex" xmlns:cx2="http://schemas.microsoft.com/office/drawing/2015/10/21/chartex" xmlns:cx3="http://schemas.microsoft.com/office/drawing/2016/5/9/chartex" xmlns:cx4="http://schemas.microsoft.com/office/drawing/2016/5/10/chartex" xmlns:cx5="http://schemas.microsoft.com/office/drawing/2016/5/11/chartex" xmlns:cx6="http://schemas.microsoft.com/office/drawing/2016/5/12/chartex" xmlns:cx7="http://schemas.microsoft.com/office/drawing/2016/5/13/chartex" xmlns:cx8="http://schemas.microsoft.com/office/drawing/2016/5/14/chartex" xmlns:mc="http://schemas.openxmlformats.org/markup-compatibility/2006" xmlns:aink="http://schemas.microsoft.com/office/drawing/2016/ink" xmlns:am3d="http://schemas.microsoft.com/office/drawing/2017/model3d" xmlns:o="urn:schemas-microsoft-com:office:office" xmlns:r="http://schemas.openxmlformats.org/officeDocument/2006/relationships" xmlns:m="http://schemas.openxmlformats.org/officeDocument/2006/math" xmlns:v="urn:schemas-microsoft-com:vml" xmlns:wp14="http://schemas.microsoft.com/office/word/2010/wordprocessingDrawing" xmlns:wp="http://schemas.openxmlformats.org/drawingml/2006/wordprocessingDrawing" xmlns:w10="urn:schemas-microsoft-com:office:word" xmlns:w="http://schemas.openxmlformats.org/wordprocessingml/2006/main" xmlns:w14="http://schemas.microsoft.com/office/word/2010/wordml" xmlns:w15="http://schemas.microsoft.com/office/word/2012/wordml" xmlns:w16cex="http://schemas.microsoft.com/office/word/2018/wordml/cex" xmlns:w16cid="http://schemas.microsoft.com/office/word/2016/wordml/cid" xmlns:w16="http://schemas.microsoft.com/office/word/2018/wordml" xmlns:w16sdtdh="http://schemas.microsoft.com/office/word/2020/wordml/sdtdatahash" xmlns:w16se="http://schemas.microsoft.com/office/word/2015/wordml/symex" xmlns:wpg="http://schemas.microsoft.com/office/word/2010/wordprocessingGroup" xmlns:wpi="http://schemas.microsoft.com/office/word/2010/wordprocessingInk" xmlns:wne="http://schemas.microsoft.com/office/word/2006/wordml" xmlns:wps="http://schemas.microsoft.com/office/word/2010/wordprocessingShape" mc:Ignorable="w14 w15 w16se w16cid w16 w16cex w16sdtdh wp14">
+  <w:sdt>
+    <w:sdtPr>
+      <w:id w:val="-324435036"/>
+      <w:docPartObj>
+        <w:docPartGallery w:val="Page Numbers (Bottom of Page)"/>
+        <w:docPartUnique/>
+      </w:docPartObj>
+    </w:sdtPr>
+    <w:sdtContent>
+      <w:p>
+        <w:pPr>
+          <w:pStyle w:val="a8"/>
+          <w:jc w:val="center"/>
+        </w:pPr>
+        <w:r>
+          <w:fldChar w:fldCharType="begin"/>
+        </w:r>
+        <w:r>
+          <w:instrText>PAGE   \* MERGEFORMAT</w:instrText>
+        </w:r>
+        <w:r>
+          <w:fldChar w:fldCharType="separate"/>
+        </w:r>
+        <w:r>
+          <w:t>2</w:t>
+        </w:r>
+        <w:r>
+          <w:fldChar w:fldCharType="end"/>
+        </w:r>
+      </w:p>
+    </w:sdtContent>
+  </w:sdt>
+  <w:p>
+    <w:pPr>
+      <w:pStyle w:val="a8"/>
+    </w:pPr>
+  </w:p>
+</w:ftr>
+</file>
+
+<file path=word/footer3.xml><?xml version="1.0" encoding="utf-8"?>
+<w:ftr xmlns:wpc="http://schemas.microsoft.com/office/word/2010/wordprocessingCanvas" xmlns:cx="http://schemas.microsoft.com/office/drawing/2014/chartex" xmlns:cx1="http://schemas.microsoft.com/office/drawing/2015/9/8/chartex" xmlns:cx2="http://schemas.microsoft.com/office/drawing/2015/10/21/chartex" xmlns:cx3="http://schemas.microsoft.com/office/drawing/2016/5/9/chartex" xmlns:cx4="http://schemas.microsoft.com/office/drawing/2016/5/10/chartex" xmlns:cx5="http://schemas.microsoft.com/office/drawing/2016/5/11/chartex" xmlns:cx6="http://schemas.microsoft.com/office/drawing/2016/5/12/chartex" xmlns:cx7="http://schemas.microsoft.com/office/drawing/2016/5/13/chartex" xmlns:cx8="http://schemas.microsoft.com/office/drawing/2016/5/14/chartex" xmlns:mc="http://schemas.openxmlformats.org/markup-compatibility/2006" xmlns:aink="http://schemas.microsoft.com/office/drawing/2016/ink" xmlns:am3d="http://schemas.microsoft.com/office/drawing/2017/model3d" xmlns:o="urn:schemas-microsoft-com:office:office" xmlns:r="http://schemas.openxmlformats.org/officeDocument/2006/relationships" xmlns:m="http://schemas.openxmlformats.org/officeDocument/2006/math" xmlns:v="urn:schemas-microsoft-com:vml" xmlns:wp14="http://schemas.microsoft.com/office/word/2010/wordprocessingDrawing" xmlns:wp="http://schemas.openxmlformats.org/drawingml/2006/wordprocessingDrawing" xmlns:w10="urn:schemas-microsoft-com:office:word" xmlns:w="http://schemas.openxmlformats.org/wordprocessingml/2006/main" xmlns:w14="http://schemas.microsoft.com/office/word/2010/wordml" xmlns:w15="http://schemas.microsoft.com/office/word/2012/wordml" xmlns:w16cex="http://schemas.microsoft.com/office/word/2018/wordml/cex" xmlns:w16cid="http://schemas.microsoft.com/office/word/2016/wordml/cid" xmlns:w16="http://schemas.microsoft.com/office/word/2018/wordml" xmlns:w16sdtdh="http://schemas.microsoft.com/office/word/2020/wordml/sdtdatahash" xmlns:w16se="http://schemas.microsoft.com/office/word/2015/wordml/symex" xmlns:wpg="http://schemas.microsoft.com/office/word/2010/wordprocessingGroup" xmlns:wpi="http://schemas.microsoft.com/office/word/2010/wordprocessingInk" xmlns:wne="http://schemas.microsoft.com/office/word/2006/wordml" xmlns:wps="http://schemas.microsoft.com/office/word/2010/wordprocessingShape" mc:Ignorable="w14 w15 w16se w16cid w16 w16cex w16sdtdh wp14">
+  <w:p>
+    <w:pPr>
+      <w:pStyle w:val="a8"/>
+    </w:pPr>
+  </w:p>
+</w:ftr>
+</file>
+
+<file path=word/footnotes.xml><?xml version="1.0" encoding="utf-8"?>
+<w:footnotes xmlns:wpc="http://schemas.microsoft.com/office/word/2010/wordprocessingCanvas" xmlns:cx="http://schemas.microsoft.com/office/drawing/2014/chartex" xmlns:cx1="http://schemas.microsoft.com/office/drawing/2015/9/8/chartex" xmlns:cx2="http://schemas.microsoft.com/office/drawing/2015/10/21/chartex" xmlns:cx3="http://schemas.microsoft.com/office/drawing/2016/5/9/chartex" xmlns:cx4="http://schemas.microsoft.com/office/drawing/2016/5/10/chartex" xmlns:cx5="http://schemas.microsoft.com/office/drawing/2016/5/11/chartex" xmlns:cx6="http://schemas.microsoft.com/office/drawing/2016/5/12/chartex" xmlns:cx7="http://schemas.microsoft.com/office/drawing/2016/5/13/chartex" xmlns:cx8="http://schemas.microsoft.com/office/drawing/2016/5/14/chartex" xmlns:mc="http://schemas.openxmlformats.org/markup-compatibility/2006" xmlns:aink="http://schemas.microsoft.com/office/drawing/2016/ink" xmlns:am3d="http://schemas.microsoft.com/office/drawing/2017/model3d" xmlns:o="urn:schemas-microsoft-com:office:office" xmlns:r="http://schemas.openxmlformats.org/officeDocument/2006/relationships" xmlns:m="http://schemas.openxmlformats.org/officeDocument/2006/math" xmlns:v="urn:schemas-microsoft-com:vml" xmlns:wp14="http://schemas.microsoft.com/office/word/2010/wordprocessingDrawing" xmlns:wp="http://schemas.openxmlformats.org/drawingml/2006/wordprocessingDrawing" xmlns:w10="urn:schemas-microsoft-com:office:word" xmlns:w="http://schemas.openxmlformats.org/wordprocessingml/2006/main" xmlns:w14="http://schemas.microsoft.com/office/word/2010/wordml" xmlns:w15="http://schemas.microsoft.com/office/word/2012/wordml" xmlns:w16cex="http://schemas.microsoft.com/office/word/2018/wordml/cex" xmlns:w16cid="http://schemas.microsoft.com/office/word/2016/wordml/cid" xmlns:w16="http://schemas.microsoft.com/office/word/2018/wordml" xmlns:w16sdtdh="http://schemas.microsoft.com/office/word/2020/wordml/sdtdatahash" xmlns:w16se="http://schemas.microsoft.com/office/word/2015/wordml/symex" xmlns:wpg="http://schemas.microsoft.com/office/word/2010/wordprocessingGroup" xmlns:wpi="http://schemas.microsoft.com/office/word/2010/wordprocessingInk" xmlns:wne="http://schemas.microsoft.com/office/word/2006/wordml" xmlns:wps="http://schemas.microsoft.com/office/word/2010/wordprocessingShape" mc:Ignorable="w14 w15 w16se w16cid w16 w16cex w16sdtdh wp14">
+  <w:footnote w:type="separator" w:id="-1">
+    <w:p>
+      <w:pPr>
+        <w:spacing w:after="0" w:line="240" w:lineRule="auto"/>
+      </w:pPr>
+      <w:r>
+        <w:separator/>
+      </w:r>
+    </w:p>
+  </w:footnote>
+  <w:footnote w:type="continuationSeparator" w:id="0">
+    <w:p>
+      <w:pPr>
+        <w:spacing w:after="0" w:line="240" w:lineRule="auto"/>
+      </w:pPr>
+      <w:r>
+        <w:continuationSeparator/>
+      </w:r>
+    </w:p>
+  </w:footnote>
+</w:footnotes>
+</file>
+
+<file path=word/header1.xml><?xml version="1.0" encoding="utf-8"?>
+<w:hdr xmlns:wpc="http://schemas.microsoft.com/office/word/2010/wordprocessingCanvas" xmlns:cx="http://schemas.microsoft.com/office/drawing/2014/chartex" xmlns:cx1="http://schemas.microsoft.com/office/drawing/2015/9/8/chartex" xmlns:cx2="http://schemas.microsoft.com/office/drawing/2015/10/21/chartex" xmlns:cx3="http://schemas.microsoft.com/office/drawing/2016/5/9/chartex" xmlns:cx4="http://schemas.microsoft.com/office/drawing/2016/5/10/chartex" xmlns:cx5="http://schemas.microsoft.com/office/drawing/2016/5/11/chartex" xmlns:cx6="http://schemas.microsoft.com/office/drawing/2016/5/12/chartex" xmlns:cx7="http://schemas.microsoft.com/office/drawing/2016/5/13/chartex" xmlns:cx8="http://schemas.microsoft.com/office/drawing/2016/5/14/chartex" xmlns:mc="http://schemas.openxmlformats.org/markup-compatibility/2006" xmlns:aink="http://schemas.microsoft.com/office/drawing/2016/ink" xmlns:am3d="http://schemas.microsoft.com/office/drawing/2017/model3d" xmlns:o="urn:schemas-microsoft-com:office:office" xmlns:r="http://schemas.openxmlformats.org/officeDocument/2006/relationships" xmlns:m="http://schemas.openxmlformats.org/officeDocument/2006/math" xmlns:v="urn:schemas-microsoft-com:vml" xmlns:wp14="http://schemas.microsoft.com/office/word/2010/wordprocessingDrawing" xmlns:wp="http://schemas.openxmlformats.org/drawingml/2006/wordprocessingDrawing" xmlns:w10="urn:schemas-microsoft-com:office:word" xmlns:w="http://schemas.openxmlformats.org/wordprocessingml/2006/main" xmlns:w14="http://schemas.microsoft.com/office/word/2010/wordml" xmlns:w15="http://schemas.microsoft.com/office/word/2012/wordml" xmlns:w16cex="http://schemas.microsoft.com/office/word/2018/wordml/cex" xmlns:w16cid="http://schemas.microsoft.com/office/word/2016/wordml/cid" xmlns:w16="http://schemas.microsoft.com/office/word/2018/wordml" xmlns:w16sdtdh="http://schemas.microsoft.com/office/word/2020/wordml/sdtdatahash" xmlns:w16se="http://schemas.microsoft.com/office/word/2015/wordml/symex" xmlns:wpg="http://schemas.microsoft.com/office/word/2010/wordprocessingGroup" xmlns:wpi="http://schemas.microsoft.com/office/word/2010/wordprocessingInk" xmlns:wne="http://schemas.microsoft.com/office/word/2006/wordml" xmlns:wps="http://schemas.microsoft.com/office/word/2010/wordprocessingShape" mc:Ignorable="w14 w15 w16se w16cid w16 w16cex w16sdtdh wp14">
+  <w:p>
+    <w:pPr>
+      <w:pStyle w:val="a6"/>
+    </w:pPr>
+  </w:p>
+</w:hdr>
+</file>
+
+<file path=word/header2.xml><?xml version="1.0" encoding="utf-8"?>
+<w:hdr xmlns:wpc="http://schemas.microsoft.com/office/word/2010/wordprocessingCanvas" xmlns:cx="http://schemas.microsoft.com/office/drawing/2014/chartex" xmlns:cx1="http://schemas.microsoft.com/office/drawing/2015/9/8/chartex" xmlns:cx2="http://schemas.microsoft.com/office/drawing/2015/10/21/chartex" xmlns:cx3="http://schemas.microsoft.com/office/drawing/2016/5/9/chartex" xmlns:cx4="http://schemas.microsoft.com/office/drawing/2016/5/10/chartex" xmlns:cx5="http://schemas.microsoft.com/office/drawing/2016/5/11/chartex" xmlns:cx6="http://schemas.microsoft.com/office/drawing/2016/5/12/chartex" xmlns:cx7="http://schemas.microsoft.com/office/drawing/2016/5/13/chartex" xmlns:cx8="http://schemas.microsoft.com/office/drawing/2016/5/14/chartex" xmlns:mc="http://schemas.openxmlformats.org/markup-compatibility/2006" xmlns:aink="http://schemas.microsoft.com/office/drawing/2016/ink" xmlns:am3d="http://schemas.microsoft.com/office/drawing/2017/model3d" xmlns:o="urn:schemas-microsoft-com:office:office" xmlns:r="http://schemas.openxmlformats.org/officeDocument/2006/relationships" xmlns:m="http://schemas.openxmlformats.org/officeDocument/2006/math" xmlns:v="urn:schemas-microsoft-com:vml" xmlns:wp14="http://schemas.microsoft.com/office/word/2010/wordprocessingDrawing" xmlns:wp="http://schemas.openxmlformats.org/drawingml/2006/wordprocessingDrawing" xmlns:w10="urn:schemas-microsoft-com:office:word" xmlns:w="http://schemas.openxmlformats.org/wordprocessingml/2006/main" xmlns:w14="http://schemas.microsoft.com/office/word/2010/wordml" xmlns:w15="http://schemas.microsoft.com/office/word/2012/wordml" xmlns:w16cex="http://schemas.microsoft.com/office/word/2018/wordml/cex" xmlns:w16cid="http://schemas.microsoft.com/office/word/2016/wordml/cid" xmlns:w16="http://schemas.microsoft.com/office/word/2018/wordml" xmlns:w16sdtdh="http://schemas.microsoft.com/office/word/2020/wordml/sdtdatahash" xmlns:w16se="http://schemas.microsoft.com/office/word/2015/wordml/symex" xmlns:wpg="http://schemas.microsoft.com/office/word/2010/wordprocessingGroup" xmlns:wpi="http://schemas.microsoft.com/office/word/2010/wordprocessingInk" xmlns:wne="http://schemas.microsoft.com/office/word/2006/wordml" xmlns:wps="http://schemas.microsoft.com/office/word/2010/wordprocessingShape" mc:Ignorable="w14 w15 w16se w16cid w16 w16cex w16sdtdh wp14">
+  <w:p>
+    <w:pPr>
+      <w:pStyle w:val="a6"/>
+    </w:pPr>
+  </w:p>
+</w:hdr>
+</file>
+
+<file path=word/header3.xml><?xml version="1.0" encoding="utf-8"?>
+<w:hdr xmlns:wpc="http://schemas.microsoft.com/office/word/2010/wordprocessingCanvas" xmlns:cx="http://schemas.microsoft.com/office/drawing/2014/chartex" xmlns:cx1="http://schemas.microsoft.com/office/drawing/2015/9/8/chartex" xmlns:cx2="http://schemas.microsoft.com/office/drawing/2015/10/21/chartex" xmlns:cx3="http://schemas.microsoft.com/office/drawing/2016/5/9/chartex" xmlns:cx4="http://schemas.microsoft.com/office/drawing/2016/5/10/chartex" xmlns:cx5="http://schemas.microsoft.com/office/drawing/2016/5/11/chartex" xmlns:cx6="http://schemas.microsoft.com/office/drawing/2016/5/12/chartex" xmlns:cx7="http://schemas.microsoft.com/office/drawing/2016/5/13/chartex" xmlns:cx8="http://schemas.microsoft.com/office/drawing/2016/5/14/chartex" xmlns:mc="http://schemas.openxmlformats.org/markup-compatibility/2006" xmlns:aink="http://schemas.microsoft.com/office/drawing/2016/ink" xmlns:am3d="http://schemas.microsoft.com/office/drawing/2017/model3d" xmlns:o="urn:schemas-microsoft-com:office:office" xmlns:r="http://schemas.openxmlformats.org/officeDocument/2006/relationships" xmlns:m="http://schemas.openxmlformats.org/officeDocument/2006/math" xmlns:v="urn:schemas-microsoft-com:vml" xmlns:wp14="http://schemas.microsoft.com/office/word/2010/wordprocessingDrawing" xmlns:wp="http://schemas.openxmlformats.org/drawingml/2006/wordprocessingDrawing" xmlns:w10="urn:schemas-microsoft-com:office:word" xmlns:w="http://schemas.openxmlformats.org/wordprocessingml/2006/main" xmlns:w14="http://schemas.microsoft.com/office/word/2010/wordml" xmlns:w15="http://schemas.microsoft.com/office/word/2012/wordml" xmlns:w16cex="http://schemas.microsoft.com/office/word/2018/wordml/cex" xmlns:w16cid="http://schemas.microsoft.com/office/word/2016/wordml/cid" xmlns:w16="http://schemas.microsoft.com/office/word/2018/wordml" xmlns:w16sdtdh="http://schemas.microsoft.com/office/word/2020/wordml/sdtdatahash" xmlns:w16se="http://schemas.microsoft.com/office/word/2015/wordml/symex" xmlns:wpg="http://schemas.microsoft.com/office/word/2010/wordprocessingGroup" xmlns:wpi="http://schemas.microsoft.com/office/word/2010/wordprocessingInk" xmlns:wne="http://schemas.microsoft.com/office/word/2006/wordml" xmlns:wps="http://schemas.microsoft.com/office/word/2010/wordprocessingShape" mc:Ignorable="w14 w15 w16se w16cid w16 w16cex w16sdtdh wp14">
+  <w:p>
+    <w:pPr>
+      <w:pStyle w:val="a6"/>
+    </w:pPr>
+  </w:p>
+</w:hdr>
 </file>
 
 <file path=word/numbering.xml><?xml version="1.0" encoding="utf-8"?>
@@ -24372,6 +26827,50 @@
       <w:sz w:val="18"/>
       <w:szCs w:val="18"/>
     </w:rPr>
+  </w:style>
+  <w:style w:type="paragraph" w:styleId="a6">
+    <w:name w:val="header"/>
+    <w:basedOn w:val="a"/>
+    <w:link w:val="a7"/>
+    <w:uiPriority w:val="99"/>
+    <w:unhideWhenUsed/>
+    <w:rsid w:val="00B66A17"/>
+    <w:pPr>
+      <w:tabs>
+        <w:tab w:val="center" w:pos="4677"/>
+        <w:tab w:val="right" w:pos="9355"/>
+      </w:tabs>
+      <w:spacing w:after="0" w:line="240" w:lineRule="auto"/>
+    </w:pPr>
+  </w:style>
+  <w:style w:type="character" w:customStyle="1" w:styleId="a7">
+    <w:name w:val="Верхний колонтитул Знак"/>
+    <w:basedOn w:val="a0"/>
+    <w:link w:val="a6"/>
+    <w:uiPriority w:val="99"/>
+    <w:rsid w:val="00B66A17"/>
+  </w:style>
+  <w:style w:type="paragraph" w:styleId="a8">
+    <w:name w:val="footer"/>
+    <w:basedOn w:val="a"/>
+    <w:link w:val="a9"/>
+    <w:uiPriority w:val="99"/>
+    <w:unhideWhenUsed/>
+    <w:rsid w:val="00B66A17"/>
+    <w:pPr>
+      <w:tabs>
+        <w:tab w:val="center" w:pos="4677"/>
+        <w:tab w:val="right" w:pos="9355"/>
+      </w:tabs>
+      <w:spacing w:after="0" w:line="240" w:lineRule="auto"/>
+    </w:pPr>
+  </w:style>
+  <w:style w:type="character" w:customStyle="1" w:styleId="a9">
+    <w:name w:val="Нижний колонтитул Знак"/>
+    <w:basedOn w:val="a0"/>
+    <w:link w:val="a8"/>
+    <w:uiPriority w:val="99"/>
+    <w:rsid w:val="00B66A17"/>
   </w:style>
 </w:styles>
 </file>
@@ -30581,4 +33080,16 @@
     </a:ext>
   </a:extLst>
 </a:theme>
+</file>
+
+<file path=customXml/item1.xml><?xml version="1.0" encoding="utf-8"?>
+<b:Sources xmlns:b="http://schemas.openxmlformats.org/officeDocument/2006/bibliography" xmlns="http://schemas.openxmlformats.org/officeDocument/2006/bibliography" SelectedStyle="\APASixthEditionOfficeOnline.xsl" StyleName="APA" Version="6"/>
+</file>
+
+<file path=customXml/itemProps1.xml><?xml version="1.0" encoding="utf-8"?>
+<ds:datastoreItem xmlns:ds="http://schemas.openxmlformats.org/officeDocument/2006/customXml" ds:itemID="{962828D1-9916-43A1-A55C-12E4C0519FC2}">
+  <ds:schemaRefs>
+    <ds:schemaRef ds:uri="http://schemas.openxmlformats.org/officeDocument/2006/bibliography"/>
+  </ds:schemaRefs>
+</ds:datastoreItem>
 </file>